--- a/docs/freelance_electronics_engineer_brief.docx
+++ b/docs/freelance_electronics_engineer_brief.docx
@@ -16,7 +16,61 @@
           <w:b/>
           <w:sz w:val="32"/>
         </w:rPr>
-        <w:t>Freelance Electronics Engineer EasyEDA Redesign and Prototype Validation</w:t>
+        <w:t xml:space="preserve">Freelance Electronics </w:t>
+      </w:r>
+      <w:proofErr w:type="spellStart"/>
+      <w:r>
+        <w:rPr>
+          <w:rFonts w:ascii="Helvetica" w:hAnsi="Helvetica" w:cs="Helvetica"/>
+          <w:b/>
+          <w:sz w:val="32"/>
+        </w:rPr>
+        <w:t>Engineer</w:t>
+      </w:r>
+      <w:proofErr w:type="spellEnd"/>
+      <w:r>
+        <w:rPr>
+          <w:rFonts w:ascii="Helvetica" w:hAnsi="Helvetica" w:cs="Helvetica"/>
+          <w:b/>
+          <w:sz w:val="32"/>
+        </w:rPr>
+        <w:t xml:space="preserve"> </w:t>
+      </w:r>
+      <w:proofErr w:type="spellStart"/>
+      <w:r>
+        <w:rPr>
+          <w:rFonts w:ascii="Helvetica" w:hAnsi="Helvetica" w:cs="Helvetica"/>
+          <w:b/>
+          <w:sz w:val="32"/>
+        </w:rPr>
+        <w:t>EasyEDA</w:t>
+      </w:r>
+      <w:proofErr w:type="spellEnd"/>
+      <w:r>
+        <w:rPr>
+          <w:rFonts w:ascii="Helvetica" w:hAnsi="Helvetica" w:cs="Helvetica"/>
+          <w:b/>
+          <w:sz w:val="32"/>
+        </w:rPr>
+        <w:t xml:space="preserve"> </w:t>
+      </w:r>
+      <w:proofErr w:type="spellStart"/>
+      <w:r>
+        <w:rPr>
+          <w:rFonts w:ascii="Helvetica" w:hAnsi="Helvetica" w:cs="Helvetica"/>
+          <w:b/>
+          <w:sz w:val="32"/>
+        </w:rPr>
+        <w:t>Redesign</w:t>
+      </w:r>
+      <w:proofErr w:type="spellEnd"/>
+      <w:r>
+        <w:rPr>
+          <w:rFonts w:ascii="Helvetica" w:hAnsi="Helvetica" w:cs="Helvetica"/>
+          <w:b/>
+          <w:sz w:val="32"/>
+        </w:rPr>
+        <w:t xml:space="preserve"> and Prototype Validation</w:t>
       </w:r>
     </w:p>
     <w:p>
@@ -46,8 +100,18 @@
           <w:b/>
           <w:sz w:val="22"/>
         </w:rPr>
-        <w:t>Project overview</w:t>
-      </w:r>
+        <w:t xml:space="preserve">Project </w:t>
+      </w:r>
+      <w:proofErr w:type="spellStart"/>
+      <w:r>
+        <w:rPr>
+          <w:rFonts w:ascii="Helvetica" w:hAnsi="Helvetica" w:cs="Helvetica"/>
+          <w:b/>
+          <w:sz w:val="22"/>
+        </w:rPr>
+        <w:t>overview</w:t>
+      </w:r>
+      <w:proofErr w:type="spellEnd"/>
     </w:p>
     <w:p>
       <w:r>
@@ -55,7 +119,215 @@
           <w:rFonts w:ascii="Helvetica" w:hAnsi="Helvetica" w:cs="Helvetica"/>
           <w:sz w:val="22"/>
         </w:rPr>
-        <w:t xml:space="preserve">I am looking for an electronics engineer to redesign and industrialize an existing ESP32-based controller PCB. The current PCB is functional but unreliable, with intermittent Ethernet startup </w:t>
+        <w:t xml:space="preserve">I </w:t>
+      </w:r>
+      <w:proofErr w:type="spellStart"/>
+      <w:r>
+        <w:rPr>
+          <w:rFonts w:ascii="Helvetica" w:hAnsi="Helvetica" w:cs="Helvetica"/>
+          <w:sz w:val="22"/>
+        </w:rPr>
+        <w:t>am</w:t>
+      </w:r>
+      <w:proofErr w:type="spellEnd"/>
+      <w:r>
+        <w:rPr>
+          <w:rFonts w:ascii="Helvetica" w:hAnsi="Helvetica" w:cs="Helvetica"/>
+          <w:sz w:val="22"/>
+        </w:rPr>
+        <w:t xml:space="preserve"> </w:t>
+      </w:r>
+      <w:proofErr w:type="spellStart"/>
+      <w:r>
+        <w:rPr>
+          <w:rFonts w:ascii="Helvetica" w:hAnsi="Helvetica" w:cs="Helvetica"/>
+          <w:sz w:val="22"/>
+        </w:rPr>
+        <w:t>looking</w:t>
+      </w:r>
+      <w:proofErr w:type="spellEnd"/>
+      <w:r>
+        <w:rPr>
+          <w:rFonts w:ascii="Helvetica" w:hAnsi="Helvetica" w:cs="Helvetica"/>
+          <w:sz w:val="22"/>
+        </w:rPr>
+        <w:t xml:space="preserve"> for an </w:t>
+      </w:r>
+      <w:proofErr w:type="spellStart"/>
+      <w:r>
+        <w:rPr>
+          <w:rFonts w:ascii="Helvetica" w:hAnsi="Helvetica" w:cs="Helvetica"/>
+          <w:sz w:val="22"/>
+        </w:rPr>
+        <w:t>electronics</w:t>
+      </w:r>
+      <w:proofErr w:type="spellEnd"/>
+      <w:r>
+        <w:rPr>
+          <w:rFonts w:ascii="Helvetica" w:hAnsi="Helvetica" w:cs="Helvetica"/>
+          <w:sz w:val="22"/>
+        </w:rPr>
+        <w:t xml:space="preserve"> </w:t>
+      </w:r>
+      <w:proofErr w:type="spellStart"/>
+      <w:r>
+        <w:rPr>
+          <w:rFonts w:ascii="Helvetica" w:hAnsi="Helvetica" w:cs="Helvetica"/>
+          <w:sz w:val="22"/>
+        </w:rPr>
+        <w:t>engineer</w:t>
+      </w:r>
+      <w:proofErr w:type="spellEnd"/>
+      <w:r>
+        <w:rPr>
+          <w:rFonts w:ascii="Helvetica" w:hAnsi="Helvetica" w:cs="Helvetica"/>
+          <w:sz w:val="22"/>
+        </w:rPr>
+        <w:t xml:space="preserve"> to </w:t>
+      </w:r>
+      <w:proofErr w:type="spellStart"/>
+      <w:r>
+        <w:rPr>
+          <w:rFonts w:ascii="Helvetica" w:hAnsi="Helvetica" w:cs="Helvetica"/>
+          <w:sz w:val="22"/>
+        </w:rPr>
+        <w:t>redesign</w:t>
+      </w:r>
+      <w:proofErr w:type="spellEnd"/>
+      <w:r>
+        <w:rPr>
+          <w:rFonts w:ascii="Helvetica" w:hAnsi="Helvetica" w:cs="Helvetica"/>
+          <w:sz w:val="22"/>
+        </w:rPr>
+        <w:t xml:space="preserve"> and </w:t>
+      </w:r>
+      <w:proofErr w:type="spellStart"/>
+      <w:r>
+        <w:rPr>
+          <w:rFonts w:ascii="Helvetica" w:hAnsi="Helvetica" w:cs="Helvetica"/>
+          <w:sz w:val="22"/>
+        </w:rPr>
+        <w:t>industrialize</w:t>
+      </w:r>
+      <w:proofErr w:type="spellEnd"/>
+      <w:r>
+        <w:rPr>
+          <w:rFonts w:ascii="Helvetica" w:hAnsi="Helvetica" w:cs="Helvetica"/>
+          <w:sz w:val="22"/>
+        </w:rPr>
+        <w:t xml:space="preserve"> an </w:t>
+      </w:r>
+      <w:proofErr w:type="spellStart"/>
+      <w:r>
+        <w:rPr>
+          <w:rFonts w:ascii="Helvetica" w:hAnsi="Helvetica" w:cs="Helvetica"/>
+          <w:sz w:val="22"/>
+        </w:rPr>
+        <w:t>existing</w:t>
+      </w:r>
+      <w:proofErr w:type="spellEnd"/>
+      <w:r>
+        <w:rPr>
+          <w:rFonts w:ascii="Helvetica" w:hAnsi="Helvetica" w:cs="Helvetica"/>
+          <w:sz w:val="22"/>
+        </w:rPr>
+        <w:t xml:space="preserve"> ESP32-based </w:t>
+      </w:r>
+      <w:proofErr w:type="spellStart"/>
+      <w:r>
+        <w:rPr>
+          <w:rFonts w:ascii="Helvetica" w:hAnsi="Helvetica" w:cs="Helvetica"/>
+          <w:sz w:val="22"/>
+        </w:rPr>
+        <w:t>controller</w:t>
+      </w:r>
+      <w:proofErr w:type="spellEnd"/>
+      <w:r>
+        <w:rPr>
+          <w:rFonts w:ascii="Helvetica" w:hAnsi="Helvetica" w:cs="Helvetica"/>
+          <w:sz w:val="22"/>
+        </w:rPr>
+        <w:t xml:space="preserve"> PCB. The </w:t>
+      </w:r>
+      <w:proofErr w:type="spellStart"/>
+      <w:r>
+        <w:rPr>
+          <w:rFonts w:ascii="Helvetica" w:hAnsi="Helvetica" w:cs="Helvetica"/>
+          <w:sz w:val="22"/>
+        </w:rPr>
+        <w:t>current</w:t>
+      </w:r>
+      <w:proofErr w:type="spellEnd"/>
+      <w:r>
+        <w:rPr>
+          <w:rFonts w:ascii="Helvetica" w:hAnsi="Helvetica" w:cs="Helvetica"/>
+          <w:sz w:val="22"/>
+        </w:rPr>
+        <w:t xml:space="preserve"> PCB </w:t>
+      </w:r>
+      <w:proofErr w:type="spellStart"/>
+      <w:r>
+        <w:rPr>
+          <w:rFonts w:ascii="Helvetica" w:hAnsi="Helvetica" w:cs="Helvetica"/>
+          <w:sz w:val="22"/>
+        </w:rPr>
+        <w:t>is</w:t>
+      </w:r>
+      <w:proofErr w:type="spellEnd"/>
+      <w:r>
+        <w:rPr>
+          <w:rFonts w:ascii="Helvetica" w:hAnsi="Helvetica" w:cs="Helvetica"/>
+          <w:sz w:val="22"/>
+        </w:rPr>
+        <w:t xml:space="preserve"> </w:t>
+      </w:r>
+      <w:proofErr w:type="spellStart"/>
+      <w:r>
+        <w:rPr>
+          <w:rFonts w:ascii="Helvetica" w:hAnsi="Helvetica" w:cs="Helvetica"/>
+          <w:sz w:val="22"/>
+        </w:rPr>
+        <w:t>functional</w:t>
+      </w:r>
+      <w:proofErr w:type="spellEnd"/>
+      <w:r>
+        <w:rPr>
+          <w:rFonts w:ascii="Helvetica" w:hAnsi="Helvetica" w:cs="Helvetica"/>
+          <w:sz w:val="22"/>
+        </w:rPr>
+        <w:t xml:space="preserve"> but </w:t>
+      </w:r>
+      <w:proofErr w:type="spellStart"/>
+      <w:r>
+        <w:rPr>
+          <w:rFonts w:ascii="Helvetica" w:hAnsi="Helvetica" w:cs="Helvetica"/>
+          <w:sz w:val="22"/>
+        </w:rPr>
+        <w:t>unreliable</w:t>
+      </w:r>
+      <w:proofErr w:type="spellEnd"/>
+      <w:r>
+        <w:rPr>
+          <w:rFonts w:ascii="Helvetica" w:hAnsi="Helvetica" w:cs="Helvetica"/>
+          <w:sz w:val="22"/>
+        </w:rPr>
+        <w:t xml:space="preserve">, </w:t>
+      </w:r>
+      <w:proofErr w:type="spellStart"/>
+      <w:r>
+        <w:rPr>
+          <w:rFonts w:ascii="Helvetica" w:hAnsi="Helvetica" w:cs="Helvetica"/>
+          <w:sz w:val="22"/>
+        </w:rPr>
+        <w:t>with</w:t>
+      </w:r>
+      <w:proofErr w:type="spellEnd"/>
+      <w:r>
+        <w:rPr>
+          <w:rFonts w:ascii="Helvetica" w:hAnsi="Helvetica" w:cs="Helvetica"/>
+          <w:sz w:val="22"/>
+        </w:rPr>
+        <w:t xml:space="preserve"> intermittent Ethernet startup </w:t>
       </w:r>
       <w:r>
         <w:rPr>
@@ -64,12 +336,117 @@
         </w:rPr>
         <w:t xml:space="preserve">initialisation </w:t>
       </w:r>
-      <w:r>
-        <w:rPr>
-          <w:rFonts w:ascii="Helvetica" w:hAnsi="Helvetica" w:cs="Helvetica"/>
-          <w:sz w:val="22"/>
-        </w:rPr>
-        <w:t>failures, sensitivity to nearby conductive objects, and suspected ground-return, power, reset, and SPI signal-integrity issues.</w:t>
+      <w:proofErr w:type="spellStart"/>
+      <w:r>
+        <w:rPr>
+          <w:rFonts w:ascii="Helvetica" w:hAnsi="Helvetica" w:cs="Helvetica"/>
+          <w:sz w:val="22"/>
+        </w:rPr>
+        <w:t>failures</w:t>
+      </w:r>
+      <w:proofErr w:type="spellEnd"/>
+      <w:r>
+        <w:rPr>
+          <w:rFonts w:ascii="Helvetica" w:hAnsi="Helvetica" w:cs="Helvetica"/>
+          <w:sz w:val="22"/>
+        </w:rPr>
+        <w:t xml:space="preserve">, </w:t>
+      </w:r>
+      <w:proofErr w:type="spellStart"/>
+      <w:r>
+        <w:rPr>
+          <w:rFonts w:ascii="Helvetica" w:hAnsi="Helvetica" w:cs="Helvetica"/>
+          <w:sz w:val="22"/>
+        </w:rPr>
+        <w:t>sensitivity</w:t>
+      </w:r>
+      <w:proofErr w:type="spellEnd"/>
+      <w:r>
+        <w:rPr>
+          <w:rFonts w:ascii="Helvetica" w:hAnsi="Helvetica" w:cs="Helvetica"/>
+          <w:sz w:val="22"/>
+        </w:rPr>
+        <w:t xml:space="preserve"> to </w:t>
+      </w:r>
+      <w:proofErr w:type="spellStart"/>
+      <w:r>
+        <w:rPr>
+          <w:rFonts w:ascii="Helvetica" w:hAnsi="Helvetica" w:cs="Helvetica"/>
+          <w:sz w:val="22"/>
+        </w:rPr>
+        <w:t>nearby</w:t>
+      </w:r>
+      <w:proofErr w:type="spellEnd"/>
+      <w:r>
+        <w:rPr>
+          <w:rFonts w:ascii="Helvetica" w:hAnsi="Helvetica" w:cs="Helvetica"/>
+          <w:sz w:val="22"/>
+        </w:rPr>
+        <w:t xml:space="preserve"> conductive </w:t>
+      </w:r>
+      <w:proofErr w:type="spellStart"/>
+      <w:r>
+        <w:rPr>
+          <w:rFonts w:ascii="Helvetica" w:hAnsi="Helvetica" w:cs="Helvetica"/>
+          <w:sz w:val="22"/>
+        </w:rPr>
+        <w:t>objects</w:t>
+      </w:r>
+      <w:proofErr w:type="spellEnd"/>
+      <w:r>
+        <w:rPr>
+          <w:rFonts w:ascii="Helvetica" w:hAnsi="Helvetica" w:cs="Helvetica"/>
+          <w:sz w:val="22"/>
+        </w:rPr>
+        <w:t xml:space="preserve">, and </w:t>
+      </w:r>
+      <w:proofErr w:type="spellStart"/>
+      <w:r>
+        <w:rPr>
+          <w:rFonts w:ascii="Helvetica" w:hAnsi="Helvetica" w:cs="Helvetica"/>
+          <w:sz w:val="22"/>
+        </w:rPr>
+        <w:t>suspected</w:t>
+      </w:r>
+      <w:proofErr w:type="spellEnd"/>
+      <w:r>
+        <w:rPr>
+          <w:rFonts w:ascii="Helvetica" w:hAnsi="Helvetica" w:cs="Helvetica"/>
+          <w:sz w:val="22"/>
+        </w:rPr>
+        <w:t xml:space="preserve"> </w:t>
+      </w:r>
+      <w:proofErr w:type="spellStart"/>
+      <w:r>
+        <w:rPr>
+          <w:rFonts w:ascii="Helvetica" w:hAnsi="Helvetica" w:cs="Helvetica"/>
+          <w:sz w:val="22"/>
+        </w:rPr>
+        <w:t>ground</w:t>
+      </w:r>
+      <w:proofErr w:type="spellEnd"/>
+      <w:r>
+        <w:rPr>
+          <w:rFonts w:ascii="Helvetica" w:hAnsi="Helvetica" w:cs="Helvetica"/>
+          <w:sz w:val="22"/>
+        </w:rPr>
+        <w:t>-return, power, reset, and SPI signal-</w:t>
+      </w:r>
+      <w:proofErr w:type="spellStart"/>
+      <w:r>
+        <w:rPr>
+          <w:rFonts w:ascii="Helvetica" w:hAnsi="Helvetica" w:cs="Helvetica"/>
+          <w:sz w:val="22"/>
+        </w:rPr>
+        <w:t>integrity</w:t>
+      </w:r>
+      <w:proofErr w:type="spellEnd"/>
+      <w:r>
+        <w:rPr>
+          <w:rFonts w:ascii="Helvetica" w:hAnsi="Helvetica" w:cs="Helvetica"/>
+          <w:sz w:val="22"/>
+        </w:rPr>
+        <w:t xml:space="preserve"> issues.</w:t>
       </w:r>
     </w:p>
     <w:p/>
@@ -89,8 +466,122 @@
           <w:rFonts w:ascii="Helvetica" w:hAnsi="Helvetica" w:cs="Helvetica"/>
           <w:sz w:val="22"/>
         </w:rPr>
-        <w:t>The product is a compact, battery-powered footswitch controller based on an ESP32 module. It includes:</w:t>
-      </w:r>
+        <w:t xml:space="preserve">The </w:t>
+      </w:r>
+      <w:proofErr w:type="spellStart"/>
+      <w:r>
+        <w:rPr>
+          <w:rFonts w:ascii="Helvetica" w:hAnsi="Helvetica" w:cs="Helvetica"/>
+          <w:sz w:val="22"/>
+        </w:rPr>
+        <w:t>product</w:t>
+      </w:r>
+      <w:proofErr w:type="spellEnd"/>
+      <w:r>
+        <w:rPr>
+          <w:rFonts w:ascii="Helvetica" w:hAnsi="Helvetica" w:cs="Helvetica"/>
+          <w:sz w:val="22"/>
+        </w:rPr>
+        <w:t xml:space="preserve"> </w:t>
+      </w:r>
+      <w:proofErr w:type="spellStart"/>
+      <w:r>
+        <w:rPr>
+          <w:rFonts w:ascii="Helvetica" w:hAnsi="Helvetica" w:cs="Helvetica"/>
+          <w:sz w:val="22"/>
+        </w:rPr>
+        <w:t>is</w:t>
+      </w:r>
+      <w:proofErr w:type="spellEnd"/>
+      <w:r>
+        <w:rPr>
+          <w:rFonts w:ascii="Helvetica" w:hAnsi="Helvetica" w:cs="Helvetica"/>
+          <w:sz w:val="22"/>
+        </w:rPr>
+        <w:t xml:space="preserve"> a compact, </w:t>
+      </w:r>
+      <w:proofErr w:type="spellStart"/>
+      <w:r>
+        <w:rPr>
+          <w:rFonts w:ascii="Helvetica" w:hAnsi="Helvetica" w:cs="Helvetica"/>
+          <w:sz w:val="22"/>
+        </w:rPr>
+        <w:t>battery-powered</w:t>
+      </w:r>
+      <w:proofErr w:type="spellEnd"/>
+      <w:r>
+        <w:rPr>
+          <w:rFonts w:ascii="Helvetica" w:hAnsi="Helvetica" w:cs="Helvetica"/>
+          <w:sz w:val="22"/>
+        </w:rPr>
+        <w:t xml:space="preserve"> </w:t>
+      </w:r>
+      <w:proofErr w:type="spellStart"/>
+      <w:r>
+        <w:rPr>
+          <w:rFonts w:ascii="Helvetica" w:hAnsi="Helvetica" w:cs="Helvetica"/>
+          <w:sz w:val="22"/>
+        </w:rPr>
+        <w:t>footswitch</w:t>
+      </w:r>
+      <w:proofErr w:type="spellEnd"/>
+      <w:r>
+        <w:rPr>
+          <w:rFonts w:ascii="Helvetica" w:hAnsi="Helvetica" w:cs="Helvetica"/>
+          <w:sz w:val="22"/>
+        </w:rPr>
+        <w:t xml:space="preserve"> </w:t>
+      </w:r>
+      <w:proofErr w:type="spellStart"/>
+      <w:r>
+        <w:rPr>
+          <w:rFonts w:ascii="Helvetica" w:hAnsi="Helvetica" w:cs="Helvetica"/>
+          <w:sz w:val="22"/>
+        </w:rPr>
+        <w:t>controller</w:t>
+      </w:r>
+      <w:proofErr w:type="spellEnd"/>
+      <w:r>
+        <w:rPr>
+          <w:rFonts w:ascii="Helvetica" w:hAnsi="Helvetica" w:cs="Helvetica"/>
+          <w:sz w:val="22"/>
+        </w:rPr>
+        <w:t xml:space="preserve"> </w:t>
+      </w:r>
+      <w:proofErr w:type="spellStart"/>
+      <w:r>
+        <w:rPr>
+          <w:rFonts w:ascii="Helvetica" w:hAnsi="Helvetica" w:cs="Helvetica"/>
+          <w:sz w:val="22"/>
+        </w:rPr>
+        <w:t>based</w:t>
+      </w:r>
+      <w:proofErr w:type="spellEnd"/>
+      <w:r>
+        <w:rPr>
+          <w:rFonts w:ascii="Helvetica" w:hAnsi="Helvetica" w:cs="Helvetica"/>
+          <w:sz w:val="22"/>
+        </w:rPr>
+        <w:t xml:space="preserve"> on an ESP32 module. It </w:t>
+      </w:r>
+      <w:proofErr w:type="spellStart"/>
+      <w:proofErr w:type="gramStart"/>
+      <w:r>
+        <w:rPr>
+          <w:rFonts w:ascii="Helvetica" w:hAnsi="Helvetica" w:cs="Helvetica"/>
+          <w:sz w:val="22"/>
+        </w:rPr>
+        <w:t>includes</w:t>
+      </w:r>
+      <w:proofErr w:type="spellEnd"/>
+      <w:r>
+        <w:rPr>
+          <w:rFonts w:ascii="Helvetica" w:hAnsi="Helvetica" w:cs="Helvetica"/>
+          <w:sz w:val="22"/>
+        </w:rPr>
+        <w:t>:</w:t>
+      </w:r>
+      <w:proofErr w:type="gramEnd"/>
     </w:p>
     <w:p>
       <w:pPr>
@@ -100,12 +591,117 @@
           <w:numId w:val="1"/>
         </w:numPr>
       </w:pPr>
-      <w:r>
-        <w:rPr>
-          <w:rFonts w:ascii="Helvetica" w:hAnsi="Helvetica" w:cs="Helvetica"/>
-          <w:sz w:val="22"/>
-        </w:rPr>
-        <w:t>Three analog footswitch/button inputs using resistor-ladder detection.</w:t>
+      <w:proofErr w:type="spellStart"/>
+      <w:r>
+        <w:rPr>
+          <w:rFonts w:ascii="Helvetica" w:hAnsi="Helvetica" w:cs="Helvetica"/>
+          <w:sz w:val="22"/>
+        </w:rPr>
+        <w:t>Three</w:t>
+      </w:r>
+      <w:proofErr w:type="spellEnd"/>
+      <w:r>
+        <w:rPr>
+          <w:rFonts w:ascii="Helvetica" w:hAnsi="Helvetica" w:cs="Helvetica"/>
+          <w:sz w:val="22"/>
+        </w:rPr>
+        <w:t xml:space="preserve"> </w:t>
+      </w:r>
+      <w:proofErr w:type="spellStart"/>
+      <w:r>
+        <w:rPr>
+          <w:rFonts w:ascii="Helvetica" w:hAnsi="Helvetica" w:cs="Helvetica"/>
+          <w:sz w:val="22"/>
+        </w:rPr>
+        <w:t>analog</w:t>
+      </w:r>
+      <w:proofErr w:type="spellEnd"/>
+      <w:r>
+        <w:rPr>
+          <w:rFonts w:ascii="Helvetica" w:hAnsi="Helvetica" w:cs="Helvetica"/>
+          <w:sz w:val="22"/>
+        </w:rPr>
+        <w:t xml:space="preserve"> </w:t>
+      </w:r>
+      <w:proofErr w:type="spellStart"/>
+      <w:r>
+        <w:rPr>
+          <w:rFonts w:ascii="Helvetica" w:hAnsi="Helvetica" w:cs="Helvetica"/>
+          <w:sz w:val="22"/>
+        </w:rPr>
+        <w:t>footswitch</w:t>
+      </w:r>
+      <w:proofErr w:type="spellEnd"/>
+      <w:r>
+        <w:rPr>
+          <w:rFonts w:ascii="Helvetica" w:hAnsi="Helvetica" w:cs="Helvetica"/>
+          <w:sz w:val="22"/>
+        </w:rPr>
+        <w:t>/</w:t>
+      </w:r>
+      <w:proofErr w:type="spellStart"/>
+      <w:r>
+        <w:rPr>
+          <w:rFonts w:ascii="Helvetica" w:hAnsi="Helvetica" w:cs="Helvetica"/>
+          <w:sz w:val="22"/>
+        </w:rPr>
+        <w:t>button</w:t>
+      </w:r>
+      <w:proofErr w:type="spellEnd"/>
+      <w:r>
+        <w:rPr>
+          <w:rFonts w:ascii="Helvetica" w:hAnsi="Helvetica" w:cs="Helvetica"/>
+          <w:sz w:val="22"/>
+        </w:rPr>
+        <w:t xml:space="preserve"> inputs </w:t>
+      </w:r>
+      <w:proofErr w:type="spellStart"/>
+      <w:r>
+        <w:rPr>
+          <w:rFonts w:ascii="Helvetica" w:hAnsi="Helvetica" w:cs="Helvetica"/>
+          <w:sz w:val="22"/>
+        </w:rPr>
+        <w:t>using</w:t>
+      </w:r>
+      <w:proofErr w:type="spellEnd"/>
+      <w:r>
+        <w:rPr>
+          <w:rFonts w:ascii="Helvetica" w:hAnsi="Helvetica" w:cs="Helvetica"/>
+          <w:sz w:val="22"/>
+        </w:rPr>
+        <w:t xml:space="preserve"> </w:t>
+      </w:r>
+      <w:proofErr w:type="spellStart"/>
+      <w:r>
+        <w:rPr>
+          <w:rFonts w:ascii="Helvetica" w:hAnsi="Helvetica" w:cs="Helvetica"/>
+          <w:sz w:val="22"/>
+        </w:rPr>
+        <w:t>resistor</w:t>
+      </w:r>
+      <w:proofErr w:type="spellEnd"/>
+      <w:r>
+        <w:rPr>
+          <w:rFonts w:ascii="Helvetica" w:hAnsi="Helvetica" w:cs="Helvetica"/>
+          <w:sz w:val="22"/>
+        </w:rPr>
+        <w:t xml:space="preserve">-ladder </w:t>
+      </w:r>
+      <w:proofErr w:type="spellStart"/>
+      <w:r>
+        <w:rPr>
+          <w:rFonts w:ascii="Helvetica" w:hAnsi="Helvetica" w:cs="Helvetica"/>
+          <w:sz w:val="22"/>
+        </w:rPr>
+        <w:t>detection</w:t>
+      </w:r>
+      <w:proofErr w:type="spellEnd"/>
+      <w:r>
+        <w:rPr>
+          <w:rFonts w:ascii="Helvetica" w:hAnsi="Helvetica" w:cs="Helvetica"/>
+          <w:sz w:val="22"/>
+        </w:rPr>
+        <w:t>.</w:t>
       </w:r>
     </w:p>
     <w:p>
@@ -121,7 +717,55 @@
           <w:rFonts w:ascii="Helvetica" w:hAnsi="Helvetica" w:cs="Helvetica"/>
           <w:sz w:val="22"/>
         </w:rPr>
-        <w:t>One dedicated digital push button for power-on, shutdown, and startup control.</w:t>
+        <w:t xml:space="preserve">One </w:t>
+      </w:r>
+      <w:proofErr w:type="spellStart"/>
+      <w:r>
+        <w:rPr>
+          <w:rFonts w:ascii="Helvetica" w:hAnsi="Helvetica" w:cs="Helvetica"/>
+          <w:sz w:val="22"/>
+        </w:rPr>
+        <w:t>dedicated</w:t>
+      </w:r>
+      <w:proofErr w:type="spellEnd"/>
+      <w:r>
+        <w:rPr>
+          <w:rFonts w:ascii="Helvetica" w:hAnsi="Helvetica" w:cs="Helvetica"/>
+          <w:sz w:val="22"/>
+        </w:rPr>
+        <w:t xml:space="preserve"> digital push </w:t>
+      </w:r>
+      <w:proofErr w:type="spellStart"/>
+      <w:r>
+        <w:rPr>
+          <w:rFonts w:ascii="Helvetica" w:hAnsi="Helvetica" w:cs="Helvetica"/>
+          <w:sz w:val="22"/>
+        </w:rPr>
+        <w:t>button</w:t>
+      </w:r>
+      <w:proofErr w:type="spellEnd"/>
+      <w:r>
+        <w:rPr>
+          <w:rFonts w:ascii="Helvetica" w:hAnsi="Helvetica" w:cs="Helvetica"/>
+          <w:sz w:val="22"/>
+        </w:rPr>
+        <w:t xml:space="preserve"> for power-on, </w:t>
+      </w:r>
+      <w:proofErr w:type="spellStart"/>
+      <w:r>
+        <w:rPr>
+          <w:rFonts w:ascii="Helvetica" w:hAnsi="Helvetica" w:cs="Helvetica"/>
+          <w:sz w:val="22"/>
+        </w:rPr>
+        <w:t>shutdown</w:t>
+      </w:r>
+      <w:proofErr w:type="spellEnd"/>
+      <w:r>
+        <w:rPr>
+          <w:rFonts w:ascii="Helvetica" w:hAnsi="Helvetica" w:cs="Helvetica"/>
+          <w:sz w:val="22"/>
+        </w:rPr>
+        <w:t>, and startup control.</w:t>
       </w:r>
     </w:p>
     <w:p>
@@ -153,7 +797,39 @@
           <w:rFonts w:ascii="Helvetica" w:hAnsi="Helvetica" w:cs="Helvetica"/>
           <w:sz w:val="22"/>
         </w:rPr>
-        <w:t>A W5500 Ethernet interface for wired network connectivity.</w:t>
+        <w:t xml:space="preserve">A W5500 Ethernet interface for </w:t>
+      </w:r>
+      <w:proofErr w:type="spellStart"/>
+      <w:r>
+        <w:rPr>
+          <w:rFonts w:ascii="Helvetica" w:hAnsi="Helvetica" w:cs="Helvetica"/>
+          <w:sz w:val="22"/>
+        </w:rPr>
+        <w:t>wired</w:t>
+      </w:r>
+      <w:proofErr w:type="spellEnd"/>
+      <w:r>
+        <w:rPr>
+          <w:rFonts w:ascii="Helvetica" w:hAnsi="Helvetica" w:cs="Helvetica"/>
+          <w:sz w:val="22"/>
+        </w:rPr>
+        <w:t xml:space="preserve"> network </w:t>
+      </w:r>
+      <w:proofErr w:type="spellStart"/>
+      <w:r>
+        <w:rPr>
+          <w:rFonts w:ascii="Helvetica" w:hAnsi="Helvetica" w:cs="Helvetica"/>
+          <w:sz w:val="22"/>
+        </w:rPr>
+        <w:t>connectivity</w:t>
+      </w:r>
+      <w:proofErr w:type="spellEnd"/>
+      <w:r>
+        <w:rPr>
+          <w:rFonts w:ascii="Helvetica" w:hAnsi="Helvetica" w:cs="Helvetica"/>
+          <w:sz w:val="22"/>
+        </w:rPr>
+        <w:t>.</w:t>
       </w:r>
     </w:p>
     <w:p>
@@ -169,7 +845,55 @@
           <w:rFonts w:ascii="Helvetica" w:hAnsi="Helvetica" w:cs="Helvetica"/>
           <w:sz w:val="22"/>
         </w:rPr>
-        <w:t>USB connectivity for power, debugging, firmware updates, and configuration.</w:t>
+        <w:t xml:space="preserve">USB </w:t>
+      </w:r>
+      <w:proofErr w:type="spellStart"/>
+      <w:r>
+        <w:rPr>
+          <w:rFonts w:ascii="Helvetica" w:hAnsi="Helvetica" w:cs="Helvetica"/>
+          <w:sz w:val="22"/>
+        </w:rPr>
+        <w:t>connectivity</w:t>
+      </w:r>
+      <w:proofErr w:type="spellEnd"/>
+      <w:r>
+        <w:rPr>
+          <w:rFonts w:ascii="Helvetica" w:hAnsi="Helvetica" w:cs="Helvetica"/>
+          <w:sz w:val="22"/>
+        </w:rPr>
+        <w:t xml:space="preserve"> for power, </w:t>
+      </w:r>
+      <w:proofErr w:type="spellStart"/>
+      <w:r>
+        <w:rPr>
+          <w:rFonts w:ascii="Helvetica" w:hAnsi="Helvetica" w:cs="Helvetica"/>
+          <w:sz w:val="22"/>
+        </w:rPr>
+        <w:t>debugging</w:t>
+      </w:r>
+      <w:proofErr w:type="spellEnd"/>
+      <w:r>
+        <w:rPr>
+          <w:rFonts w:ascii="Helvetica" w:hAnsi="Helvetica" w:cs="Helvetica"/>
+          <w:sz w:val="22"/>
+        </w:rPr>
+        <w:t xml:space="preserve">, </w:t>
+      </w:r>
+      <w:proofErr w:type="spellStart"/>
+      <w:r>
+        <w:rPr>
+          <w:rFonts w:ascii="Helvetica" w:hAnsi="Helvetica" w:cs="Helvetica"/>
+          <w:sz w:val="22"/>
+        </w:rPr>
+        <w:t>firmware</w:t>
+      </w:r>
+      <w:proofErr w:type="spellEnd"/>
+      <w:r>
+        <w:rPr>
+          <w:rFonts w:ascii="Helvetica" w:hAnsi="Helvetica" w:cs="Helvetica"/>
+          <w:sz w:val="22"/>
+        </w:rPr>
+        <w:t xml:space="preserve"> updates, and configuration.</w:t>
       </w:r>
     </w:p>
     <w:p>
@@ -185,7 +909,87 @@
           <w:rFonts w:ascii="Helvetica" w:hAnsi="Helvetica" w:cs="Helvetica"/>
           <w:sz w:val="22"/>
         </w:rPr>
-        <w:t>Battery-powered operation with a controlled peripheral power rail.</w:t>
+        <w:t>Battery-</w:t>
+      </w:r>
+      <w:proofErr w:type="spellStart"/>
+      <w:r>
+        <w:rPr>
+          <w:rFonts w:ascii="Helvetica" w:hAnsi="Helvetica" w:cs="Helvetica"/>
+          <w:sz w:val="22"/>
+        </w:rPr>
+        <w:t>powered</w:t>
+      </w:r>
+      <w:proofErr w:type="spellEnd"/>
+      <w:r>
+        <w:rPr>
+          <w:rFonts w:ascii="Helvetica" w:hAnsi="Helvetica" w:cs="Helvetica"/>
+          <w:sz w:val="22"/>
+        </w:rPr>
+        <w:t xml:space="preserve"> </w:t>
+      </w:r>
+      <w:proofErr w:type="spellStart"/>
+      <w:r>
+        <w:rPr>
+          <w:rFonts w:ascii="Helvetica" w:hAnsi="Helvetica" w:cs="Helvetica"/>
+          <w:sz w:val="22"/>
+        </w:rPr>
+        <w:t>operation</w:t>
+      </w:r>
+      <w:proofErr w:type="spellEnd"/>
+      <w:r>
+        <w:rPr>
+          <w:rFonts w:ascii="Helvetica" w:hAnsi="Helvetica" w:cs="Helvetica"/>
+          <w:sz w:val="22"/>
+        </w:rPr>
+        <w:t xml:space="preserve"> </w:t>
+      </w:r>
+      <w:proofErr w:type="spellStart"/>
+      <w:r>
+        <w:rPr>
+          <w:rFonts w:ascii="Helvetica" w:hAnsi="Helvetica" w:cs="Helvetica"/>
+          <w:sz w:val="22"/>
+        </w:rPr>
+        <w:t>with</w:t>
+      </w:r>
+      <w:proofErr w:type="spellEnd"/>
+      <w:r>
+        <w:rPr>
+          <w:rFonts w:ascii="Helvetica" w:hAnsi="Helvetica" w:cs="Helvetica"/>
+          <w:sz w:val="22"/>
+        </w:rPr>
+        <w:t xml:space="preserve"> a </w:t>
+      </w:r>
+      <w:proofErr w:type="spellStart"/>
+      <w:r>
+        <w:rPr>
+          <w:rFonts w:ascii="Helvetica" w:hAnsi="Helvetica" w:cs="Helvetica"/>
+          <w:sz w:val="22"/>
+        </w:rPr>
+        <w:t>controlled</w:t>
+      </w:r>
+      <w:proofErr w:type="spellEnd"/>
+      <w:r>
+        <w:rPr>
+          <w:rFonts w:ascii="Helvetica" w:hAnsi="Helvetica" w:cs="Helvetica"/>
+          <w:sz w:val="22"/>
+        </w:rPr>
+        <w:t xml:space="preserve"> </w:t>
+      </w:r>
+      <w:proofErr w:type="spellStart"/>
+      <w:r>
+        <w:rPr>
+          <w:rFonts w:ascii="Helvetica" w:hAnsi="Helvetica" w:cs="Helvetica"/>
+          <w:sz w:val="22"/>
+        </w:rPr>
+        <w:t>peripheral</w:t>
+      </w:r>
+      <w:proofErr w:type="spellEnd"/>
+      <w:r>
+        <w:rPr>
+          <w:rFonts w:ascii="Helvetica" w:hAnsi="Helvetica" w:cs="Helvetica"/>
+          <w:sz w:val="22"/>
+        </w:rPr>
+        <w:t xml:space="preserve"> power rail.</w:t>
       </w:r>
     </w:p>
     <w:p>
@@ -201,7 +1005,55 @@
           <w:rFonts w:ascii="Helvetica" w:hAnsi="Helvetica" w:cs="Helvetica"/>
           <w:sz w:val="22"/>
         </w:rPr>
-        <w:t>A shared SPI bus between the TFT display and the W5500 Ethernet controller.</w:t>
+        <w:t xml:space="preserve">A </w:t>
+      </w:r>
+      <w:proofErr w:type="spellStart"/>
+      <w:r>
+        <w:rPr>
+          <w:rFonts w:ascii="Helvetica" w:hAnsi="Helvetica" w:cs="Helvetica"/>
+          <w:sz w:val="22"/>
+        </w:rPr>
+        <w:t>shared</w:t>
+      </w:r>
+      <w:proofErr w:type="spellEnd"/>
+      <w:r>
+        <w:rPr>
+          <w:rFonts w:ascii="Helvetica" w:hAnsi="Helvetica" w:cs="Helvetica"/>
+          <w:sz w:val="22"/>
+        </w:rPr>
+        <w:t xml:space="preserve"> SPI bus </w:t>
+      </w:r>
+      <w:proofErr w:type="spellStart"/>
+      <w:r>
+        <w:rPr>
+          <w:rFonts w:ascii="Helvetica" w:hAnsi="Helvetica" w:cs="Helvetica"/>
+          <w:sz w:val="22"/>
+        </w:rPr>
+        <w:t>between</w:t>
+      </w:r>
+      <w:proofErr w:type="spellEnd"/>
+      <w:r>
+        <w:rPr>
+          <w:rFonts w:ascii="Helvetica" w:hAnsi="Helvetica" w:cs="Helvetica"/>
+          <w:sz w:val="22"/>
+        </w:rPr>
+        <w:t xml:space="preserve"> the TFT display and the W5500 Ethernet </w:t>
+      </w:r>
+      <w:proofErr w:type="spellStart"/>
+      <w:r>
+        <w:rPr>
+          <w:rFonts w:ascii="Helvetica" w:hAnsi="Helvetica" w:cs="Helvetica"/>
+          <w:sz w:val="22"/>
+        </w:rPr>
+        <w:t>controller</w:t>
+      </w:r>
+      <w:proofErr w:type="spellEnd"/>
+      <w:r>
+        <w:rPr>
+          <w:rFonts w:ascii="Helvetica" w:hAnsi="Helvetica" w:cs="Helvetica"/>
+          <w:sz w:val="22"/>
+        </w:rPr>
+        <w:t>.</w:t>
       </w:r>
     </w:p>
     <w:p>
@@ -210,7 +1062,71 @@
           <w:rFonts w:ascii="Helvetica" w:hAnsi="Helvetica" w:cs="Helvetica"/>
           <w:sz w:val="22"/>
         </w:rPr>
-        <w:t xml:space="preserve">The design must operate reliably from both USB power and </w:t>
+        <w:t xml:space="preserve">The design must </w:t>
+      </w:r>
+      <w:proofErr w:type="spellStart"/>
+      <w:r>
+        <w:rPr>
+          <w:rFonts w:ascii="Helvetica" w:hAnsi="Helvetica" w:cs="Helvetica"/>
+          <w:sz w:val="22"/>
+        </w:rPr>
+        <w:t>operate</w:t>
+      </w:r>
+      <w:proofErr w:type="spellEnd"/>
+      <w:r>
+        <w:rPr>
+          <w:rFonts w:ascii="Helvetica" w:hAnsi="Helvetica" w:cs="Helvetica"/>
+          <w:sz w:val="22"/>
+        </w:rPr>
+        <w:t xml:space="preserve"> </w:t>
+      </w:r>
+      <w:proofErr w:type="spellStart"/>
+      <w:r>
+        <w:rPr>
+          <w:rFonts w:ascii="Helvetica" w:hAnsi="Helvetica" w:cs="Helvetica"/>
+          <w:sz w:val="22"/>
+        </w:rPr>
+        <w:t>reliably</w:t>
+      </w:r>
+      <w:proofErr w:type="spellEnd"/>
+      <w:r>
+        <w:rPr>
+          <w:rFonts w:ascii="Helvetica" w:hAnsi="Helvetica" w:cs="Helvetica"/>
+          <w:sz w:val="22"/>
+        </w:rPr>
+        <w:t xml:space="preserve"> </w:t>
+      </w:r>
+      <w:proofErr w:type="spellStart"/>
+      <w:r>
+        <w:rPr>
+          <w:rFonts w:ascii="Helvetica" w:hAnsi="Helvetica" w:cs="Helvetica"/>
+          <w:sz w:val="22"/>
+        </w:rPr>
+        <w:t>from</w:t>
+      </w:r>
+      <w:proofErr w:type="spellEnd"/>
+      <w:r>
+        <w:rPr>
+          <w:rFonts w:ascii="Helvetica" w:hAnsi="Helvetica" w:cs="Helvetica"/>
+          <w:sz w:val="22"/>
+        </w:rPr>
+        <w:t xml:space="preserve"> </w:t>
+      </w:r>
+      <w:proofErr w:type="spellStart"/>
+      <w:r>
+        <w:rPr>
+          <w:rFonts w:ascii="Helvetica" w:hAnsi="Helvetica" w:cs="Helvetica"/>
+          <w:sz w:val="22"/>
+        </w:rPr>
+        <w:t>both</w:t>
+      </w:r>
+      <w:proofErr w:type="spellEnd"/>
+      <w:r>
+        <w:rPr>
+          <w:rFonts w:ascii="Helvetica" w:hAnsi="Helvetica" w:cs="Helvetica"/>
+          <w:sz w:val="22"/>
+        </w:rPr>
+        <w:t xml:space="preserve"> USB power and </w:t>
       </w:r>
       <w:r>
         <w:rPr>
@@ -219,20 +1135,86 @@
         </w:rPr>
         <w:t xml:space="preserve">1 18650 </w:t>
       </w:r>
-      <w:r>
-        <w:rPr>
-          <w:rFonts w:ascii="Helvetica" w:hAnsi="Helvetica" w:cs="Helvetica"/>
-          <w:sz w:val="22"/>
-        </w:rPr>
-        <w:t>battery power</w:t>
-      </w:r>
-      <w:r>
-        <w:rPr>
-          <w:rFonts w:ascii="Helvetica" w:hAnsi="Helvetica" w:cs="Helvetica"/>
-          <w:sz w:val="22"/>
-        </w:rPr>
-        <w:t xml:space="preserve"> and ideally keep the 2 conenctor for 2 2000Mah lithium battery</w:t>
-      </w:r>
+      <w:proofErr w:type="spellStart"/>
+      <w:r>
+        <w:rPr>
+          <w:rFonts w:ascii="Helvetica" w:hAnsi="Helvetica" w:cs="Helvetica"/>
+          <w:sz w:val="22"/>
+        </w:rPr>
+        <w:t>battery</w:t>
+      </w:r>
+      <w:proofErr w:type="spellEnd"/>
+      <w:r>
+        <w:rPr>
+          <w:rFonts w:ascii="Helvetica" w:hAnsi="Helvetica" w:cs="Helvetica"/>
+          <w:sz w:val="22"/>
+        </w:rPr>
+        <w:t xml:space="preserve"> power</w:t>
+      </w:r>
+      <w:r>
+        <w:rPr>
+          <w:rFonts w:ascii="Helvetica" w:hAnsi="Helvetica" w:cs="Helvetica"/>
+          <w:sz w:val="22"/>
+        </w:rPr>
+        <w:t xml:space="preserve"> and </w:t>
+      </w:r>
+      <w:proofErr w:type="spellStart"/>
+      <w:r>
+        <w:rPr>
+          <w:rFonts w:ascii="Helvetica" w:hAnsi="Helvetica" w:cs="Helvetica"/>
+          <w:sz w:val="22"/>
+        </w:rPr>
+        <w:t>ideally</w:t>
+      </w:r>
+      <w:proofErr w:type="spellEnd"/>
+      <w:r>
+        <w:rPr>
+          <w:rFonts w:ascii="Helvetica" w:hAnsi="Helvetica" w:cs="Helvetica"/>
+          <w:sz w:val="22"/>
+        </w:rPr>
+        <w:t xml:space="preserve"> </w:t>
+      </w:r>
+      <w:proofErr w:type="spellStart"/>
+      <w:r>
+        <w:rPr>
+          <w:rFonts w:ascii="Helvetica" w:hAnsi="Helvetica" w:cs="Helvetica"/>
+          <w:sz w:val="22"/>
+        </w:rPr>
+        <w:t>keep</w:t>
+      </w:r>
+      <w:proofErr w:type="spellEnd"/>
+      <w:r>
+        <w:rPr>
+          <w:rFonts w:ascii="Helvetica" w:hAnsi="Helvetica" w:cs="Helvetica"/>
+          <w:sz w:val="22"/>
+        </w:rPr>
+        <w:t xml:space="preserve"> the 2 </w:t>
+      </w:r>
+      <w:proofErr w:type="spellStart"/>
+      <w:r>
+        <w:rPr>
+          <w:rFonts w:ascii="Helvetica" w:hAnsi="Helvetica" w:cs="Helvetica"/>
+          <w:sz w:val="22"/>
+        </w:rPr>
+        <w:t>conenctor</w:t>
+      </w:r>
+      <w:proofErr w:type="spellEnd"/>
+      <w:r>
+        <w:rPr>
+          <w:rFonts w:ascii="Helvetica" w:hAnsi="Helvetica" w:cs="Helvetica"/>
+          <w:sz w:val="22"/>
+        </w:rPr>
+        <w:t xml:space="preserve"> for 2 2000Mah lithium </w:t>
+      </w:r>
+      <w:proofErr w:type="spellStart"/>
+      <w:r>
+        <w:rPr>
+          <w:rFonts w:ascii="Helvetica" w:hAnsi="Helvetica" w:cs="Helvetica"/>
+          <w:sz w:val="22"/>
+        </w:rPr>
+        <w:t>battery</w:t>
+      </w:r>
+      <w:proofErr w:type="spellEnd"/>
     </w:p>
     <w:p>
       <w:pPr>
@@ -246,8 +1228,97 @@
           <w:rFonts w:ascii="Helvetica" w:hAnsi="Helvetica" w:cs="Helvetica"/>
           <w:sz w:val="22"/>
         </w:rPr>
-        <w:t>Work must be done on collaborative existing shared easyeda project</w:t>
-      </w:r>
+        <w:t xml:space="preserve">Work must </w:t>
+      </w:r>
+      <w:proofErr w:type="spellStart"/>
+      <w:r>
+        <w:rPr>
+          <w:rFonts w:ascii="Helvetica" w:hAnsi="Helvetica" w:cs="Helvetica"/>
+          <w:sz w:val="22"/>
+        </w:rPr>
+        <w:t>be</w:t>
+      </w:r>
+      <w:proofErr w:type="spellEnd"/>
+      <w:r>
+        <w:rPr>
+          <w:rFonts w:ascii="Helvetica" w:hAnsi="Helvetica" w:cs="Helvetica"/>
+          <w:sz w:val="22"/>
+        </w:rPr>
+        <w:t xml:space="preserve"> </w:t>
+      </w:r>
+      <w:proofErr w:type="spellStart"/>
+      <w:r>
+        <w:rPr>
+          <w:rFonts w:ascii="Helvetica" w:hAnsi="Helvetica" w:cs="Helvetica"/>
+          <w:sz w:val="22"/>
+        </w:rPr>
+        <w:t>done</w:t>
+      </w:r>
+      <w:proofErr w:type="spellEnd"/>
+      <w:r>
+        <w:rPr>
+          <w:rFonts w:ascii="Helvetica" w:hAnsi="Helvetica" w:cs="Helvetica"/>
+          <w:sz w:val="22"/>
+        </w:rPr>
+        <w:t xml:space="preserve"> on collaborative </w:t>
+      </w:r>
+      <w:proofErr w:type="spellStart"/>
+      <w:r>
+        <w:rPr>
+          <w:rFonts w:ascii="Helvetica" w:hAnsi="Helvetica" w:cs="Helvetica"/>
+          <w:sz w:val="22"/>
+        </w:rPr>
+        <w:t>existing</w:t>
+      </w:r>
+      <w:proofErr w:type="spellEnd"/>
+      <w:r>
+        <w:rPr>
+          <w:rFonts w:ascii="Helvetica" w:hAnsi="Helvetica" w:cs="Helvetica"/>
+          <w:sz w:val="22"/>
+        </w:rPr>
+        <w:t xml:space="preserve"> </w:t>
+      </w:r>
+      <w:proofErr w:type="spellStart"/>
+      <w:r>
+        <w:rPr>
+          <w:rFonts w:ascii="Helvetica" w:hAnsi="Helvetica" w:cs="Helvetica"/>
+          <w:sz w:val="22"/>
+        </w:rPr>
+        <w:t>shared</w:t>
+      </w:r>
+      <w:proofErr w:type="spellEnd"/>
+      <w:r>
+        <w:rPr>
+          <w:rFonts w:ascii="Helvetica" w:hAnsi="Helvetica" w:cs="Helvetica"/>
+          <w:sz w:val="22"/>
+        </w:rPr>
+        <w:t xml:space="preserve"> </w:t>
+      </w:r>
+      <w:proofErr w:type="spellStart"/>
+      <w:r>
+        <w:rPr>
+          <w:rFonts w:ascii="Helvetica" w:hAnsi="Helvetica" w:cs="Helvetica"/>
+          <w:sz w:val="22"/>
+        </w:rPr>
+        <w:t>easyeda</w:t>
+      </w:r>
+      <w:proofErr w:type="spellEnd"/>
+      <w:r>
+        <w:rPr>
+          <w:rFonts w:ascii="Helvetica" w:hAnsi="Helvetica" w:cs="Helvetica"/>
+          <w:sz w:val="22"/>
+        </w:rPr>
+        <w:t xml:space="preserve"> </w:t>
+      </w:r>
+      <w:proofErr w:type="spellStart"/>
+      <w:r>
+        <w:rPr>
+          <w:rFonts w:ascii="Helvetica" w:hAnsi="Helvetica" w:cs="Helvetica"/>
+          <w:sz w:val="22"/>
+        </w:rPr>
+        <w:t>project</w:t>
+      </w:r>
+      <w:proofErr w:type="spellEnd"/>
       <w:r>
         <w:rPr>
           <w:rFonts w:ascii="Helvetica" w:hAnsi="Helvetica" w:cs="Helvetica"/>
@@ -264,7 +1335,43 @@
           <w:b/>
           <w:sz w:val="22"/>
         </w:rPr>
-        <w:t>Current schematic and reference files</w:t>
+        <w:t xml:space="preserve">Current </w:t>
+      </w:r>
+      <w:proofErr w:type="spellStart"/>
+      <w:r>
+        <w:rPr>
+          <w:rFonts w:ascii="Helvetica" w:hAnsi="Helvetica" w:cs="Helvetica"/>
+          <w:b/>
+          <w:sz w:val="22"/>
+        </w:rPr>
+        <w:t>schematic</w:t>
+      </w:r>
+      <w:proofErr w:type="spellEnd"/>
+      <w:r>
+        <w:rPr>
+          <w:rFonts w:ascii="Helvetica" w:hAnsi="Helvetica" w:cs="Helvetica"/>
+          <w:b/>
+          <w:sz w:val="22"/>
+        </w:rPr>
+        <w:t xml:space="preserve"> and </w:t>
+      </w:r>
+      <w:proofErr w:type="spellStart"/>
+      <w:r>
+        <w:rPr>
+          <w:rFonts w:ascii="Helvetica" w:hAnsi="Helvetica" w:cs="Helvetica"/>
+          <w:b/>
+          <w:sz w:val="22"/>
+        </w:rPr>
+        <w:t>reference</w:t>
+      </w:r>
+      <w:proofErr w:type="spellEnd"/>
+      <w:r>
+        <w:rPr>
+          <w:rFonts w:ascii="Helvetica" w:hAnsi="Helvetica" w:cs="Helvetica"/>
+          <w:b/>
+          <w:sz w:val="22"/>
+        </w:rPr>
+        <w:t xml:space="preserve"> files</w:t>
       </w:r>
     </w:p>
     <w:p>
@@ -273,18 +1380,94 @@
           <w:rFonts w:ascii="Helvetica" w:hAnsi="Helvetica" w:cs="Helvetica"/>
           <w:sz w:val="22"/>
         </w:rPr>
-        <w:t xml:space="preserve">Current schematic: </w:t>
-      </w:r>
-      <w:r>
-        <w:rPr>
-          <w:rFonts w:ascii="Helvetica" w:hAnsi="Helvetica" w:cs="Helvetica"/>
-          <w:sz w:val="22"/>
-        </w:rPr>
-        <w:t>(see easyeda project)</w:t>
+        <w:t xml:space="preserve">Current </w:t>
+      </w:r>
+      <w:proofErr w:type="spellStart"/>
+      <w:proofErr w:type="gramStart"/>
+      <w:r>
+        <w:rPr>
+          <w:rFonts w:ascii="Helvetica" w:hAnsi="Helvetica" w:cs="Helvetica"/>
+          <w:sz w:val="22"/>
+        </w:rPr>
+        <w:t>schematic</w:t>
+      </w:r>
+      <w:proofErr w:type="spellEnd"/>
+      <w:r>
+        <w:rPr>
+          <w:rFonts w:ascii="Helvetica" w:hAnsi="Helvetica" w:cs="Helvetica"/>
+          <w:sz w:val="22"/>
+        </w:rPr>
+        <w:t>:</w:t>
+      </w:r>
+      <w:proofErr w:type="gramEnd"/>
+      <w:r>
+        <w:rPr>
+          <w:rFonts w:ascii="Helvetica" w:hAnsi="Helvetica" w:cs="Helvetica"/>
+          <w:sz w:val="22"/>
+        </w:rPr>
+        <w:t xml:space="preserve"> </w:t>
+      </w:r>
+      <w:r>
+        <w:rPr>
+          <w:rFonts w:ascii="Helvetica" w:hAnsi="Helvetica" w:cs="Helvetica"/>
+          <w:sz w:val="22"/>
+        </w:rPr>
+        <w:t>(</w:t>
+      </w:r>
+      <w:proofErr w:type="spellStart"/>
+      <w:r>
+        <w:rPr>
+          <w:rFonts w:ascii="Helvetica" w:hAnsi="Helvetica" w:cs="Helvetica"/>
+          <w:sz w:val="22"/>
+        </w:rPr>
+        <w:t>see</w:t>
+      </w:r>
+      <w:proofErr w:type="spellEnd"/>
+      <w:r>
+        <w:rPr>
+          <w:rFonts w:ascii="Helvetica" w:hAnsi="Helvetica" w:cs="Helvetica"/>
+          <w:sz w:val="22"/>
+        </w:rPr>
+        <w:t xml:space="preserve"> </w:t>
+      </w:r>
+      <w:proofErr w:type="spellStart"/>
+      <w:r>
+        <w:rPr>
+          <w:rFonts w:ascii="Helvetica" w:hAnsi="Helvetica" w:cs="Helvetica"/>
+          <w:sz w:val="22"/>
+        </w:rPr>
+        <w:t>easyeda</w:t>
+      </w:r>
+      <w:proofErr w:type="spellEnd"/>
+      <w:r>
+        <w:rPr>
+          <w:rFonts w:ascii="Helvetica" w:hAnsi="Helvetica" w:cs="Helvetica"/>
+          <w:sz w:val="22"/>
+        </w:rPr>
+        <w:t xml:space="preserve"> </w:t>
+      </w:r>
+      <w:proofErr w:type="spellStart"/>
+      <w:r>
+        <w:rPr>
+          <w:rFonts w:ascii="Helvetica" w:hAnsi="Helvetica" w:cs="Helvetica"/>
+          <w:sz w:val="22"/>
+        </w:rPr>
+        <w:t>project</w:t>
+      </w:r>
+      <w:proofErr w:type="spellEnd"/>
+      <w:r>
+        <w:rPr>
+          <w:rFonts w:ascii="Helvetica" w:hAnsi="Helvetica" w:cs="Helvetica"/>
+          <w:sz w:val="22"/>
+        </w:rPr>
+        <w:t>)</w:t>
       </w:r>
     </w:p>
     <w:p>
       <w:r>
+        <w:rPr>
+          <w:noProof/>
+        </w:rPr>
         <w:lastRenderedPageBreak/>
         <w:drawing>
           <wp:inline distT="0" distB="0" distL="0" distR="0" wp14:anchorId="102507A6" wp14:editId="71A7B45D">
@@ -325,6 +1508,9 @@
     </w:p>
     <w:p>
       <w:r>
+        <w:rPr>
+          <w:noProof/>
+        </w:rPr>
         <w:drawing>
           <wp:inline distT="0" distB="0" distL="0" distR="0" wp14:anchorId="1C27CF0E" wp14:editId="35ED61A3">
             <wp:extent cx="5486400" cy="2885440"/>
@@ -364,6 +1550,9 @@
     </w:p>
     <w:p>
       <w:r>
+        <w:rPr>
+          <w:noProof/>
+        </w:rPr>
         <w:lastRenderedPageBreak/>
         <w:drawing>
           <wp:inline distT="0" distB="0" distL="0" distR="0" wp14:anchorId="59EE015D" wp14:editId="1AB734A3">
@@ -404,11 +1593,30 @@
     </w:p>
     <w:p>
       <w:r>
-        <w:t>Config 1 : with lithium battery and w5500 in position 1</w:t>
+        <w:t xml:space="preserve">Config 1 : </w:t>
+      </w:r>
+      <w:proofErr w:type="spellStart"/>
+      <w:r>
+        <w:t>with</w:t>
+      </w:r>
+      <w:proofErr w:type="spellEnd"/>
+      <w:r>
+        <w:t xml:space="preserve"> lithium </w:t>
+      </w:r>
+      <w:proofErr w:type="spellStart"/>
+      <w:r>
+        <w:t>battery</w:t>
+      </w:r>
+      <w:proofErr w:type="spellEnd"/>
+      <w:r>
+        <w:t xml:space="preserve"> and w5500 in position 1</w:t>
       </w:r>
     </w:p>
     <w:p>
       <w:r>
+        <w:rPr>
+          <w:noProof/>
+        </w:rPr>
         <w:drawing>
           <wp:inline distT="0" distB="0" distL="0" distR="0" wp14:anchorId="686CA9A6" wp14:editId="2BB53805">
             <wp:extent cx="3657600" cy="2016760"/>
@@ -462,11 +1670,30 @@
     </w:p>
     <w:p>
       <w:r>
-        <w:t xml:space="preserve">Config 2 : with 18650 battery and w5500 in position 2 </w:t>
+        <w:t xml:space="preserve">Config 2 : </w:t>
+      </w:r>
+      <w:proofErr w:type="spellStart"/>
+      <w:r>
+        <w:t>with</w:t>
+      </w:r>
+      <w:proofErr w:type="spellEnd"/>
+      <w:r>
+        <w:t xml:space="preserve"> 18650 </w:t>
+      </w:r>
+      <w:proofErr w:type="spellStart"/>
+      <w:r>
+        <w:t>battery</w:t>
+      </w:r>
+      <w:proofErr w:type="spellEnd"/>
+      <w:r>
+        <w:t xml:space="preserve"> and w5500 in position 2 </w:t>
       </w:r>
     </w:p>
     <w:p>
       <w:r>
+        <w:rPr>
+          <w:noProof/>
+        </w:rPr>
         <w:drawing>
           <wp:inline distT="0" distB="0" distL="0" distR="0" wp14:anchorId="40798132" wp14:editId="105E3216">
             <wp:extent cx="3833011" cy="2467501"/>
@@ -532,11 +1759,32 @@
           <w:b/>
           <w:sz w:val="22"/>
         </w:rPr>
-        <w:t>Picture of current proto :</w:t>
+        <w:t xml:space="preserve">Picture of </w:t>
+      </w:r>
+      <w:proofErr w:type="spellStart"/>
+      <w:r>
+        <w:rPr>
+          <w:rFonts w:ascii="Helvetica" w:hAnsi="Helvetica" w:cs="Helvetica"/>
+          <w:b/>
+          <w:sz w:val="22"/>
+        </w:rPr>
+        <w:t>current</w:t>
+      </w:r>
+      <w:proofErr w:type="spellEnd"/>
+      <w:r>
+        <w:rPr>
+          <w:rFonts w:ascii="Helvetica" w:hAnsi="Helvetica" w:cs="Helvetica"/>
+          <w:b/>
+          <w:sz w:val="22"/>
+        </w:rPr>
+        <w:t xml:space="preserve"> proto :</w:t>
       </w:r>
     </w:p>
     <w:p>
       <w:r>
+        <w:rPr>
+          <w:noProof/>
+        </w:rPr>
         <w:lastRenderedPageBreak/>
         <w:drawing>
           <wp:inline distT="0" distB="0" distL="0" distR="0" wp14:anchorId="005B2989" wp14:editId="121235C8">
@@ -577,6 +1825,9 @@
     </w:p>
     <w:p>
       <w:r>
+        <w:rPr>
+          <w:noProof/>
+        </w:rPr>
         <w:drawing>
           <wp:inline distT="0" distB="0" distL="0" distR="0" wp14:anchorId="73035F24" wp14:editId="5CCD3C9C">
             <wp:extent cx="5486400" cy="3562350"/>
@@ -621,8 +1872,18 @@
           <w:b/>
           <w:sz w:val="22"/>
         </w:rPr>
-        <w:t>Scope of work</w:t>
-      </w:r>
+        <w:t xml:space="preserve">Scope of </w:t>
+      </w:r>
+      <w:proofErr w:type="spellStart"/>
+      <w:r>
+        <w:rPr>
+          <w:rFonts w:ascii="Helvetica" w:hAnsi="Helvetica" w:cs="Helvetica"/>
+          <w:b/>
+          <w:sz w:val="22"/>
+        </w:rPr>
+        <w:t>work</w:t>
+      </w:r>
+      <w:proofErr w:type="spellEnd"/>
     </w:p>
     <w:p>
       <w:r>
@@ -630,15 +1891,113 @@
           <w:rFonts w:ascii="Helvetica" w:hAnsi="Helvetica" w:cs="Helvetica"/>
           <w:sz w:val="22"/>
         </w:rPr>
-        <w:t>1. Recreate and improve the complete design in EasyEDA</w:t>
-      </w:r>
-      <w:r>
-        <w:rPr>
-          <w:rFonts w:ascii="Helvetica" w:hAnsi="Helvetica" w:cs="Helvetica"/>
-          <w:sz w:val="22"/>
-        </w:rPr>
-        <w:t xml:space="preserve"> using the curent design  as baseline</w:t>
-      </w:r>
+        <w:t xml:space="preserve">1. </w:t>
+      </w:r>
+      <w:proofErr w:type="spellStart"/>
+      <w:r>
+        <w:rPr>
+          <w:rFonts w:ascii="Helvetica" w:hAnsi="Helvetica" w:cs="Helvetica"/>
+          <w:sz w:val="22"/>
+        </w:rPr>
+        <w:t>Recreate</w:t>
+      </w:r>
+      <w:proofErr w:type="spellEnd"/>
+      <w:r>
+        <w:rPr>
+          <w:rFonts w:ascii="Helvetica" w:hAnsi="Helvetica" w:cs="Helvetica"/>
+          <w:sz w:val="22"/>
+        </w:rPr>
+        <w:t xml:space="preserve"> and </w:t>
+      </w:r>
+      <w:proofErr w:type="spellStart"/>
+      <w:r>
+        <w:rPr>
+          <w:rFonts w:ascii="Helvetica" w:hAnsi="Helvetica" w:cs="Helvetica"/>
+          <w:sz w:val="22"/>
+        </w:rPr>
+        <w:t>improve</w:t>
+      </w:r>
+      <w:proofErr w:type="spellEnd"/>
+      <w:r>
+        <w:rPr>
+          <w:rFonts w:ascii="Helvetica" w:hAnsi="Helvetica" w:cs="Helvetica"/>
+          <w:sz w:val="22"/>
+        </w:rPr>
+        <w:t xml:space="preserve"> the </w:t>
+      </w:r>
+      <w:proofErr w:type="spellStart"/>
+      <w:r>
+        <w:rPr>
+          <w:rFonts w:ascii="Helvetica" w:hAnsi="Helvetica" w:cs="Helvetica"/>
+          <w:sz w:val="22"/>
+        </w:rPr>
+        <w:t>complete</w:t>
+      </w:r>
+      <w:proofErr w:type="spellEnd"/>
+      <w:r>
+        <w:rPr>
+          <w:rFonts w:ascii="Helvetica" w:hAnsi="Helvetica" w:cs="Helvetica"/>
+          <w:sz w:val="22"/>
+        </w:rPr>
+        <w:t xml:space="preserve"> design in </w:t>
+      </w:r>
+      <w:proofErr w:type="spellStart"/>
+      <w:r>
+        <w:rPr>
+          <w:rFonts w:ascii="Helvetica" w:hAnsi="Helvetica" w:cs="Helvetica"/>
+          <w:sz w:val="22"/>
+        </w:rPr>
+        <w:t>EasyEDA</w:t>
+      </w:r>
+      <w:proofErr w:type="spellEnd"/>
+      <w:r>
+        <w:rPr>
+          <w:rFonts w:ascii="Helvetica" w:hAnsi="Helvetica" w:cs="Helvetica"/>
+          <w:sz w:val="22"/>
+        </w:rPr>
+        <w:t xml:space="preserve"> </w:t>
+      </w:r>
+      <w:proofErr w:type="spellStart"/>
+      <w:r>
+        <w:rPr>
+          <w:rFonts w:ascii="Helvetica" w:hAnsi="Helvetica" w:cs="Helvetica"/>
+          <w:sz w:val="22"/>
+        </w:rPr>
+        <w:t>using</w:t>
+      </w:r>
+      <w:proofErr w:type="spellEnd"/>
+      <w:r>
+        <w:rPr>
+          <w:rFonts w:ascii="Helvetica" w:hAnsi="Helvetica" w:cs="Helvetica"/>
+          <w:sz w:val="22"/>
+        </w:rPr>
+        <w:t xml:space="preserve"> the curent </w:t>
+      </w:r>
+      <w:proofErr w:type="gramStart"/>
+      <w:r>
+        <w:rPr>
+          <w:rFonts w:ascii="Helvetica" w:hAnsi="Helvetica" w:cs="Helvetica"/>
+          <w:sz w:val="22"/>
+        </w:rPr>
+        <w:t>design  as</w:t>
+      </w:r>
+      <w:proofErr w:type="gramEnd"/>
+      <w:r>
+        <w:rPr>
+          <w:rFonts w:ascii="Helvetica" w:hAnsi="Helvetica" w:cs="Helvetica"/>
+          <w:sz w:val="22"/>
+        </w:rPr>
+        <w:t xml:space="preserve"> </w:t>
+      </w:r>
+      <w:proofErr w:type="spellStart"/>
+      <w:r>
+        <w:rPr>
+          <w:rFonts w:ascii="Helvetica" w:hAnsi="Helvetica" w:cs="Helvetica"/>
+          <w:sz w:val="22"/>
+        </w:rPr>
+        <w:t>baseline</w:t>
+      </w:r>
+      <w:proofErr w:type="spellEnd"/>
     </w:p>
     <w:p>
       <w:r>
@@ -646,7 +2005,135 @@
           <w:rFonts w:ascii="Helvetica" w:hAnsi="Helvetica" w:cs="Helvetica"/>
           <w:sz w:val="22"/>
         </w:rPr>
-        <w:t>2. Work collaboratively in EasyEDA using shared project access and regular design reviews.</w:t>
+        <w:t xml:space="preserve">2. Work </w:t>
+      </w:r>
+      <w:proofErr w:type="spellStart"/>
+      <w:r>
+        <w:rPr>
+          <w:rFonts w:ascii="Helvetica" w:hAnsi="Helvetica" w:cs="Helvetica"/>
+          <w:sz w:val="22"/>
+        </w:rPr>
+        <w:t>collaboratively</w:t>
+      </w:r>
+      <w:proofErr w:type="spellEnd"/>
+      <w:r>
+        <w:rPr>
+          <w:rFonts w:ascii="Helvetica" w:hAnsi="Helvetica" w:cs="Helvetica"/>
+          <w:sz w:val="22"/>
+        </w:rPr>
+        <w:t xml:space="preserve"> in </w:t>
+      </w:r>
+      <w:proofErr w:type="spellStart"/>
+      <w:r>
+        <w:rPr>
+          <w:rFonts w:ascii="Helvetica" w:hAnsi="Helvetica" w:cs="Helvetica"/>
+          <w:sz w:val="22"/>
+        </w:rPr>
+        <w:t>EasyEDA</w:t>
+      </w:r>
+      <w:proofErr w:type="spellEnd"/>
+      <w:r>
+        <w:rPr>
+          <w:rFonts w:ascii="Helvetica" w:hAnsi="Helvetica" w:cs="Helvetica"/>
+          <w:sz w:val="22"/>
+        </w:rPr>
+        <w:t xml:space="preserve"> </w:t>
+      </w:r>
+      <w:proofErr w:type="spellStart"/>
+      <w:r>
+        <w:rPr>
+          <w:rFonts w:ascii="Helvetica" w:hAnsi="Helvetica" w:cs="Helvetica"/>
+          <w:sz w:val="22"/>
+        </w:rPr>
+        <w:t>using</w:t>
+      </w:r>
+      <w:proofErr w:type="spellEnd"/>
+      <w:r>
+        <w:rPr>
+          <w:rFonts w:ascii="Helvetica" w:hAnsi="Helvetica" w:cs="Helvetica"/>
+          <w:sz w:val="22"/>
+        </w:rPr>
+        <w:t xml:space="preserve"> </w:t>
+      </w:r>
+      <w:proofErr w:type="spellStart"/>
+      <w:r>
+        <w:rPr>
+          <w:rFonts w:ascii="Helvetica" w:hAnsi="Helvetica" w:cs="Helvetica"/>
+          <w:sz w:val="22"/>
+        </w:rPr>
+        <w:t>shared</w:t>
+      </w:r>
+      <w:proofErr w:type="spellEnd"/>
+      <w:r>
+        <w:rPr>
+          <w:rFonts w:ascii="Helvetica" w:hAnsi="Helvetica" w:cs="Helvetica"/>
+          <w:sz w:val="22"/>
+        </w:rPr>
+        <w:t xml:space="preserve"> </w:t>
+      </w:r>
+      <w:proofErr w:type="spellStart"/>
+      <w:r>
+        <w:rPr>
+          <w:rFonts w:ascii="Helvetica" w:hAnsi="Helvetica" w:cs="Helvetica"/>
+          <w:sz w:val="22"/>
+        </w:rPr>
+        <w:t>project</w:t>
+      </w:r>
+      <w:proofErr w:type="spellEnd"/>
+      <w:r>
+        <w:rPr>
+          <w:rFonts w:ascii="Helvetica" w:hAnsi="Helvetica" w:cs="Helvetica"/>
+          <w:sz w:val="22"/>
+        </w:rPr>
+        <w:t xml:space="preserve"> </w:t>
+      </w:r>
+      <w:proofErr w:type="spellStart"/>
+      <w:r>
+        <w:rPr>
+          <w:rFonts w:ascii="Helvetica" w:hAnsi="Helvetica" w:cs="Helvetica"/>
+          <w:sz w:val="22"/>
+        </w:rPr>
+        <w:t>access</w:t>
+      </w:r>
+      <w:proofErr w:type="spellEnd"/>
+      <w:r>
+        <w:rPr>
+          <w:rFonts w:ascii="Helvetica" w:hAnsi="Helvetica" w:cs="Helvetica"/>
+          <w:sz w:val="22"/>
+        </w:rPr>
+        <w:t xml:space="preserve"> and </w:t>
+      </w:r>
+      <w:proofErr w:type="spellStart"/>
+      <w:r>
+        <w:rPr>
+          <w:rFonts w:ascii="Helvetica" w:hAnsi="Helvetica" w:cs="Helvetica"/>
+          <w:sz w:val="22"/>
+        </w:rPr>
+        <w:t>regular</w:t>
+      </w:r>
+      <w:proofErr w:type="spellEnd"/>
+      <w:r>
+        <w:rPr>
+          <w:rFonts w:ascii="Helvetica" w:hAnsi="Helvetica" w:cs="Helvetica"/>
+          <w:sz w:val="22"/>
+        </w:rPr>
+        <w:t xml:space="preserve"> design </w:t>
+      </w:r>
+      <w:proofErr w:type="spellStart"/>
+      <w:r>
+        <w:rPr>
+          <w:rFonts w:ascii="Helvetica" w:hAnsi="Helvetica" w:cs="Helvetica"/>
+          <w:sz w:val="22"/>
+        </w:rPr>
+        <w:t>reviews</w:t>
+      </w:r>
+      <w:proofErr w:type="spellEnd"/>
+      <w:r>
+        <w:rPr>
+          <w:rFonts w:ascii="Helvetica" w:hAnsi="Helvetica" w:cs="Helvetica"/>
+          <w:sz w:val="22"/>
+        </w:rPr>
+        <w:t>.</w:t>
       </w:r>
     </w:p>
     <w:p>
@@ -655,7 +2142,135 @@
           <w:rFonts w:ascii="Helvetica" w:hAnsi="Helvetica" w:cs="Helvetica"/>
           <w:sz w:val="22"/>
         </w:rPr>
-        <w:t>3. Use only standard components available from JLCPCB/LCSC so the PCB and components can be ordered directly through JLCPCB.</w:t>
+        <w:t xml:space="preserve">3. Use </w:t>
+      </w:r>
+      <w:proofErr w:type="spellStart"/>
+      <w:r>
+        <w:rPr>
+          <w:rFonts w:ascii="Helvetica" w:hAnsi="Helvetica" w:cs="Helvetica"/>
+          <w:sz w:val="22"/>
+        </w:rPr>
+        <w:t>only</w:t>
+      </w:r>
+      <w:proofErr w:type="spellEnd"/>
+      <w:r>
+        <w:rPr>
+          <w:rFonts w:ascii="Helvetica" w:hAnsi="Helvetica" w:cs="Helvetica"/>
+          <w:sz w:val="22"/>
+        </w:rPr>
+        <w:t xml:space="preserve"> standard components </w:t>
+      </w:r>
+      <w:proofErr w:type="spellStart"/>
+      <w:r>
+        <w:rPr>
+          <w:rFonts w:ascii="Helvetica" w:hAnsi="Helvetica" w:cs="Helvetica"/>
+          <w:sz w:val="22"/>
+        </w:rPr>
+        <w:t>available</w:t>
+      </w:r>
+      <w:proofErr w:type="spellEnd"/>
+      <w:r>
+        <w:rPr>
+          <w:rFonts w:ascii="Helvetica" w:hAnsi="Helvetica" w:cs="Helvetica"/>
+          <w:sz w:val="22"/>
+        </w:rPr>
+        <w:t xml:space="preserve"> </w:t>
+      </w:r>
+      <w:proofErr w:type="spellStart"/>
+      <w:r>
+        <w:rPr>
+          <w:rFonts w:ascii="Helvetica" w:hAnsi="Helvetica" w:cs="Helvetica"/>
+          <w:sz w:val="22"/>
+        </w:rPr>
+        <w:t>from</w:t>
+      </w:r>
+      <w:proofErr w:type="spellEnd"/>
+      <w:r>
+        <w:rPr>
+          <w:rFonts w:ascii="Helvetica" w:hAnsi="Helvetica" w:cs="Helvetica"/>
+          <w:sz w:val="22"/>
+        </w:rPr>
+        <w:t xml:space="preserve"> JLCPCB/LCSC </w:t>
+      </w:r>
+      <w:proofErr w:type="spellStart"/>
+      <w:r>
+        <w:rPr>
+          <w:rFonts w:ascii="Helvetica" w:hAnsi="Helvetica" w:cs="Helvetica"/>
+          <w:sz w:val="22"/>
+        </w:rPr>
+        <w:t>so</w:t>
+      </w:r>
+      <w:proofErr w:type="spellEnd"/>
+      <w:r>
+        <w:rPr>
+          <w:rFonts w:ascii="Helvetica" w:hAnsi="Helvetica" w:cs="Helvetica"/>
+          <w:sz w:val="22"/>
+        </w:rPr>
+        <w:t xml:space="preserve"> the PCB and components can </w:t>
+      </w:r>
+      <w:proofErr w:type="spellStart"/>
+      <w:r>
+        <w:rPr>
+          <w:rFonts w:ascii="Helvetica" w:hAnsi="Helvetica" w:cs="Helvetica"/>
+          <w:sz w:val="22"/>
+        </w:rPr>
+        <w:t>be</w:t>
+      </w:r>
+      <w:proofErr w:type="spellEnd"/>
+      <w:r>
+        <w:rPr>
+          <w:rFonts w:ascii="Helvetica" w:hAnsi="Helvetica" w:cs="Helvetica"/>
+          <w:sz w:val="22"/>
+        </w:rPr>
+        <w:t xml:space="preserve"> </w:t>
+      </w:r>
+      <w:proofErr w:type="spellStart"/>
+      <w:r>
+        <w:rPr>
+          <w:rFonts w:ascii="Helvetica" w:hAnsi="Helvetica" w:cs="Helvetica"/>
+          <w:sz w:val="22"/>
+        </w:rPr>
+        <w:t>ordered</w:t>
+      </w:r>
+      <w:proofErr w:type="spellEnd"/>
+      <w:r>
+        <w:rPr>
+          <w:rFonts w:ascii="Helvetica" w:hAnsi="Helvetica" w:cs="Helvetica"/>
+          <w:sz w:val="22"/>
+        </w:rPr>
+        <w:t xml:space="preserve"> </w:t>
+      </w:r>
+      <w:proofErr w:type="spellStart"/>
+      <w:r>
+        <w:rPr>
+          <w:rFonts w:ascii="Helvetica" w:hAnsi="Helvetica" w:cs="Helvetica"/>
+          <w:sz w:val="22"/>
+        </w:rPr>
+        <w:t>directly</w:t>
+      </w:r>
+      <w:proofErr w:type="spellEnd"/>
+      <w:r>
+        <w:rPr>
+          <w:rFonts w:ascii="Helvetica" w:hAnsi="Helvetica" w:cs="Helvetica"/>
+          <w:sz w:val="22"/>
+        </w:rPr>
+        <w:t xml:space="preserve"> </w:t>
+      </w:r>
+      <w:proofErr w:type="spellStart"/>
+      <w:r>
+        <w:rPr>
+          <w:rFonts w:ascii="Helvetica" w:hAnsi="Helvetica" w:cs="Helvetica"/>
+          <w:sz w:val="22"/>
+        </w:rPr>
+        <w:t>through</w:t>
+      </w:r>
+      <w:proofErr w:type="spellEnd"/>
+      <w:r>
+        <w:rPr>
+          <w:rFonts w:ascii="Helvetica" w:hAnsi="Helvetica" w:cs="Helvetica"/>
+          <w:sz w:val="22"/>
+        </w:rPr>
+        <w:t xml:space="preserve"> JLCPCB.</w:t>
       </w:r>
     </w:p>
     <w:p>
@@ -665,7 +2280,263 @@
           <w:sz w:val="22"/>
         </w:rPr>
         <w:lastRenderedPageBreak/>
-        <w:t>4. Review and improve the ground-plane strategy, power distribution, decoupling, return-current paths, reset and enable signals, SPI routing, signal integrity, floating inputs, capacitive coupling, protection, startup sequencing, manufacturability, and assembly reliability.</w:t>
+        <w:t xml:space="preserve">4. </w:t>
+      </w:r>
+      <w:proofErr w:type="spellStart"/>
+      <w:r>
+        <w:rPr>
+          <w:rFonts w:ascii="Helvetica" w:hAnsi="Helvetica" w:cs="Helvetica"/>
+          <w:sz w:val="22"/>
+        </w:rPr>
+        <w:t>Review</w:t>
+      </w:r>
+      <w:proofErr w:type="spellEnd"/>
+      <w:r>
+        <w:rPr>
+          <w:rFonts w:ascii="Helvetica" w:hAnsi="Helvetica" w:cs="Helvetica"/>
+          <w:sz w:val="22"/>
+        </w:rPr>
+        <w:t xml:space="preserve"> and </w:t>
+      </w:r>
+      <w:proofErr w:type="spellStart"/>
+      <w:r>
+        <w:rPr>
+          <w:rFonts w:ascii="Helvetica" w:hAnsi="Helvetica" w:cs="Helvetica"/>
+          <w:sz w:val="22"/>
+        </w:rPr>
+        <w:t>improve</w:t>
+      </w:r>
+      <w:proofErr w:type="spellEnd"/>
+      <w:r>
+        <w:rPr>
+          <w:rFonts w:ascii="Helvetica" w:hAnsi="Helvetica" w:cs="Helvetica"/>
+          <w:sz w:val="22"/>
+        </w:rPr>
+        <w:t xml:space="preserve"> the </w:t>
+      </w:r>
+      <w:proofErr w:type="spellStart"/>
+      <w:r>
+        <w:rPr>
+          <w:rFonts w:ascii="Helvetica" w:hAnsi="Helvetica" w:cs="Helvetica"/>
+          <w:sz w:val="22"/>
+        </w:rPr>
+        <w:t>ground</w:t>
+      </w:r>
+      <w:proofErr w:type="spellEnd"/>
+      <w:r>
+        <w:rPr>
+          <w:rFonts w:ascii="Helvetica" w:hAnsi="Helvetica" w:cs="Helvetica"/>
+          <w:sz w:val="22"/>
+        </w:rPr>
+        <w:t xml:space="preserve">-plane </w:t>
+      </w:r>
+      <w:proofErr w:type="spellStart"/>
+      <w:r>
+        <w:rPr>
+          <w:rFonts w:ascii="Helvetica" w:hAnsi="Helvetica" w:cs="Helvetica"/>
+          <w:sz w:val="22"/>
+        </w:rPr>
+        <w:t>strategy</w:t>
+      </w:r>
+      <w:proofErr w:type="spellEnd"/>
+      <w:r>
+        <w:rPr>
+          <w:rFonts w:ascii="Helvetica" w:hAnsi="Helvetica" w:cs="Helvetica"/>
+          <w:sz w:val="22"/>
+        </w:rPr>
+        <w:t xml:space="preserve">, power distribution, </w:t>
+      </w:r>
+      <w:proofErr w:type="spellStart"/>
+      <w:r>
+        <w:rPr>
+          <w:rFonts w:ascii="Helvetica" w:hAnsi="Helvetica" w:cs="Helvetica"/>
+          <w:sz w:val="22"/>
+        </w:rPr>
+        <w:t>decoupling</w:t>
+      </w:r>
+      <w:proofErr w:type="spellEnd"/>
+      <w:r>
+        <w:rPr>
+          <w:rFonts w:ascii="Helvetica" w:hAnsi="Helvetica" w:cs="Helvetica"/>
+          <w:sz w:val="22"/>
+        </w:rPr>
+        <w:t>, return-</w:t>
+      </w:r>
+      <w:proofErr w:type="spellStart"/>
+      <w:r>
+        <w:rPr>
+          <w:rFonts w:ascii="Helvetica" w:hAnsi="Helvetica" w:cs="Helvetica"/>
+          <w:sz w:val="22"/>
+        </w:rPr>
+        <w:t>current</w:t>
+      </w:r>
+      <w:proofErr w:type="spellEnd"/>
+      <w:r>
+        <w:rPr>
+          <w:rFonts w:ascii="Helvetica" w:hAnsi="Helvetica" w:cs="Helvetica"/>
+          <w:sz w:val="22"/>
+        </w:rPr>
+        <w:t xml:space="preserve"> </w:t>
+      </w:r>
+      <w:proofErr w:type="spellStart"/>
+      <w:r>
+        <w:rPr>
+          <w:rFonts w:ascii="Helvetica" w:hAnsi="Helvetica" w:cs="Helvetica"/>
+          <w:sz w:val="22"/>
+        </w:rPr>
+        <w:t>paths</w:t>
+      </w:r>
+      <w:proofErr w:type="spellEnd"/>
+      <w:r>
+        <w:rPr>
+          <w:rFonts w:ascii="Helvetica" w:hAnsi="Helvetica" w:cs="Helvetica"/>
+          <w:sz w:val="22"/>
+        </w:rPr>
+        <w:t xml:space="preserve">, reset and enable </w:t>
+      </w:r>
+      <w:proofErr w:type="spellStart"/>
+      <w:r>
+        <w:rPr>
+          <w:rFonts w:ascii="Helvetica" w:hAnsi="Helvetica" w:cs="Helvetica"/>
+          <w:sz w:val="22"/>
+        </w:rPr>
+        <w:t>signals</w:t>
+      </w:r>
+      <w:proofErr w:type="spellEnd"/>
+      <w:r>
+        <w:rPr>
+          <w:rFonts w:ascii="Helvetica" w:hAnsi="Helvetica" w:cs="Helvetica"/>
+          <w:sz w:val="22"/>
+        </w:rPr>
+        <w:t xml:space="preserve">, SPI </w:t>
+      </w:r>
+      <w:proofErr w:type="spellStart"/>
+      <w:r>
+        <w:rPr>
+          <w:rFonts w:ascii="Helvetica" w:hAnsi="Helvetica" w:cs="Helvetica"/>
+          <w:sz w:val="22"/>
+        </w:rPr>
+        <w:t>routing</w:t>
+      </w:r>
+      <w:proofErr w:type="spellEnd"/>
+      <w:r>
+        <w:rPr>
+          <w:rFonts w:ascii="Helvetica" w:hAnsi="Helvetica" w:cs="Helvetica"/>
+          <w:sz w:val="22"/>
+        </w:rPr>
+        <w:t xml:space="preserve">, signal </w:t>
+      </w:r>
+      <w:proofErr w:type="spellStart"/>
+      <w:r>
+        <w:rPr>
+          <w:rFonts w:ascii="Helvetica" w:hAnsi="Helvetica" w:cs="Helvetica"/>
+          <w:sz w:val="22"/>
+        </w:rPr>
+        <w:t>integrity</w:t>
+      </w:r>
+      <w:proofErr w:type="spellEnd"/>
+      <w:r>
+        <w:rPr>
+          <w:rFonts w:ascii="Helvetica" w:hAnsi="Helvetica" w:cs="Helvetica"/>
+          <w:sz w:val="22"/>
+        </w:rPr>
+        <w:t xml:space="preserve">, </w:t>
+      </w:r>
+      <w:proofErr w:type="spellStart"/>
+      <w:r>
+        <w:rPr>
+          <w:rFonts w:ascii="Helvetica" w:hAnsi="Helvetica" w:cs="Helvetica"/>
+          <w:sz w:val="22"/>
+        </w:rPr>
+        <w:t>floating</w:t>
+      </w:r>
+      <w:proofErr w:type="spellEnd"/>
+      <w:r>
+        <w:rPr>
+          <w:rFonts w:ascii="Helvetica" w:hAnsi="Helvetica" w:cs="Helvetica"/>
+          <w:sz w:val="22"/>
+        </w:rPr>
+        <w:t xml:space="preserve"> inputs, capacitive </w:t>
+      </w:r>
+      <w:proofErr w:type="spellStart"/>
+      <w:r>
+        <w:rPr>
+          <w:rFonts w:ascii="Helvetica" w:hAnsi="Helvetica" w:cs="Helvetica"/>
+          <w:sz w:val="22"/>
+        </w:rPr>
+        <w:t>coupling</w:t>
+      </w:r>
+      <w:proofErr w:type="spellEnd"/>
+      <w:r>
+        <w:rPr>
+          <w:rFonts w:ascii="Helvetica" w:hAnsi="Helvetica" w:cs="Helvetica"/>
+          <w:sz w:val="22"/>
+        </w:rPr>
+        <w:t xml:space="preserve">, protection, startup </w:t>
+      </w:r>
+      <w:proofErr w:type="spellStart"/>
+      <w:r>
+        <w:rPr>
+          <w:rFonts w:ascii="Helvetica" w:hAnsi="Helvetica" w:cs="Helvetica"/>
+          <w:sz w:val="22"/>
+        </w:rPr>
+        <w:t>sequencing</w:t>
+      </w:r>
+      <w:proofErr w:type="spellEnd"/>
+      <w:r>
+        <w:rPr>
+          <w:rFonts w:ascii="Helvetica" w:hAnsi="Helvetica" w:cs="Helvetica"/>
+          <w:sz w:val="22"/>
+        </w:rPr>
+        <w:t xml:space="preserve">, </w:t>
+      </w:r>
+      <w:proofErr w:type="spellStart"/>
+      <w:r>
+        <w:rPr>
+          <w:rFonts w:ascii="Helvetica" w:hAnsi="Helvetica" w:cs="Helvetica"/>
+          <w:sz w:val="22"/>
+        </w:rPr>
+        <w:t>manufacturability</w:t>
+      </w:r>
+      <w:proofErr w:type="spellEnd"/>
+      <w:r>
+        <w:rPr>
+          <w:rFonts w:ascii="Helvetica" w:hAnsi="Helvetica" w:cs="Helvetica"/>
+          <w:sz w:val="22"/>
+        </w:rPr>
+        <w:t xml:space="preserve">, and </w:t>
+      </w:r>
+      <w:proofErr w:type="spellStart"/>
+      <w:r>
+        <w:rPr>
+          <w:rFonts w:ascii="Helvetica" w:hAnsi="Helvetica" w:cs="Helvetica"/>
+          <w:sz w:val="22"/>
+        </w:rPr>
+        <w:t>assembly</w:t>
+      </w:r>
+      <w:proofErr w:type="spellEnd"/>
+      <w:r>
+        <w:rPr>
+          <w:rFonts w:ascii="Helvetica" w:hAnsi="Helvetica" w:cs="Helvetica"/>
+          <w:sz w:val="22"/>
+        </w:rPr>
+        <w:t xml:space="preserve"> </w:t>
+      </w:r>
+      <w:proofErr w:type="spellStart"/>
+      <w:r>
+        <w:rPr>
+          <w:rFonts w:ascii="Helvetica" w:hAnsi="Helvetica" w:cs="Helvetica"/>
+          <w:sz w:val="22"/>
+        </w:rPr>
+        <w:t>reliability</w:t>
+      </w:r>
+      <w:proofErr w:type="spellEnd"/>
+      <w:r>
+        <w:rPr>
+          <w:rFonts w:ascii="Helvetica" w:hAnsi="Helvetica" w:cs="Helvetica"/>
+          <w:sz w:val="22"/>
+        </w:rPr>
+        <w:t>.</w:t>
       </w:r>
     </w:p>
     <w:p>
@@ -674,19 +2545,103 @@
           <w:rFonts w:ascii="Helvetica" w:hAnsi="Helvetica" w:cs="Helvetica"/>
           <w:sz w:val="22"/>
         </w:rPr>
-        <w:t>5. Produce a robust prototype suitable for direct JLCPCB assembly.</w:t>
+        <w:t xml:space="preserve">5. </w:t>
+      </w:r>
+      <w:proofErr w:type="spellStart"/>
+      <w:r>
+        <w:rPr>
+          <w:rFonts w:ascii="Helvetica" w:hAnsi="Helvetica" w:cs="Helvetica"/>
+          <w:sz w:val="22"/>
+        </w:rPr>
+        <w:t>Produce</w:t>
+      </w:r>
+      <w:proofErr w:type="spellEnd"/>
+      <w:r>
+        <w:rPr>
+          <w:rFonts w:ascii="Helvetica" w:hAnsi="Helvetica" w:cs="Helvetica"/>
+          <w:sz w:val="22"/>
+        </w:rPr>
+        <w:t xml:space="preserve"> a </w:t>
+      </w:r>
+      <w:proofErr w:type="spellStart"/>
+      <w:r>
+        <w:rPr>
+          <w:rFonts w:ascii="Helvetica" w:hAnsi="Helvetica" w:cs="Helvetica"/>
+          <w:sz w:val="22"/>
+        </w:rPr>
+        <w:t>robust</w:t>
+      </w:r>
+      <w:proofErr w:type="spellEnd"/>
+      <w:r>
+        <w:rPr>
+          <w:rFonts w:ascii="Helvetica" w:hAnsi="Helvetica" w:cs="Helvetica"/>
+          <w:sz w:val="22"/>
+        </w:rPr>
+        <w:t xml:space="preserve"> prototype </w:t>
+      </w:r>
+      <w:proofErr w:type="spellStart"/>
+      <w:r>
+        <w:rPr>
+          <w:rFonts w:ascii="Helvetica" w:hAnsi="Helvetica" w:cs="Helvetica"/>
+          <w:sz w:val="22"/>
+        </w:rPr>
+        <w:t>suitable</w:t>
+      </w:r>
+      <w:proofErr w:type="spellEnd"/>
+      <w:r>
+        <w:rPr>
+          <w:rFonts w:ascii="Helvetica" w:hAnsi="Helvetica" w:cs="Helvetica"/>
+          <w:sz w:val="22"/>
+        </w:rPr>
+        <w:t xml:space="preserve"> for direct JLCPCB </w:t>
+      </w:r>
+      <w:proofErr w:type="spellStart"/>
+      <w:r>
+        <w:rPr>
+          <w:rFonts w:ascii="Helvetica" w:hAnsi="Helvetica" w:cs="Helvetica"/>
+          <w:sz w:val="22"/>
+        </w:rPr>
+        <w:t>assembly</w:t>
+      </w:r>
+      <w:proofErr w:type="spellEnd"/>
+      <w:r>
+        <w:rPr>
+          <w:rFonts w:ascii="Helvetica" w:hAnsi="Helvetica" w:cs="Helvetica"/>
+          <w:sz w:val="22"/>
+        </w:rPr>
+        <w:t>.</w:t>
       </w:r>
     </w:p>
     <w:p/>
     <w:p>
-      <w:r>
-        <w:rPr>
-          <w:rFonts w:ascii="Helvetica" w:hAnsi="Helvetica" w:cs="Helvetica"/>
-          <w:b/>
-          <w:sz w:val="22"/>
-        </w:rPr>
-        <w:t>Mechanical constraints</w:t>
-      </w:r>
+      <w:proofErr w:type="spellStart"/>
+      <w:r>
+        <w:rPr>
+          <w:rFonts w:ascii="Helvetica" w:hAnsi="Helvetica" w:cs="Helvetica"/>
+          <w:b/>
+          <w:sz w:val="22"/>
+        </w:rPr>
+        <w:t>Mechanical</w:t>
+      </w:r>
+      <w:proofErr w:type="spellEnd"/>
+      <w:r>
+        <w:rPr>
+          <w:rFonts w:ascii="Helvetica" w:hAnsi="Helvetica" w:cs="Helvetica"/>
+          <w:b/>
+          <w:sz w:val="22"/>
+        </w:rPr>
+        <w:t xml:space="preserve"> </w:t>
+      </w:r>
+      <w:proofErr w:type="spellStart"/>
+      <w:r>
+        <w:rPr>
+          <w:rFonts w:ascii="Helvetica" w:hAnsi="Helvetica" w:cs="Helvetica"/>
+          <w:b/>
+          <w:sz w:val="22"/>
+        </w:rPr>
+        <w:t>constraints</w:t>
+      </w:r>
+      <w:proofErr w:type="spellEnd"/>
     </w:p>
     <w:p>
       <w:r>
@@ -694,8 +2649,97 @@
           <w:rFonts w:ascii="Helvetica" w:hAnsi="Helvetica" w:cs="Helvetica"/>
           <w:sz w:val="22"/>
         </w:rPr>
-        <w:t>The following must remain compatible with the existing product and enclosure:</w:t>
-      </w:r>
+        <w:t xml:space="preserve">The </w:t>
+      </w:r>
+      <w:proofErr w:type="spellStart"/>
+      <w:r>
+        <w:rPr>
+          <w:rFonts w:ascii="Helvetica" w:hAnsi="Helvetica" w:cs="Helvetica"/>
+          <w:sz w:val="22"/>
+        </w:rPr>
+        <w:t>following</w:t>
+      </w:r>
+      <w:proofErr w:type="spellEnd"/>
+      <w:r>
+        <w:rPr>
+          <w:rFonts w:ascii="Helvetica" w:hAnsi="Helvetica" w:cs="Helvetica"/>
+          <w:sz w:val="22"/>
+        </w:rPr>
+        <w:t xml:space="preserve"> must </w:t>
+      </w:r>
+      <w:proofErr w:type="spellStart"/>
+      <w:r>
+        <w:rPr>
+          <w:rFonts w:ascii="Helvetica" w:hAnsi="Helvetica" w:cs="Helvetica"/>
+          <w:sz w:val="22"/>
+        </w:rPr>
+        <w:t>remain</w:t>
+      </w:r>
+      <w:proofErr w:type="spellEnd"/>
+      <w:r>
+        <w:rPr>
+          <w:rFonts w:ascii="Helvetica" w:hAnsi="Helvetica" w:cs="Helvetica"/>
+          <w:sz w:val="22"/>
+        </w:rPr>
+        <w:t xml:space="preserve"> compatible </w:t>
+      </w:r>
+      <w:proofErr w:type="spellStart"/>
+      <w:r>
+        <w:rPr>
+          <w:rFonts w:ascii="Helvetica" w:hAnsi="Helvetica" w:cs="Helvetica"/>
+          <w:sz w:val="22"/>
+        </w:rPr>
+        <w:t>with</w:t>
+      </w:r>
+      <w:proofErr w:type="spellEnd"/>
+      <w:r>
+        <w:rPr>
+          <w:rFonts w:ascii="Helvetica" w:hAnsi="Helvetica" w:cs="Helvetica"/>
+          <w:sz w:val="22"/>
+        </w:rPr>
+        <w:t xml:space="preserve"> the </w:t>
+      </w:r>
+      <w:proofErr w:type="spellStart"/>
+      <w:r>
+        <w:rPr>
+          <w:rFonts w:ascii="Helvetica" w:hAnsi="Helvetica" w:cs="Helvetica"/>
+          <w:sz w:val="22"/>
+        </w:rPr>
+        <w:t>existing</w:t>
+      </w:r>
+      <w:proofErr w:type="spellEnd"/>
+      <w:r>
+        <w:rPr>
+          <w:rFonts w:ascii="Helvetica" w:hAnsi="Helvetica" w:cs="Helvetica"/>
+          <w:sz w:val="22"/>
+        </w:rPr>
+        <w:t xml:space="preserve"> </w:t>
+      </w:r>
+      <w:proofErr w:type="spellStart"/>
+      <w:r>
+        <w:rPr>
+          <w:rFonts w:ascii="Helvetica" w:hAnsi="Helvetica" w:cs="Helvetica"/>
+          <w:sz w:val="22"/>
+        </w:rPr>
+        <w:t>product</w:t>
+      </w:r>
+      <w:proofErr w:type="spellEnd"/>
+      <w:r>
+        <w:rPr>
+          <w:rFonts w:ascii="Helvetica" w:hAnsi="Helvetica" w:cs="Helvetica"/>
+          <w:sz w:val="22"/>
+        </w:rPr>
+        <w:t xml:space="preserve"> and </w:t>
+      </w:r>
+      <w:proofErr w:type="gramStart"/>
+      <w:r>
+        <w:rPr>
+          <w:rFonts w:ascii="Helvetica" w:hAnsi="Helvetica" w:cs="Helvetica"/>
+          <w:sz w:val="22"/>
+        </w:rPr>
+        <w:t>enclosure:</w:t>
+      </w:r>
+      <w:proofErr w:type="gramEnd"/>
     </w:p>
     <w:p>
       <w:pPr>
@@ -710,7 +2754,23 @@
           <w:rFonts w:ascii="Helvetica" w:hAnsi="Helvetica" w:cs="Helvetica"/>
           <w:sz w:val="22"/>
         </w:rPr>
-        <w:t>PCB outline and dimensions.</w:t>
+        <w:t xml:space="preserve">PCB </w:t>
+      </w:r>
+      <w:proofErr w:type="spellStart"/>
+      <w:r>
+        <w:rPr>
+          <w:rFonts w:ascii="Helvetica" w:hAnsi="Helvetica" w:cs="Helvetica"/>
+          <w:sz w:val="22"/>
+        </w:rPr>
+        <w:t>outline</w:t>
+      </w:r>
+      <w:proofErr w:type="spellEnd"/>
+      <w:r>
+        <w:rPr>
+          <w:rFonts w:ascii="Helvetica" w:hAnsi="Helvetica" w:cs="Helvetica"/>
+          <w:sz w:val="22"/>
+        </w:rPr>
+        <w:t xml:space="preserve"> and dimensions.</w:t>
       </w:r>
     </w:p>
     <w:p>
@@ -721,12 +2781,53 @@
           <w:numId w:val="2"/>
         </w:numPr>
       </w:pPr>
-      <w:r>
-        <w:rPr>
-          <w:rFonts w:ascii="Helvetica" w:hAnsi="Helvetica" w:cs="Helvetica"/>
-          <w:sz w:val="22"/>
-        </w:rPr>
-        <w:t>Mounting holes and hole locations.</w:t>
+      <w:proofErr w:type="spellStart"/>
+      <w:r>
+        <w:rPr>
+          <w:rFonts w:ascii="Helvetica" w:hAnsi="Helvetica" w:cs="Helvetica"/>
+          <w:sz w:val="22"/>
+        </w:rPr>
+        <w:t>Mounting</w:t>
+      </w:r>
+      <w:proofErr w:type="spellEnd"/>
+      <w:r>
+        <w:rPr>
+          <w:rFonts w:ascii="Helvetica" w:hAnsi="Helvetica" w:cs="Helvetica"/>
+          <w:sz w:val="22"/>
+        </w:rPr>
+        <w:t xml:space="preserve"> </w:t>
+      </w:r>
+      <w:proofErr w:type="spellStart"/>
+      <w:r>
+        <w:rPr>
+          <w:rFonts w:ascii="Helvetica" w:hAnsi="Helvetica" w:cs="Helvetica"/>
+          <w:sz w:val="22"/>
+        </w:rPr>
+        <w:t>holes</w:t>
+      </w:r>
+      <w:proofErr w:type="spellEnd"/>
+      <w:r>
+        <w:rPr>
+          <w:rFonts w:ascii="Helvetica" w:hAnsi="Helvetica" w:cs="Helvetica"/>
+          <w:sz w:val="22"/>
+        </w:rPr>
+        <w:t xml:space="preserve"> and </w:t>
+      </w:r>
+      <w:proofErr w:type="spellStart"/>
+      <w:r>
+        <w:rPr>
+          <w:rFonts w:ascii="Helvetica" w:hAnsi="Helvetica" w:cs="Helvetica"/>
+          <w:sz w:val="22"/>
+        </w:rPr>
+        <w:t>hole</w:t>
+      </w:r>
+      <w:proofErr w:type="spellEnd"/>
+      <w:r>
+        <w:rPr>
+          <w:rFonts w:ascii="Helvetica" w:hAnsi="Helvetica" w:cs="Helvetica"/>
+          <w:sz w:val="22"/>
+        </w:rPr>
+        <w:t xml:space="preserve"> locations.</w:t>
       </w:r>
     </w:p>
     <w:p>
@@ -749,7 +2850,23 @@
           <w:rFonts w:ascii="Helvetica" w:hAnsi="Helvetica" w:cs="Helvetica"/>
           <w:sz w:val="22"/>
         </w:rPr>
-        <w:t xml:space="preserve"> (2 possible configs)</w:t>
+        <w:t xml:space="preserve"> (2 possible </w:t>
+      </w:r>
+      <w:proofErr w:type="spellStart"/>
+      <w:r>
+        <w:rPr>
+          <w:rFonts w:ascii="Helvetica" w:hAnsi="Helvetica" w:cs="Helvetica"/>
+          <w:sz w:val="22"/>
+        </w:rPr>
+        <w:t>configs</w:t>
+      </w:r>
+      <w:proofErr w:type="spellEnd"/>
+      <w:r>
+        <w:rPr>
+          <w:rFonts w:ascii="Helvetica" w:hAnsi="Helvetica" w:cs="Helvetica"/>
+          <w:sz w:val="22"/>
+        </w:rPr>
+        <w:t>)</w:t>
       </w:r>
     </w:p>
     <w:p>
@@ -765,7 +2882,23 @@
           <w:rFonts w:ascii="Helvetica" w:hAnsi="Helvetica" w:cs="Helvetica"/>
           <w:sz w:val="22"/>
         </w:rPr>
-        <w:t>USB connector position.</w:t>
+        <w:t xml:space="preserve">USB </w:t>
+      </w:r>
+      <w:proofErr w:type="spellStart"/>
+      <w:r>
+        <w:rPr>
+          <w:rFonts w:ascii="Helvetica" w:hAnsi="Helvetica" w:cs="Helvetica"/>
+          <w:sz w:val="22"/>
+        </w:rPr>
+        <w:t>connector</w:t>
+      </w:r>
+      <w:proofErr w:type="spellEnd"/>
+      <w:r>
+        <w:rPr>
+          <w:rFonts w:ascii="Helvetica" w:hAnsi="Helvetica" w:cs="Helvetica"/>
+          <w:sz w:val="22"/>
+        </w:rPr>
+        <w:t xml:space="preserve"> position.</w:t>
       </w:r>
     </w:p>
     <w:p>
@@ -804,7 +2937,23 @@
           <w:rFonts w:ascii="Helvetica" w:hAnsi="Helvetica" w:cs="Helvetica"/>
           <w:sz w:val="22"/>
         </w:rPr>
-        <w:t xml:space="preserve"> (2 possible configs)</w:t>
+        <w:t xml:space="preserve"> (2 possible </w:t>
+      </w:r>
+      <w:proofErr w:type="spellStart"/>
+      <w:r>
+        <w:rPr>
+          <w:rFonts w:ascii="Helvetica" w:hAnsi="Helvetica" w:cs="Helvetica"/>
+          <w:sz w:val="22"/>
+        </w:rPr>
+        <w:t>configs</w:t>
+      </w:r>
+      <w:proofErr w:type="spellEnd"/>
+      <w:r>
+        <w:rPr>
+          <w:rFonts w:ascii="Helvetica" w:hAnsi="Helvetica" w:cs="Helvetica"/>
+          <w:sz w:val="22"/>
+        </w:rPr>
+        <w:t>)</w:t>
       </w:r>
     </w:p>
     <w:p>
@@ -820,7 +2969,55 @@
           <w:rFonts w:ascii="Helvetica" w:hAnsi="Helvetica" w:cs="Helvetica"/>
           <w:sz w:val="22"/>
         </w:rPr>
-        <w:t>TFT connector and other major connector locations.</w:t>
+        <w:t xml:space="preserve">TFT </w:t>
+      </w:r>
+      <w:proofErr w:type="spellStart"/>
+      <w:r>
+        <w:rPr>
+          <w:rFonts w:ascii="Helvetica" w:hAnsi="Helvetica" w:cs="Helvetica"/>
+          <w:sz w:val="22"/>
+        </w:rPr>
+        <w:t>connector</w:t>
+      </w:r>
+      <w:proofErr w:type="spellEnd"/>
+      <w:r>
+        <w:rPr>
+          <w:rFonts w:ascii="Helvetica" w:hAnsi="Helvetica" w:cs="Helvetica"/>
+          <w:sz w:val="22"/>
+        </w:rPr>
+        <w:t xml:space="preserve"> and </w:t>
+      </w:r>
+      <w:proofErr w:type="spellStart"/>
+      <w:r>
+        <w:rPr>
+          <w:rFonts w:ascii="Helvetica" w:hAnsi="Helvetica" w:cs="Helvetica"/>
+          <w:sz w:val="22"/>
+        </w:rPr>
+        <w:t>other</w:t>
+      </w:r>
+      <w:proofErr w:type="spellEnd"/>
+      <w:r>
+        <w:rPr>
+          <w:rFonts w:ascii="Helvetica" w:hAnsi="Helvetica" w:cs="Helvetica"/>
+          <w:sz w:val="22"/>
+        </w:rPr>
+        <w:t xml:space="preserve"> major </w:t>
+      </w:r>
+      <w:proofErr w:type="spellStart"/>
+      <w:r>
+        <w:rPr>
+          <w:rFonts w:ascii="Helvetica" w:hAnsi="Helvetica" w:cs="Helvetica"/>
+          <w:sz w:val="22"/>
+        </w:rPr>
+        <w:t>connector</w:t>
+      </w:r>
+      <w:proofErr w:type="spellEnd"/>
+      <w:r>
+        <w:rPr>
+          <w:rFonts w:ascii="Helvetica" w:hAnsi="Helvetica" w:cs="Helvetica"/>
+          <w:sz w:val="22"/>
+        </w:rPr>
+        <w:t xml:space="preserve"> locations.</w:t>
       </w:r>
     </w:p>
     <w:p>
@@ -831,12 +3028,21 @@
           <w:numId w:val="2"/>
         </w:numPr>
       </w:pPr>
-      <w:r>
-        <w:rPr>
-          <w:rFonts w:ascii="Helvetica" w:hAnsi="Helvetica" w:cs="Helvetica"/>
-          <w:sz w:val="22"/>
-        </w:rPr>
-        <w:t>Required clearances and enclosure interfaces.</w:t>
+      <w:proofErr w:type="spellStart"/>
+      <w:r>
+        <w:rPr>
+          <w:rFonts w:ascii="Helvetica" w:hAnsi="Helvetica" w:cs="Helvetica"/>
+          <w:sz w:val="22"/>
+        </w:rPr>
+        <w:t>Required</w:t>
+      </w:r>
+      <w:proofErr w:type="spellEnd"/>
+      <w:r>
+        <w:rPr>
+          <w:rFonts w:ascii="Helvetica" w:hAnsi="Helvetica" w:cs="Helvetica"/>
+          <w:sz w:val="22"/>
+        </w:rPr>
+        <w:t xml:space="preserve"> clearances and enclosure interfaces.</w:t>
       </w:r>
     </w:p>
     <w:p/>
@@ -847,8 +3053,36 @@
           <w:b/>
           <w:sz w:val="22"/>
         </w:rPr>
-        <w:t>Component cost target</w:t>
-      </w:r>
+        <w:t xml:space="preserve">Component </w:t>
+      </w:r>
+      <w:proofErr w:type="spellStart"/>
+      <w:r>
+        <w:rPr>
+          <w:rFonts w:ascii="Helvetica" w:hAnsi="Helvetica" w:cs="Helvetica"/>
+          <w:b/>
+          <w:sz w:val="22"/>
+        </w:rPr>
+        <w:t>cost</w:t>
+      </w:r>
+      <w:proofErr w:type="spellEnd"/>
+      <w:r>
+        <w:rPr>
+          <w:rFonts w:ascii="Helvetica" w:hAnsi="Helvetica" w:cs="Helvetica"/>
+          <w:b/>
+          <w:sz w:val="22"/>
+        </w:rPr>
+        <w:t xml:space="preserve"> </w:t>
+      </w:r>
+      <w:proofErr w:type="spellStart"/>
+      <w:r>
+        <w:rPr>
+          <w:rFonts w:ascii="Helvetica" w:hAnsi="Helvetica" w:cs="Helvetica"/>
+          <w:b/>
+          <w:sz w:val="22"/>
+        </w:rPr>
+        <w:t>target</w:t>
+      </w:r>
+      <w:proofErr w:type="spellEnd"/>
     </w:p>
     <w:p>
       <w:r>
@@ -856,19 +3090,263 @@
           <w:rFonts w:ascii="Helvetica" w:hAnsi="Helvetica" w:cs="Helvetica"/>
           <w:sz w:val="22"/>
         </w:rPr>
-        <w:t>The total component cost must not exceed USD 10 per assembled PCB, excluding PCB fabrication and shipping. Any proposed component that threatens this target must be identified before approval.</w:t>
+        <w:t xml:space="preserve">The total component </w:t>
+      </w:r>
+      <w:proofErr w:type="spellStart"/>
+      <w:r>
+        <w:rPr>
+          <w:rFonts w:ascii="Helvetica" w:hAnsi="Helvetica" w:cs="Helvetica"/>
+          <w:sz w:val="22"/>
+        </w:rPr>
+        <w:t>cost</w:t>
+      </w:r>
+      <w:proofErr w:type="spellEnd"/>
+      <w:r>
+        <w:rPr>
+          <w:rFonts w:ascii="Helvetica" w:hAnsi="Helvetica" w:cs="Helvetica"/>
+          <w:sz w:val="22"/>
+        </w:rPr>
+        <w:t xml:space="preserve"> must not </w:t>
+      </w:r>
+      <w:proofErr w:type="spellStart"/>
+      <w:r>
+        <w:rPr>
+          <w:rFonts w:ascii="Helvetica" w:hAnsi="Helvetica" w:cs="Helvetica"/>
+          <w:sz w:val="22"/>
+        </w:rPr>
+        <w:t>exceed</w:t>
+      </w:r>
+      <w:proofErr w:type="spellEnd"/>
+      <w:r>
+        <w:rPr>
+          <w:rFonts w:ascii="Helvetica" w:hAnsi="Helvetica" w:cs="Helvetica"/>
+          <w:sz w:val="22"/>
+        </w:rPr>
+        <w:t xml:space="preserve"> USD 10 per </w:t>
+      </w:r>
+      <w:proofErr w:type="spellStart"/>
+      <w:r>
+        <w:rPr>
+          <w:rFonts w:ascii="Helvetica" w:hAnsi="Helvetica" w:cs="Helvetica"/>
+          <w:sz w:val="22"/>
+        </w:rPr>
+        <w:t>assembled</w:t>
+      </w:r>
+      <w:proofErr w:type="spellEnd"/>
+      <w:r>
+        <w:rPr>
+          <w:rFonts w:ascii="Helvetica" w:hAnsi="Helvetica" w:cs="Helvetica"/>
+          <w:sz w:val="22"/>
+        </w:rPr>
+        <w:t xml:space="preserve"> PCB, </w:t>
+      </w:r>
+      <w:proofErr w:type="spellStart"/>
+      <w:r>
+        <w:rPr>
+          <w:rFonts w:ascii="Helvetica" w:hAnsi="Helvetica" w:cs="Helvetica"/>
+          <w:sz w:val="22"/>
+        </w:rPr>
+        <w:t>excluding</w:t>
+      </w:r>
+      <w:proofErr w:type="spellEnd"/>
+      <w:r>
+        <w:rPr>
+          <w:rFonts w:ascii="Helvetica" w:hAnsi="Helvetica" w:cs="Helvetica"/>
+          <w:sz w:val="22"/>
+        </w:rPr>
+        <w:t xml:space="preserve"> PCB fabrication and shipping. </w:t>
+      </w:r>
+      <w:proofErr w:type="spellStart"/>
+      <w:r>
+        <w:rPr>
+          <w:rFonts w:ascii="Helvetica" w:hAnsi="Helvetica" w:cs="Helvetica"/>
+          <w:sz w:val="22"/>
+        </w:rPr>
+        <w:t>Any</w:t>
+      </w:r>
+      <w:proofErr w:type="spellEnd"/>
+      <w:r>
+        <w:rPr>
+          <w:rFonts w:ascii="Helvetica" w:hAnsi="Helvetica" w:cs="Helvetica"/>
+          <w:sz w:val="22"/>
+        </w:rPr>
+        <w:t xml:space="preserve"> </w:t>
+      </w:r>
+      <w:proofErr w:type="spellStart"/>
+      <w:r>
+        <w:rPr>
+          <w:rFonts w:ascii="Helvetica" w:hAnsi="Helvetica" w:cs="Helvetica"/>
+          <w:sz w:val="22"/>
+        </w:rPr>
+        <w:t>proposed</w:t>
+      </w:r>
+      <w:proofErr w:type="spellEnd"/>
+      <w:r>
+        <w:rPr>
+          <w:rFonts w:ascii="Helvetica" w:hAnsi="Helvetica" w:cs="Helvetica"/>
+          <w:sz w:val="22"/>
+        </w:rPr>
+        <w:t xml:space="preserve"> component </w:t>
+      </w:r>
+      <w:proofErr w:type="spellStart"/>
+      <w:r>
+        <w:rPr>
+          <w:rFonts w:ascii="Helvetica" w:hAnsi="Helvetica" w:cs="Helvetica"/>
+          <w:sz w:val="22"/>
+        </w:rPr>
+        <w:t>that</w:t>
+      </w:r>
+      <w:proofErr w:type="spellEnd"/>
+      <w:r>
+        <w:rPr>
+          <w:rFonts w:ascii="Helvetica" w:hAnsi="Helvetica" w:cs="Helvetica"/>
+          <w:sz w:val="22"/>
+        </w:rPr>
+        <w:t xml:space="preserve"> </w:t>
+      </w:r>
+      <w:proofErr w:type="spellStart"/>
+      <w:r>
+        <w:rPr>
+          <w:rFonts w:ascii="Helvetica" w:hAnsi="Helvetica" w:cs="Helvetica"/>
+          <w:sz w:val="22"/>
+        </w:rPr>
+        <w:t>threatens</w:t>
+      </w:r>
+      <w:proofErr w:type="spellEnd"/>
+      <w:r>
+        <w:rPr>
+          <w:rFonts w:ascii="Helvetica" w:hAnsi="Helvetica" w:cs="Helvetica"/>
+          <w:sz w:val="22"/>
+        </w:rPr>
+        <w:t xml:space="preserve"> </w:t>
+      </w:r>
+      <w:proofErr w:type="spellStart"/>
+      <w:r>
+        <w:rPr>
+          <w:rFonts w:ascii="Helvetica" w:hAnsi="Helvetica" w:cs="Helvetica"/>
+          <w:sz w:val="22"/>
+        </w:rPr>
+        <w:t>this</w:t>
+      </w:r>
+      <w:proofErr w:type="spellEnd"/>
+      <w:r>
+        <w:rPr>
+          <w:rFonts w:ascii="Helvetica" w:hAnsi="Helvetica" w:cs="Helvetica"/>
+          <w:sz w:val="22"/>
+        </w:rPr>
+        <w:t xml:space="preserve"> </w:t>
+      </w:r>
+      <w:proofErr w:type="spellStart"/>
+      <w:r>
+        <w:rPr>
+          <w:rFonts w:ascii="Helvetica" w:hAnsi="Helvetica" w:cs="Helvetica"/>
+          <w:sz w:val="22"/>
+        </w:rPr>
+        <w:t>target</w:t>
+      </w:r>
+      <w:proofErr w:type="spellEnd"/>
+      <w:r>
+        <w:rPr>
+          <w:rFonts w:ascii="Helvetica" w:hAnsi="Helvetica" w:cs="Helvetica"/>
+          <w:sz w:val="22"/>
+        </w:rPr>
+        <w:t xml:space="preserve"> must </w:t>
+      </w:r>
+      <w:proofErr w:type="spellStart"/>
+      <w:r>
+        <w:rPr>
+          <w:rFonts w:ascii="Helvetica" w:hAnsi="Helvetica" w:cs="Helvetica"/>
+          <w:sz w:val="22"/>
+        </w:rPr>
+        <w:t>be</w:t>
+      </w:r>
+      <w:proofErr w:type="spellEnd"/>
+      <w:r>
+        <w:rPr>
+          <w:rFonts w:ascii="Helvetica" w:hAnsi="Helvetica" w:cs="Helvetica"/>
+          <w:sz w:val="22"/>
+        </w:rPr>
+        <w:t xml:space="preserve"> </w:t>
+      </w:r>
+      <w:proofErr w:type="spellStart"/>
+      <w:r>
+        <w:rPr>
+          <w:rFonts w:ascii="Helvetica" w:hAnsi="Helvetica" w:cs="Helvetica"/>
+          <w:sz w:val="22"/>
+        </w:rPr>
+        <w:t>identified</w:t>
+      </w:r>
+      <w:proofErr w:type="spellEnd"/>
+      <w:r>
+        <w:rPr>
+          <w:rFonts w:ascii="Helvetica" w:hAnsi="Helvetica" w:cs="Helvetica"/>
+          <w:sz w:val="22"/>
+        </w:rPr>
+        <w:t xml:space="preserve"> </w:t>
+      </w:r>
+      <w:proofErr w:type="spellStart"/>
+      <w:r>
+        <w:rPr>
+          <w:rFonts w:ascii="Helvetica" w:hAnsi="Helvetica" w:cs="Helvetica"/>
+          <w:sz w:val="22"/>
+        </w:rPr>
+        <w:t>before</w:t>
+      </w:r>
+      <w:proofErr w:type="spellEnd"/>
+      <w:r>
+        <w:rPr>
+          <w:rFonts w:ascii="Helvetica" w:hAnsi="Helvetica" w:cs="Helvetica"/>
+          <w:sz w:val="22"/>
+        </w:rPr>
+        <w:t xml:space="preserve"> </w:t>
+      </w:r>
+      <w:proofErr w:type="spellStart"/>
+      <w:r>
+        <w:rPr>
+          <w:rFonts w:ascii="Helvetica" w:hAnsi="Helvetica" w:cs="Helvetica"/>
+          <w:sz w:val="22"/>
+        </w:rPr>
+        <w:t>approval</w:t>
+      </w:r>
+      <w:proofErr w:type="spellEnd"/>
+      <w:r>
+        <w:rPr>
+          <w:rFonts w:ascii="Helvetica" w:hAnsi="Helvetica" w:cs="Helvetica"/>
+          <w:sz w:val="22"/>
+        </w:rPr>
+        <w:t>.</w:t>
       </w:r>
     </w:p>
     <w:p/>
     <w:p>
-      <w:r>
-        <w:rPr>
-          <w:rFonts w:ascii="Helvetica" w:hAnsi="Helvetica" w:cs="Helvetica"/>
-          <w:b/>
-          <w:sz w:val="22"/>
-        </w:rPr>
-        <w:t>Required deliverables</w:t>
-      </w:r>
+      <w:proofErr w:type="spellStart"/>
+      <w:r>
+        <w:rPr>
+          <w:rFonts w:ascii="Helvetica" w:hAnsi="Helvetica" w:cs="Helvetica"/>
+          <w:b/>
+          <w:sz w:val="22"/>
+        </w:rPr>
+        <w:t>Required</w:t>
+      </w:r>
+      <w:proofErr w:type="spellEnd"/>
+      <w:r>
+        <w:rPr>
+          <w:rFonts w:ascii="Helvetica" w:hAnsi="Helvetica" w:cs="Helvetica"/>
+          <w:b/>
+          <w:sz w:val="22"/>
+        </w:rPr>
+        <w:t xml:space="preserve"> </w:t>
+      </w:r>
+      <w:proofErr w:type="spellStart"/>
+      <w:r>
+        <w:rPr>
+          <w:rFonts w:ascii="Helvetica" w:hAnsi="Helvetica" w:cs="Helvetica"/>
+          <w:b/>
+          <w:sz w:val="22"/>
+        </w:rPr>
+        <w:t>deliverables</w:t>
+      </w:r>
+      <w:proofErr w:type="spellEnd"/>
     </w:p>
     <w:p>
       <w:pPr>
@@ -883,7 +3361,39 @@
           <w:rFonts w:ascii="Helvetica" w:hAnsi="Helvetica" w:cs="Helvetica"/>
           <w:sz w:val="22"/>
         </w:rPr>
-        <w:t>Complete EasyEDA schematic.</w:t>
+        <w:t xml:space="preserve">Complete </w:t>
+      </w:r>
+      <w:proofErr w:type="spellStart"/>
+      <w:r>
+        <w:rPr>
+          <w:rFonts w:ascii="Helvetica" w:hAnsi="Helvetica" w:cs="Helvetica"/>
+          <w:sz w:val="22"/>
+        </w:rPr>
+        <w:t>EasyEDA</w:t>
+      </w:r>
+      <w:proofErr w:type="spellEnd"/>
+      <w:r>
+        <w:rPr>
+          <w:rFonts w:ascii="Helvetica" w:hAnsi="Helvetica" w:cs="Helvetica"/>
+          <w:sz w:val="22"/>
+        </w:rPr>
+        <w:t xml:space="preserve"> </w:t>
+      </w:r>
+      <w:proofErr w:type="spellStart"/>
+      <w:r>
+        <w:rPr>
+          <w:rFonts w:ascii="Helvetica" w:hAnsi="Helvetica" w:cs="Helvetica"/>
+          <w:sz w:val="22"/>
+        </w:rPr>
+        <w:t>schematic</w:t>
+      </w:r>
+      <w:proofErr w:type="spellEnd"/>
+      <w:r>
+        <w:rPr>
+          <w:rFonts w:ascii="Helvetica" w:hAnsi="Helvetica" w:cs="Helvetica"/>
+          <w:sz w:val="22"/>
+        </w:rPr>
+        <w:t>.</w:t>
       </w:r>
     </w:p>
     <w:p>
@@ -899,7 +3409,23 @@
           <w:rFonts w:ascii="Helvetica" w:hAnsi="Helvetica" w:cs="Helvetica"/>
           <w:sz w:val="22"/>
         </w:rPr>
-        <w:t>Complete PCB layout.</w:t>
+        <w:t xml:space="preserve">Complete PCB </w:t>
+      </w:r>
+      <w:proofErr w:type="spellStart"/>
+      <w:r>
+        <w:rPr>
+          <w:rFonts w:ascii="Helvetica" w:hAnsi="Helvetica" w:cs="Helvetica"/>
+          <w:sz w:val="22"/>
+        </w:rPr>
+        <w:t>layout</w:t>
+      </w:r>
+      <w:proofErr w:type="spellEnd"/>
+      <w:r>
+        <w:rPr>
+          <w:rFonts w:ascii="Helvetica" w:hAnsi="Helvetica" w:cs="Helvetica"/>
+          <w:sz w:val="22"/>
+        </w:rPr>
+        <w:t>.</w:t>
       </w:r>
     </w:p>
     <w:p>
@@ -915,7 +3441,23 @@
           <w:rFonts w:ascii="Helvetica" w:hAnsi="Helvetica" w:cs="Helvetica"/>
           <w:sz w:val="22"/>
         </w:rPr>
-        <w:t>Production-ready Gerber files.</w:t>
+        <w:t>Production-</w:t>
+      </w:r>
+      <w:proofErr w:type="spellStart"/>
+      <w:r>
+        <w:rPr>
+          <w:rFonts w:ascii="Helvetica" w:hAnsi="Helvetica" w:cs="Helvetica"/>
+          <w:sz w:val="22"/>
+        </w:rPr>
+        <w:t>ready</w:t>
+      </w:r>
+      <w:proofErr w:type="spellEnd"/>
+      <w:r>
+        <w:rPr>
+          <w:rFonts w:ascii="Helvetica" w:hAnsi="Helvetica" w:cs="Helvetica"/>
+          <w:sz w:val="22"/>
+        </w:rPr>
+        <w:t xml:space="preserve"> Gerber files.</w:t>
       </w:r>
     </w:p>
     <w:p>
@@ -947,7 +3489,23 @@
           <w:rFonts w:ascii="Helvetica" w:hAnsi="Helvetica" w:cs="Helvetica"/>
           <w:sz w:val="22"/>
         </w:rPr>
-        <w:t>Pick-and-place/CPL files where applicable.</w:t>
+        <w:t xml:space="preserve">Pick-and-place/CPL files </w:t>
+      </w:r>
+      <w:proofErr w:type="spellStart"/>
+      <w:r>
+        <w:rPr>
+          <w:rFonts w:ascii="Helvetica" w:hAnsi="Helvetica" w:cs="Helvetica"/>
+          <w:sz w:val="22"/>
+        </w:rPr>
+        <w:t>where</w:t>
+      </w:r>
+      <w:proofErr w:type="spellEnd"/>
+      <w:r>
+        <w:rPr>
+          <w:rFonts w:ascii="Helvetica" w:hAnsi="Helvetica" w:cs="Helvetica"/>
+          <w:sz w:val="22"/>
+        </w:rPr>
+        <w:t xml:space="preserve"> applicable.</w:t>
       </w:r>
     </w:p>
     <w:p>
@@ -963,7 +3521,55 @@
           <w:rFonts w:ascii="Helvetica" w:hAnsi="Helvetica" w:cs="Helvetica"/>
           <w:sz w:val="22"/>
         </w:rPr>
-        <w:t>Design notes explaining grounding, power, reset, and SPI improvements.</w:t>
+        <w:t xml:space="preserve">Design notes </w:t>
+      </w:r>
+      <w:proofErr w:type="spellStart"/>
+      <w:r>
+        <w:rPr>
+          <w:rFonts w:ascii="Helvetica" w:hAnsi="Helvetica" w:cs="Helvetica"/>
+          <w:sz w:val="22"/>
+        </w:rPr>
+        <w:t>explaining</w:t>
+      </w:r>
+      <w:proofErr w:type="spellEnd"/>
+      <w:r>
+        <w:rPr>
+          <w:rFonts w:ascii="Helvetica" w:hAnsi="Helvetica" w:cs="Helvetica"/>
+          <w:sz w:val="22"/>
+        </w:rPr>
+        <w:t xml:space="preserve"> </w:t>
+      </w:r>
+      <w:proofErr w:type="spellStart"/>
+      <w:r>
+        <w:rPr>
+          <w:rFonts w:ascii="Helvetica" w:hAnsi="Helvetica" w:cs="Helvetica"/>
+          <w:sz w:val="22"/>
+        </w:rPr>
+        <w:t>grounding</w:t>
+      </w:r>
+      <w:proofErr w:type="spellEnd"/>
+      <w:r>
+        <w:rPr>
+          <w:rFonts w:ascii="Helvetica" w:hAnsi="Helvetica" w:cs="Helvetica"/>
+          <w:sz w:val="22"/>
+        </w:rPr>
+        <w:t xml:space="preserve">, power, reset, and SPI </w:t>
+      </w:r>
+      <w:proofErr w:type="spellStart"/>
+      <w:r>
+        <w:rPr>
+          <w:rFonts w:ascii="Helvetica" w:hAnsi="Helvetica" w:cs="Helvetica"/>
+          <w:sz w:val="22"/>
+        </w:rPr>
+        <w:t>improvements</w:t>
+      </w:r>
+      <w:proofErr w:type="spellEnd"/>
+      <w:r>
+        <w:rPr>
+          <w:rFonts w:ascii="Helvetica" w:hAnsi="Helvetica" w:cs="Helvetica"/>
+          <w:sz w:val="22"/>
+        </w:rPr>
+        <w:t>.</w:t>
       </w:r>
     </w:p>
     <w:p>
@@ -979,7 +3585,23 @@
           <w:rFonts w:ascii="Helvetica" w:hAnsi="Helvetica" w:cs="Helvetica"/>
           <w:sz w:val="22"/>
         </w:rPr>
-        <w:t>ERC/DRC-clean project.</w:t>
+        <w:t xml:space="preserve">ERC/DRC-clean </w:t>
+      </w:r>
+      <w:proofErr w:type="spellStart"/>
+      <w:r>
+        <w:rPr>
+          <w:rFonts w:ascii="Helvetica" w:hAnsi="Helvetica" w:cs="Helvetica"/>
+          <w:sz w:val="22"/>
+        </w:rPr>
+        <w:t>project</w:t>
+      </w:r>
+      <w:proofErr w:type="spellEnd"/>
+      <w:r>
+        <w:rPr>
+          <w:rFonts w:ascii="Helvetica" w:hAnsi="Helvetica" w:cs="Helvetica"/>
+          <w:sz w:val="22"/>
+        </w:rPr>
+        <w:t>.</w:t>
       </w:r>
     </w:p>
     <w:p>
@@ -995,7 +3617,39 @@
           <w:rFonts w:ascii="Helvetica" w:hAnsi="Helvetica" w:cs="Helvetica"/>
           <w:sz w:val="22"/>
         </w:rPr>
-        <w:t>Prototype ordered through JLCPCB.</w:t>
+        <w:t xml:space="preserve">Prototype </w:t>
+      </w:r>
+      <w:proofErr w:type="spellStart"/>
+      <w:r>
+        <w:rPr>
+          <w:rFonts w:ascii="Helvetica" w:hAnsi="Helvetica" w:cs="Helvetica"/>
+          <w:sz w:val="22"/>
+        </w:rPr>
+        <w:t>ordered</w:t>
+      </w:r>
+      <w:proofErr w:type="spellEnd"/>
+      <w:r>
+        <w:rPr>
+          <w:rFonts w:ascii="Helvetica" w:hAnsi="Helvetica" w:cs="Helvetica"/>
+          <w:sz w:val="22"/>
+        </w:rPr>
+        <w:t xml:space="preserve"> </w:t>
+      </w:r>
+      <w:proofErr w:type="spellStart"/>
+      <w:r>
+        <w:rPr>
+          <w:rFonts w:ascii="Helvetica" w:hAnsi="Helvetica" w:cs="Helvetica"/>
+          <w:sz w:val="22"/>
+        </w:rPr>
+        <w:t>through</w:t>
+      </w:r>
+      <w:proofErr w:type="spellEnd"/>
+      <w:r>
+        <w:rPr>
+          <w:rFonts w:ascii="Helvetica" w:hAnsi="Helvetica" w:cs="Helvetica"/>
+          <w:sz w:val="22"/>
+        </w:rPr>
+        <w:t xml:space="preserve"> JLCPCB.</w:t>
       </w:r>
     </w:p>
     <w:p>
@@ -1022,12 +3676,69 @@
           <w:numId w:val="3"/>
         </w:numPr>
       </w:pPr>
-      <w:r>
-        <w:rPr>
-          <w:rFonts w:ascii="Helvetica" w:hAnsi="Helvetica" w:cs="Helvetica"/>
-          <w:sz w:val="22"/>
-        </w:rPr>
-        <w:t>Recommendations for any remaining hardware improvements.</w:t>
+      <w:proofErr w:type="spellStart"/>
+      <w:r>
+        <w:rPr>
+          <w:rFonts w:ascii="Helvetica" w:hAnsi="Helvetica" w:cs="Helvetica"/>
+          <w:sz w:val="22"/>
+        </w:rPr>
+        <w:t>Recommendations</w:t>
+      </w:r>
+      <w:proofErr w:type="spellEnd"/>
+      <w:r>
+        <w:rPr>
+          <w:rFonts w:ascii="Helvetica" w:hAnsi="Helvetica" w:cs="Helvetica"/>
+          <w:sz w:val="22"/>
+        </w:rPr>
+        <w:t xml:space="preserve"> for </w:t>
+      </w:r>
+      <w:proofErr w:type="spellStart"/>
+      <w:r>
+        <w:rPr>
+          <w:rFonts w:ascii="Helvetica" w:hAnsi="Helvetica" w:cs="Helvetica"/>
+          <w:sz w:val="22"/>
+        </w:rPr>
+        <w:t>any</w:t>
+      </w:r>
+      <w:proofErr w:type="spellEnd"/>
+      <w:r>
+        <w:rPr>
+          <w:rFonts w:ascii="Helvetica" w:hAnsi="Helvetica" w:cs="Helvetica"/>
+          <w:sz w:val="22"/>
+        </w:rPr>
+        <w:t xml:space="preserve"> </w:t>
+      </w:r>
+      <w:proofErr w:type="spellStart"/>
+      <w:r>
+        <w:rPr>
+          <w:rFonts w:ascii="Helvetica" w:hAnsi="Helvetica" w:cs="Helvetica"/>
+          <w:sz w:val="22"/>
+        </w:rPr>
+        <w:t>remaining</w:t>
+      </w:r>
+      <w:proofErr w:type="spellEnd"/>
+      <w:r>
+        <w:rPr>
+          <w:rFonts w:ascii="Helvetica" w:hAnsi="Helvetica" w:cs="Helvetica"/>
+          <w:sz w:val="22"/>
+        </w:rPr>
+        <w:t xml:space="preserve"> hardware </w:t>
+      </w:r>
+      <w:proofErr w:type="spellStart"/>
+      <w:r>
+        <w:rPr>
+          <w:rFonts w:ascii="Helvetica" w:hAnsi="Helvetica" w:cs="Helvetica"/>
+          <w:sz w:val="22"/>
+        </w:rPr>
+        <w:t>improvements</w:t>
+      </w:r>
+      <w:proofErr w:type="spellEnd"/>
+      <w:r>
+        <w:rPr>
+          <w:rFonts w:ascii="Helvetica" w:hAnsi="Helvetica" w:cs="Helvetica"/>
+          <w:sz w:val="22"/>
+        </w:rPr>
+        <w:t>.</w:t>
       </w:r>
     </w:p>
     <w:p/>
@@ -1039,8 +3750,18 @@
           <w:sz w:val="22"/>
         </w:rPr>
         <w:lastRenderedPageBreak/>
-        <w:t>Acceptance criteria</w:t>
-      </w:r>
+        <w:t xml:space="preserve">Acceptance </w:t>
+      </w:r>
+      <w:proofErr w:type="spellStart"/>
+      <w:r>
+        <w:rPr>
+          <w:rFonts w:ascii="Helvetica" w:hAnsi="Helvetica" w:cs="Helvetica"/>
+          <w:b/>
+          <w:sz w:val="22"/>
+        </w:rPr>
+        <w:t>criteria</w:t>
+      </w:r>
+      <w:proofErr w:type="spellEnd"/>
     </w:p>
     <w:p>
       <w:r>
@@ -1048,7 +3769,343 @@
           <w:rFonts w:ascii="Helvetica" w:hAnsi="Helvetica" w:cs="Helvetica"/>
           <w:sz w:val="22"/>
         </w:rPr>
-        <w:t>The prototype must boot reliably from USB and battery power, start without requiring a connected serial terminal, initialize the ESP32, TFT, and W5500 reliably, maintain stable 3.3 V and ground references, pass repeated cold-start and power-cycle tests, preserve mechanical compatibility, use only JLCPCB/LCSC-sourced components, and remain within the USD 10 component-cost target.</w:t>
+        <w:t xml:space="preserve">The prototype must boot </w:t>
+      </w:r>
+      <w:proofErr w:type="spellStart"/>
+      <w:r>
+        <w:rPr>
+          <w:rFonts w:ascii="Helvetica" w:hAnsi="Helvetica" w:cs="Helvetica"/>
+          <w:sz w:val="22"/>
+        </w:rPr>
+        <w:t>reliably</w:t>
+      </w:r>
+      <w:proofErr w:type="spellEnd"/>
+      <w:r>
+        <w:rPr>
+          <w:rFonts w:ascii="Helvetica" w:hAnsi="Helvetica" w:cs="Helvetica"/>
+          <w:sz w:val="22"/>
+        </w:rPr>
+        <w:t xml:space="preserve"> </w:t>
+      </w:r>
+      <w:proofErr w:type="spellStart"/>
+      <w:r>
+        <w:rPr>
+          <w:rFonts w:ascii="Helvetica" w:hAnsi="Helvetica" w:cs="Helvetica"/>
+          <w:sz w:val="22"/>
+        </w:rPr>
+        <w:t>from</w:t>
+      </w:r>
+      <w:proofErr w:type="spellEnd"/>
+      <w:r>
+        <w:rPr>
+          <w:rFonts w:ascii="Helvetica" w:hAnsi="Helvetica" w:cs="Helvetica"/>
+          <w:sz w:val="22"/>
+        </w:rPr>
+        <w:t xml:space="preserve"> USB and </w:t>
+      </w:r>
+      <w:proofErr w:type="spellStart"/>
+      <w:r>
+        <w:rPr>
+          <w:rFonts w:ascii="Helvetica" w:hAnsi="Helvetica" w:cs="Helvetica"/>
+          <w:sz w:val="22"/>
+        </w:rPr>
+        <w:t>battery</w:t>
+      </w:r>
+      <w:proofErr w:type="spellEnd"/>
+      <w:r>
+        <w:rPr>
+          <w:rFonts w:ascii="Helvetica" w:hAnsi="Helvetica" w:cs="Helvetica"/>
+          <w:sz w:val="22"/>
+        </w:rPr>
+        <w:t xml:space="preserve"> power, start </w:t>
+      </w:r>
+      <w:proofErr w:type="spellStart"/>
+      <w:r>
+        <w:rPr>
+          <w:rFonts w:ascii="Helvetica" w:hAnsi="Helvetica" w:cs="Helvetica"/>
+          <w:sz w:val="22"/>
+        </w:rPr>
+        <w:t>without</w:t>
+      </w:r>
+      <w:proofErr w:type="spellEnd"/>
+      <w:r>
+        <w:rPr>
+          <w:rFonts w:ascii="Helvetica" w:hAnsi="Helvetica" w:cs="Helvetica"/>
+          <w:sz w:val="22"/>
+        </w:rPr>
+        <w:t xml:space="preserve"> </w:t>
+      </w:r>
+      <w:proofErr w:type="spellStart"/>
+      <w:r>
+        <w:rPr>
+          <w:rFonts w:ascii="Helvetica" w:hAnsi="Helvetica" w:cs="Helvetica"/>
+          <w:sz w:val="22"/>
+        </w:rPr>
+        <w:t>requiring</w:t>
+      </w:r>
+      <w:proofErr w:type="spellEnd"/>
+      <w:r>
+        <w:rPr>
+          <w:rFonts w:ascii="Helvetica" w:hAnsi="Helvetica" w:cs="Helvetica"/>
+          <w:sz w:val="22"/>
+        </w:rPr>
+        <w:t xml:space="preserve"> a </w:t>
+      </w:r>
+      <w:proofErr w:type="spellStart"/>
+      <w:r>
+        <w:rPr>
+          <w:rFonts w:ascii="Helvetica" w:hAnsi="Helvetica" w:cs="Helvetica"/>
+          <w:sz w:val="22"/>
+        </w:rPr>
+        <w:t>connected</w:t>
+      </w:r>
+      <w:proofErr w:type="spellEnd"/>
+      <w:r>
+        <w:rPr>
+          <w:rFonts w:ascii="Helvetica" w:hAnsi="Helvetica" w:cs="Helvetica"/>
+          <w:sz w:val="22"/>
+        </w:rPr>
+        <w:t xml:space="preserve"> serial terminal, </w:t>
+      </w:r>
+      <w:proofErr w:type="spellStart"/>
+      <w:r>
+        <w:rPr>
+          <w:rFonts w:ascii="Helvetica" w:hAnsi="Helvetica" w:cs="Helvetica"/>
+          <w:sz w:val="22"/>
+        </w:rPr>
+        <w:t>initialize</w:t>
+      </w:r>
+      <w:proofErr w:type="spellEnd"/>
+      <w:r>
+        <w:rPr>
+          <w:rFonts w:ascii="Helvetica" w:hAnsi="Helvetica" w:cs="Helvetica"/>
+          <w:sz w:val="22"/>
+        </w:rPr>
+        <w:t xml:space="preserve"> the ESP32, TFT, and W5500 </w:t>
+      </w:r>
+      <w:proofErr w:type="spellStart"/>
+      <w:r>
+        <w:rPr>
+          <w:rFonts w:ascii="Helvetica" w:hAnsi="Helvetica" w:cs="Helvetica"/>
+          <w:sz w:val="22"/>
+        </w:rPr>
+        <w:t>reliably</w:t>
+      </w:r>
+      <w:proofErr w:type="spellEnd"/>
+      <w:r>
+        <w:rPr>
+          <w:rFonts w:ascii="Helvetica" w:hAnsi="Helvetica" w:cs="Helvetica"/>
+          <w:sz w:val="22"/>
+        </w:rPr>
+        <w:t xml:space="preserve">, </w:t>
+      </w:r>
+      <w:proofErr w:type="spellStart"/>
+      <w:r>
+        <w:rPr>
+          <w:rFonts w:ascii="Helvetica" w:hAnsi="Helvetica" w:cs="Helvetica"/>
+          <w:sz w:val="22"/>
+        </w:rPr>
+        <w:t>maintain</w:t>
+      </w:r>
+      <w:proofErr w:type="spellEnd"/>
+      <w:r>
+        <w:rPr>
+          <w:rFonts w:ascii="Helvetica" w:hAnsi="Helvetica" w:cs="Helvetica"/>
+          <w:sz w:val="22"/>
+        </w:rPr>
+        <w:t xml:space="preserve"> stable 3.3 V and </w:t>
+      </w:r>
+      <w:proofErr w:type="spellStart"/>
+      <w:r>
+        <w:rPr>
+          <w:rFonts w:ascii="Helvetica" w:hAnsi="Helvetica" w:cs="Helvetica"/>
+          <w:sz w:val="22"/>
+        </w:rPr>
+        <w:t>ground</w:t>
+      </w:r>
+      <w:proofErr w:type="spellEnd"/>
+      <w:r>
+        <w:rPr>
+          <w:rFonts w:ascii="Helvetica" w:hAnsi="Helvetica" w:cs="Helvetica"/>
+          <w:sz w:val="22"/>
+        </w:rPr>
+        <w:t xml:space="preserve"> </w:t>
+      </w:r>
+      <w:proofErr w:type="spellStart"/>
+      <w:r>
+        <w:rPr>
+          <w:rFonts w:ascii="Helvetica" w:hAnsi="Helvetica" w:cs="Helvetica"/>
+          <w:sz w:val="22"/>
+        </w:rPr>
+        <w:t>references</w:t>
+      </w:r>
+      <w:proofErr w:type="spellEnd"/>
+      <w:r>
+        <w:rPr>
+          <w:rFonts w:ascii="Helvetica" w:hAnsi="Helvetica" w:cs="Helvetica"/>
+          <w:sz w:val="22"/>
+        </w:rPr>
+        <w:t xml:space="preserve">, </w:t>
+      </w:r>
+      <w:proofErr w:type="spellStart"/>
+      <w:r>
+        <w:rPr>
+          <w:rFonts w:ascii="Helvetica" w:hAnsi="Helvetica" w:cs="Helvetica"/>
+          <w:sz w:val="22"/>
+        </w:rPr>
+        <w:t>pass</w:t>
+      </w:r>
+      <w:proofErr w:type="spellEnd"/>
+      <w:r>
+        <w:rPr>
+          <w:rFonts w:ascii="Helvetica" w:hAnsi="Helvetica" w:cs="Helvetica"/>
+          <w:sz w:val="22"/>
+        </w:rPr>
+        <w:t xml:space="preserve"> </w:t>
+      </w:r>
+      <w:proofErr w:type="spellStart"/>
+      <w:r>
+        <w:rPr>
+          <w:rFonts w:ascii="Helvetica" w:hAnsi="Helvetica" w:cs="Helvetica"/>
+          <w:sz w:val="22"/>
+        </w:rPr>
+        <w:t>repeated</w:t>
+      </w:r>
+      <w:proofErr w:type="spellEnd"/>
+      <w:r>
+        <w:rPr>
+          <w:rFonts w:ascii="Helvetica" w:hAnsi="Helvetica" w:cs="Helvetica"/>
+          <w:sz w:val="22"/>
+        </w:rPr>
+        <w:t xml:space="preserve"> cold-start and power-cycle tests, </w:t>
+      </w:r>
+      <w:proofErr w:type="spellStart"/>
+      <w:r>
+        <w:rPr>
+          <w:rFonts w:ascii="Helvetica" w:hAnsi="Helvetica" w:cs="Helvetica"/>
+          <w:sz w:val="22"/>
+        </w:rPr>
+        <w:t>preserve</w:t>
+      </w:r>
+      <w:proofErr w:type="spellEnd"/>
+      <w:r>
+        <w:rPr>
+          <w:rFonts w:ascii="Helvetica" w:hAnsi="Helvetica" w:cs="Helvetica"/>
+          <w:sz w:val="22"/>
+        </w:rPr>
+        <w:t xml:space="preserve"> </w:t>
+      </w:r>
+      <w:proofErr w:type="spellStart"/>
+      <w:r>
+        <w:rPr>
+          <w:rFonts w:ascii="Helvetica" w:hAnsi="Helvetica" w:cs="Helvetica"/>
+          <w:sz w:val="22"/>
+        </w:rPr>
+        <w:t>mechanical</w:t>
+      </w:r>
+      <w:proofErr w:type="spellEnd"/>
+      <w:r>
+        <w:rPr>
+          <w:rFonts w:ascii="Helvetica" w:hAnsi="Helvetica" w:cs="Helvetica"/>
+          <w:sz w:val="22"/>
+        </w:rPr>
+        <w:t xml:space="preserve"> compatibility, use </w:t>
+      </w:r>
+      <w:proofErr w:type="spellStart"/>
+      <w:r>
+        <w:rPr>
+          <w:rFonts w:ascii="Helvetica" w:hAnsi="Helvetica" w:cs="Helvetica"/>
+          <w:sz w:val="22"/>
+        </w:rPr>
+        <w:t>only</w:t>
+      </w:r>
+      <w:proofErr w:type="spellEnd"/>
+      <w:r>
+        <w:rPr>
+          <w:rFonts w:ascii="Helvetica" w:hAnsi="Helvetica" w:cs="Helvetica"/>
+          <w:sz w:val="22"/>
+        </w:rPr>
+        <w:t xml:space="preserve"> JLCPCB/LCSC-</w:t>
+      </w:r>
+      <w:proofErr w:type="spellStart"/>
+      <w:r>
+        <w:rPr>
+          <w:rFonts w:ascii="Helvetica" w:hAnsi="Helvetica" w:cs="Helvetica"/>
+          <w:sz w:val="22"/>
+        </w:rPr>
+        <w:t>sourced</w:t>
+      </w:r>
+      <w:proofErr w:type="spellEnd"/>
+      <w:r>
+        <w:rPr>
+          <w:rFonts w:ascii="Helvetica" w:hAnsi="Helvetica" w:cs="Helvetica"/>
+          <w:sz w:val="22"/>
+        </w:rPr>
+        <w:t xml:space="preserve"> components, and </w:t>
+      </w:r>
+      <w:proofErr w:type="spellStart"/>
+      <w:r>
+        <w:rPr>
+          <w:rFonts w:ascii="Helvetica" w:hAnsi="Helvetica" w:cs="Helvetica"/>
+          <w:sz w:val="22"/>
+        </w:rPr>
+        <w:t>remain</w:t>
+      </w:r>
+      <w:proofErr w:type="spellEnd"/>
+      <w:r>
+        <w:rPr>
+          <w:rFonts w:ascii="Helvetica" w:hAnsi="Helvetica" w:cs="Helvetica"/>
+          <w:sz w:val="22"/>
+        </w:rPr>
+        <w:t xml:space="preserve"> </w:t>
+      </w:r>
+      <w:proofErr w:type="spellStart"/>
+      <w:r>
+        <w:rPr>
+          <w:rFonts w:ascii="Helvetica" w:hAnsi="Helvetica" w:cs="Helvetica"/>
+          <w:sz w:val="22"/>
+        </w:rPr>
+        <w:t>within</w:t>
+      </w:r>
+      <w:proofErr w:type="spellEnd"/>
+      <w:r>
+        <w:rPr>
+          <w:rFonts w:ascii="Helvetica" w:hAnsi="Helvetica" w:cs="Helvetica"/>
+          <w:sz w:val="22"/>
+        </w:rPr>
+        <w:t xml:space="preserve"> the USD 10 component-</w:t>
+      </w:r>
+      <w:proofErr w:type="spellStart"/>
+      <w:r>
+        <w:rPr>
+          <w:rFonts w:ascii="Helvetica" w:hAnsi="Helvetica" w:cs="Helvetica"/>
+          <w:sz w:val="22"/>
+        </w:rPr>
+        <w:t>cost</w:t>
+      </w:r>
+      <w:proofErr w:type="spellEnd"/>
+      <w:r>
+        <w:rPr>
+          <w:rFonts w:ascii="Helvetica" w:hAnsi="Helvetica" w:cs="Helvetica"/>
+          <w:sz w:val="22"/>
+        </w:rPr>
+        <w:t xml:space="preserve"> </w:t>
+      </w:r>
+      <w:proofErr w:type="spellStart"/>
+      <w:r>
+        <w:rPr>
+          <w:rFonts w:ascii="Helvetica" w:hAnsi="Helvetica" w:cs="Helvetica"/>
+          <w:sz w:val="22"/>
+        </w:rPr>
+        <w:t>target</w:t>
+      </w:r>
+      <w:proofErr w:type="spellEnd"/>
+      <w:r>
+        <w:rPr>
+          <w:rFonts w:ascii="Helvetica" w:hAnsi="Helvetica" w:cs="Helvetica"/>
+          <w:sz w:val="22"/>
+        </w:rPr>
+        <w:t>.</w:t>
       </w:r>
     </w:p>
     <w:p/>
@@ -1059,8 +4116,18 @@
           <w:b/>
           <w:sz w:val="22"/>
         </w:rPr>
-        <w:t>Payment terms</w:t>
-      </w:r>
+        <w:t xml:space="preserve">Payment </w:t>
+      </w:r>
+      <w:proofErr w:type="spellStart"/>
+      <w:r>
+        <w:rPr>
+          <w:rFonts w:ascii="Helvetica" w:hAnsi="Helvetica" w:cs="Helvetica"/>
+          <w:b/>
+          <w:sz w:val="22"/>
+        </w:rPr>
+        <w:t>terms</w:t>
+      </w:r>
+      <w:proofErr w:type="spellEnd"/>
     </w:p>
     <w:p>
       <w:r>
@@ -1068,17 +4135,396 @@
           <w:rFonts w:ascii="Helvetica" w:hAnsi="Helvetica" w:cs="Helvetica"/>
           <w:sz w:val="22"/>
         </w:rPr>
-        <w:t>A reasonable fee will be paid for the engineering work performed, including design and documented effort. Final payment will be released only after the EasyEDA design has been used to order and assemble a prototype that meets the agreed acceptance criteria.</w:t>
+        <w:t xml:space="preserve">A </w:t>
+      </w:r>
+      <w:proofErr w:type="spellStart"/>
+      <w:r>
+        <w:rPr>
+          <w:rFonts w:ascii="Helvetica" w:hAnsi="Helvetica" w:cs="Helvetica"/>
+          <w:sz w:val="22"/>
+        </w:rPr>
+        <w:t>reasonable</w:t>
+      </w:r>
+      <w:proofErr w:type="spellEnd"/>
+      <w:r>
+        <w:rPr>
+          <w:rFonts w:ascii="Helvetica" w:hAnsi="Helvetica" w:cs="Helvetica"/>
+          <w:sz w:val="22"/>
+        </w:rPr>
+        <w:t xml:space="preserve"> </w:t>
+      </w:r>
+      <w:proofErr w:type="spellStart"/>
+      <w:r>
+        <w:rPr>
+          <w:rFonts w:ascii="Helvetica" w:hAnsi="Helvetica" w:cs="Helvetica"/>
+          <w:sz w:val="22"/>
+        </w:rPr>
+        <w:t>fee</w:t>
+      </w:r>
+      <w:proofErr w:type="spellEnd"/>
+      <w:r>
+        <w:rPr>
+          <w:rFonts w:ascii="Helvetica" w:hAnsi="Helvetica" w:cs="Helvetica"/>
+          <w:sz w:val="22"/>
+        </w:rPr>
+        <w:t xml:space="preserve"> </w:t>
+      </w:r>
+      <w:proofErr w:type="spellStart"/>
+      <w:r>
+        <w:rPr>
+          <w:rFonts w:ascii="Helvetica" w:hAnsi="Helvetica" w:cs="Helvetica"/>
+          <w:sz w:val="22"/>
+        </w:rPr>
+        <w:t>will</w:t>
+      </w:r>
+      <w:proofErr w:type="spellEnd"/>
+      <w:r>
+        <w:rPr>
+          <w:rFonts w:ascii="Helvetica" w:hAnsi="Helvetica" w:cs="Helvetica"/>
+          <w:sz w:val="22"/>
+        </w:rPr>
+        <w:t xml:space="preserve"> </w:t>
+      </w:r>
+      <w:proofErr w:type="spellStart"/>
+      <w:r>
+        <w:rPr>
+          <w:rFonts w:ascii="Helvetica" w:hAnsi="Helvetica" w:cs="Helvetica"/>
+          <w:sz w:val="22"/>
+        </w:rPr>
+        <w:t>be</w:t>
+      </w:r>
+      <w:proofErr w:type="spellEnd"/>
+      <w:r>
+        <w:rPr>
+          <w:rFonts w:ascii="Helvetica" w:hAnsi="Helvetica" w:cs="Helvetica"/>
+          <w:sz w:val="22"/>
+        </w:rPr>
+        <w:t xml:space="preserve"> </w:t>
+      </w:r>
+      <w:proofErr w:type="spellStart"/>
+      <w:r>
+        <w:rPr>
+          <w:rFonts w:ascii="Helvetica" w:hAnsi="Helvetica" w:cs="Helvetica"/>
+          <w:sz w:val="22"/>
+        </w:rPr>
+        <w:t>paid</w:t>
+      </w:r>
+      <w:proofErr w:type="spellEnd"/>
+      <w:r>
+        <w:rPr>
+          <w:rFonts w:ascii="Helvetica" w:hAnsi="Helvetica" w:cs="Helvetica"/>
+          <w:sz w:val="22"/>
+        </w:rPr>
+        <w:t xml:space="preserve"> for the engineering </w:t>
+      </w:r>
+      <w:proofErr w:type="spellStart"/>
+      <w:r>
+        <w:rPr>
+          <w:rFonts w:ascii="Helvetica" w:hAnsi="Helvetica" w:cs="Helvetica"/>
+          <w:sz w:val="22"/>
+        </w:rPr>
+        <w:t>work</w:t>
+      </w:r>
+      <w:proofErr w:type="spellEnd"/>
+      <w:r>
+        <w:rPr>
+          <w:rFonts w:ascii="Helvetica" w:hAnsi="Helvetica" w:cs="Helvetica"/>
+          <w:sz w:val="22"/>
+        </w:rPr>
+        <w:t xml:space="preserve"> </w:t>
+      </w:r>
+      <w:proofErr w:type="spellStart"/>
+      <w:r>
+        <w:rPr>
+          <w:rFonts w:ascii="Helvetica" w:hAnsi="Helvetica" w:cs="Helvetica"/>
+          <w:sz w:val="22"/>
+        </w:rPr>
+        <w:t>performed</w:t>
+      </w:r>
+      <w:proofErr w:type="spellEnd"/>
+      <w:r>
+        <w:rPr>
+          <w:rFonts w:ascii="Helvetica" w:hAnsi="Helvetica" w:cs="Helvetica"/>
+          <w:sz w:val="22"/>
+        </w:rPr>
+        <w:t xml:space="preserve">, </w:t>
+      </w:r>
+      <w:proofErr w:type="spellStart"/>
+      <w:r>
+        <w:rPr>
+          <w:rFonts w:ascii="Helvetica" w:hAnsi="Helvetica" w:cs="Helvetica"/>
+          <w:sz w:val="22"/>
+        </w:rPr>
+        <w:t>including</w:t>
+      </w:r>
+      <w:proofErr w:type="spellEnd"/>
+      <w:r>
+        <w:rPr>
+          <w:rFonts w:ascii="Helvetica" w:hAnsi="Helvetica" w:cs="Helvetica"/>
+          <w:sz w:val="22"/>
+        </w:rPr>
+        <w:t xml:space="preserve"> design and </w:t>
+      </w:r>
+      <w:proofErr w:type="spellStart"/>
+      <w:r>
+        <w:rPr>
+          <w:rFonts w:ascii="Helvetica" w:hAnsi="Helvetica" w:cs="Helvetica"/>
+          <w:sz w:val="22"/>
+        </w:rPr>
+        <w:t>documented</w:t>
+      </w:r>
+      <w:proofErr w:type="spellEnd"/>
+      <w:r>
+        <w:rPr>
+          <w:rFonts w:ascii="Helvetica" w:hAnsi="Helvetica" w:cs="Helvetica"/>
+          <w:sz w:val="22"/>
+        </w:rPr>
+        <w:t xml:space="preserve"> effort. Final </w:t>
+      </w:r>
+      <w:proofErr w:type="spellStart"/>
+      <w:r>
+        <w:rPr>
+          <w:rFonts w:ascii="Helvetica" w:hAnsi="Helvetica" w:cs="Helvetica"/>
+          <w:sz w:val="22"/>
+        </w:rPr>
+        <w:t>payment</w:t>
+      </w:r>
+      <w:proofErr w:type="spellEnd"/>
+      <w:r>
+        <w:rPr>
+          <w:rFonts w:ascii="Helvetica" w:hAnsi="Helvetica" w:cs="Helvetica"/>
+          <w:sz w:val="22"/>
+        </w:rPr>
+        <w:t xml:space="preserve"> </w:t>
+      </w:r>
+      <w:proofErr w:type="spellStart"/>
+      <w:r>
+        <w:rPr>
+          <w:rFonts w:ascii="Helvetica" w:hAnsi="Helvetica" w:cs="Helvetica"/>
+          <w:sz w:val="22"/>
+        </w:rPr>
+        <w:t>will</w:t>
+      </w:r>
+      <w:proofErr w:type="spellEnd"/>
+      <w:r>
+        <w:rPr>
+          <w:rFonts w:ascii="Helvetica" w:hAnsi="Helvetica" w:cs="Helvetica"/>
+          <w:sz w:val="22"/>
+        </w:rPr>
+        <w:t xml:space="preserve"> </w:t>
+      </w:r>
+      <w:proofErr w:type="spellStart"/>
+      <w:r>
+        <w:rPr>
+          <w:rFonts w:ascii="Helvetica" w:hAnsi="Helvetica" w:cs="Helvetica"/>
+          <w:sz w:val="22"/>
+        </w:rPr>
+        <w:t>be</w:t>
+      </w:r>
+      <w:proofErr w:type="spellEnd"/>
+      <w:r>
+        <w:rPr>
+          <w:rFonts w:ascii="Helvetica" w:hAnsi="Helvetica" w:cs="Helvetica"/>
+          <w:sz w:val="22"/>
+        </w:rPr>
+        <w:t xml:space="preserve"> </w:t>
+      </w:r>
+      <w:proofErr w:type="spellStart"/>
+      <w:r>
+        <w:rPr>
+          <w:rFonts w:ascii="Helvetica" w:hAnsi="Helvetica" w:cs="Helvetica"/>
+          <w:sz w:val="22"/>
+        </w:rPr>
+        <w:t>released</w:t>
+      </w:r>
+      <w:proofErr w:type="spellEnd"/>
+      <w:r>
+        <w:rPr>
+          <w:rFonts w:ascii="Helvetica" w:hAnsi="Helvetica" w:cs="Helvetica"/>
+          <w:sz w:val="22"/>
+        </w:rPr>
+        <w:t xml:space="preserve"> </w:t>
+      </w:r>
+      <w:proofErr w:type="spellStart"/>
+      <w:r>
+        <w:rPr>
+          <w:rFonts w:ascii="Helvetica" w:hAnsi="Helvetica" w:cs="Helvetica"/>
+          <w:sz w:val="22"/>
+        </w:rPr>
+        <w:t>only</w:t>
+      </w:r>
+      <w:proofErr w:type="spellEnd"/>
+      <w:r>
+        <w:rPr>
+          <w:rFonts w:ascii="Helvetica" w:hAnsi="Helvetica" w:cs="Helvetica"/>
+          <w:sz w:val="22"/>
+        </w:rPr>
+        <w:t xml:space="preserve"> after the </w:t>
+      </w:r>
+      <w:proofErr w:type="spellStart"/>
+      <w:r>
+        <w:rPr>
+          <w:rFonts w:ascii="Helvetica" w:hAnsi="Helvetica" w:cs="Helvetica"/>
+          <w:sz w:val="22"/>
+        </w:rPr>
+        <w:t>EasyEDA</w:t>
+      </w:r>
+      <w:proofErr w:type="spellEnd"/>
+      <w:r>
+        <w:rPr>
+          <w:rFonts w:ascii="Helvetica" w:hAnsi="Helvetica" w:cs="Helvetica"/>
+          <w:sz w:val="22"/>
+        </w:rPr>
+        <w:t xml:space="preserve"> design has been </w:t>
+      </w:r>
+      <w:proofErr w:type="spellStart"/>
+      <w:r>
+        <w:rPr>
+          <w:rFonts w:ascii="Helvetica" w:hAnsi="Helvetica" w:cs="Helvetica"/>
+          <w:sz w:val="22"/>
+        </w:rPr>
+        <w:t>used</w:t>
+      </w:r>
+      <w:proofErr w:type="spellEnd"/>
+      <w:r>
+        <w:rPr>
+          <w:rFonts w:ascii="Helvetica" w:hAnsi="Helvetica" w:cs="Helvetica"/>
+          <w:sz w:val="22"/>
+        </w:rPr>
+        <w:t xml:space="preserve"> to </w:t>
+      </w:r>
+      <w:proofErr w:type="spellStart"/>
+      <w:r>
+        <w:rPr>
+          <w:rFonts w:ascii="Helvetica" w:hAnsi="Helvetica" w:cs="Helvetica"/>
+          <w:sz w:val="22"/>
+        </w:rPr>
+        <w:t>order</w:t>
+      </w:r>
+      <w:proofErr w:type="spellEnd"/>
+      <w:r>
+        <w:rPr>
+          <w:rFonts w:ascii="Helvetica" w:hAnsi="Helvetica" w:cs="Helvetica"/>
+          <w:sz w:val="22"/>
+        </w:rPr>
+        <w:t xml:space="preserve"> and assemble </w:t>
+      </w:r>
+      <w:proofErr w:type="gramStart"/>
+      <w:r>
+        <w:rPr>
+          <w:rFonts w:ascii="Helvetica" w:hAnsi="Helvetica" w:cs="Helvetica"/>
+          <w:sz w:val="22"/>
+        </w:rPr>
+        <w:t>a</w:t>
+      </w:r>
+      <w:proofErr w:type="gramEnd"/>
+      <w:r>
+        <w:rPr>
+          <w:rFonts w:ascii="Helvetica" w:hAnsi="Helvetica" w:cs="Helvetica"/>
+          <w:sz w:val="22"/>
+        </w:rPr>
+        <w:t xml:space="preserve"> prototype </w:t>
+      </w:r>
+      <w:proofErr w:type="spellStart"/>
+      <w:r>
+        <w:rPr>
+          <w:rFonts w:ascii="Helvetica" w:hAnsi="Helvetica" w:cs="Helvetica"/>
+          <w:sz w:val="22"/>
+        </w:rPr>
+        <w:t>that</w:t>
+      </w:r>
+      <w:proofErr w:type="spellEnd"/>
+      <w:r>
+        <w:rPr>
+          <w:rFonts w:ascii="Helvetica" w:hAnsi="Helvetica" w:cs="Helvetica"/>
+          <w:sz w:val="22"/>
+        </w:rPr>
+        <w:t xml:space="preserve"> </w:t>
+      </w:r>
+      <w:proofErr w:type="spellStart"/>
+      <w:r>
+        <w:rPr>
+          <w:rFonts w:ascii="Helvetica" w:hAnsi="Helvetica" w:cs="Helvetica"/>
+          <w:sz w:val="22"/>
+        </w:rPr>
+        <w:t>meets</w:t>
+      </w:r>
+      <w:proofErr w:type="spellEnd"/>
+      <w:r>
+        <w:rPr>
+          <w:rFonts w:ascii="Helvetica" w:hAnsi="Helvetica" w:cs="Helvetica"/>
+          <w:sz w:val="22"/>
+        </w:rPr>
+        <w:t xml:space="preserve"> the </w:t>
+      </w:r>
+      <w:proofErr w:type="spellStart"/>
+      <w:r>
+        <w:rPr>
+          <w:rFonts w:ascii="Helvetica" w:hAnsi="Helvetica" w:cs="Helvetica"/>
+          <w:sz w:val="22"/>
+        </w:rPr>
+        <w:t>agreed</w:t>
+      </w:r>
+      <w:proofErr w:type="spellEnd"/>
+      <w:r>
+        <w:rPr>
+          <w:rFonts w:ascii="Helvetica" w:hAnsi="Helvetica" w:cs="Helvetica"/>
+          <w:sz w:val="22"/>
+        </w:rPr>
+        <w:t xml:space="preserve"> acceptance </w:t>
+      </w:r>
+      <w:proofErr w:type="spellStart"/>
+      <w:r>
+        <w:rPr>
+          <w:rFonts w:ascii="Helvetica" w:hAnsi="Helvetica" w:cs="Helvetica"/>
+          <w:sz w:val="22"/>
+        </w:rPr>
+        <w:t>criteria</w:t>
+      </w:r>
+      <w:proofErr w:type="spellEnd"/>
+      <w:r>
+        <w:rPr>
+          <w:rFonts w:ascii="Helvetica" w:hAnsi="Helvetica" w:cs="Helvetica"/>
+          <w:sz w:val="22"/>
+        </w:rPr>
+        <w:t>.</w:t>
       </w:r>
     </w:p>
     <w:p>
-      <w:r>
-        <w:rPr>
-          <w:rFonts w:ascii="Helvetica" w:hAnsi="Helvetica" w:cs="Helvetica"/>
-          <w:sz w:val="22"/>
-        </w:rPr>
-        <w:t>Preferred milestones:</w:t>
-      </w:r>
+      <w:proofErr w:type="spellStart"/>
+      <w:r>
+        <w:rPr>
+          <w:rFonts w:ascii="Helvetica" w:hAnsi="Helvetica" w:cs="Helvetica"/>
+          <w:sz w:val="22"/>
+        </w:rPr>
+        <w:t>Preferred</w:t>
+      </w:r>
+      <w:proofErr w:type="spellEnd"/>
+      <w:r>
+        <w:rPr>
+          <w:rFonts w:ascii="Helvetica" w:hAnsi="Helvetica" w:cs="Helvetica"/>
+          <w:sz w:val="22"/>
+        </w:rPr>
+        <w:t xml:space="preserve"> </w:t>
+      </w:r>
+      <w:proofErr w:type="spellStart"/>
+      <w:proofErr w:type="gramStart"/>
+      <w:r>
+        <w:rPr>
+          <w:rFonts w:ascii="Helvetica" w:hAnsi="Helvetica" w:cs="Helvetica"/>
+          <w:sz w:val="22"/>
+        </w:rPr>
+        <w:t>milestones</w:t>
+      </w:r>
+      <w:proofErr w:type="spellEnd"/>
+      <w:r>
+        <w:rPr>
+          <w:rFonts w:ascii="Helvetica" w:hAnsi="Helvetica" w:cs="Helvetica"/>
+          <w:sz w:val="22"/>
+        </w:rPr>
+        <w:t>:</w:t>
+      </w:r>
+      <w:proofErr w:type="gramEnd"/>
     </w:p>
     <w:p>
       <w:pPr>
@@ -1093,14 +4539,71 @@
           <w:rFonts w:ascii="Helvetica" w:hAnsi="Helvetica" w:cs="Helvetica"/>
           <w:sz w:val="22"/>
         </w:rPr>
-        <w:t>Initial design and schematic milestone</w:t>
-      </w:r>
-      <w:r>
-        <w:rPr>
-          <w:rFonts w:ascii="Helvetica" w:hAnsi="Helvetica" w:cs="Helvetica"/>
-          <w:sz w:val="22"/>
-        </w:rPr>
-        <w:t xml:space="preserve"> Question/Answers session between the 2 of us</w:t>
+        <w:t xml:space="preserve">Initial design and </w:t>
+      </w:r>
+      <w:proofErr w:type="spellStart"/>
+      <w:r>
+        <w:rPr>
+          <w:rFonts w:ascii="Helvetica" w:hAnsi="Helvetica" w:cs="Helvetica"/>
+          <w:sz w:val="22"/>
+        </w:rPr>
+        <w:t>schematic</w:t>
+      </w:r>
+      <w:proofErr w:type="spellEnd"/>
+      <w:r>
+        <w:rPr>
+          <w:rFonts w:ascii="Helvetica" w:hAnsi="Helvetica" w:cs="Helvetica"/>
+          <w:sz w:val="22"/>
+        </w:rPr>
+        <w:t xml:space="preserve"> </w:t>
+      </w:r>
+      <w:proofErr w:type="spellStart"/>
+      <w:r>
+        <w:rPr>
+          <w:rFonts w:ascii="Helvetica" w:hAnsi="Helvetica" w:cs="Helvetica"/>
+          <w:sz w:val="22"/>
+        </w:rPr>
+        <w:t>milestone</w:t>
+      </w:r>
+      <w:proofErr w:type="spellEnd"/>
+      <w:r>
+        <w:rPr>
+          <w:rFonts w:ascii="Helvetica" w:hAnsi="Helvetica" w:cs="Helvetica"/>
+          <w:sz w:val="22"/>
+        </w:rPr>
+        <w:t xml:space="preserve"> Question/</w:t>
+      </w:r>
+      <w:proofErr w:type="spellStart"/>
+      <w:r>
+        <w:rPr>
+          <w:rFonts w:ascii="Helvetica" w:hAnsi="Helvetica" w:cs="Helvetica"/>
+          <w:sz w:val="22"/>
+        </w:rPr>
+        <w:t>Answers</w:t>
+      </w:r>
+      <w:proofErr w:type="spellEnd"/>
+      <w:r>
+        <w:rPr>
+          <w:rFonts w:ascii="Helvetica" w:hAnsi="Helvetica" w:cs="Helvetica"/>
+          <w:sz w:val="22"/>
+        </w:rPr>
+        <w:t xml:space="preserve"> session </w:t>
+      </w:r>
+      <w:proofErr w:type="spellStart"/>
+      <w:r>
+        <w:rPr>
+          <w:rFonts w:ascii="Helvetica" w:hAnsi="Helvetica" w:cs="Helvetica"/>
+          <w:sz w:val="22"/>
+        </w:rPr>
+        <w:t>between</w:t>
+      </w:r>
+      <w:proofErr w:type="spellEnd"/>
+      <w:r>
+        <w:rPr>
+          <w:rFonts w:ascii="Helvetica" w:hAnsi="Helvetica" w:cs="Helvetica"/>
+          <w:sz w:val="22"/>
+        </w:rPr>
+        <w:t xml:space="preserve"> the 2 of us</w:t>
       </w:r>
     </w:p>
     <w:p>
@@ -1116,7 +4619,55 @@
           <w:rFonts w:ascii="Helvetica" w:hAnsi="Helvetica" w:cs="Helvetica"/>
           <w:sz w:val="22"/>
         </w:rPr>
-        <w:t>PCB/layout review milestone.</w:t>
+        <w:t>PCB/</w:t>
+      </w:r>
+      <w:proofErr w:type="spellStart"/>
+      <w:r>
+        <w:rPr>
+          <w:rFonts w:ascii="Helvetica" w:hAnsi="Helvetica" w:cs="Helvetica"/>
+          <w:sz w:val="22"/>
+        </w:rPr>
+        <w:t>layout</w:t>
+      </w:r>
+      <w:proofErr w:type="spellEnd"/>
+      <w:r>
+        <w:rPr>
+          <w:rFonts w:ascii="Helvetica" w:hAnsi="Helvetica" w:cs="Helvetica"/>
+          <w:sz w:val="22"/>
+        </w:rPr>
+        <w:t xml:space="preserve"> </w:t>
+      </w:r>
+      <w:proofErr w:type="spellStart"/>
+      <w:r>
+        <w:rPr>
+          <w:rFonts w:ascii="Helvetica" w:hAnsi="Helvetica" w:cs="Helvetica"/>
+          <w:sz w:val="22"/>
+        </w:rPr>
+        <w:t>review</w:t>
+      </w:r>
+      <w:proofErr w:type="spellEnd"/>
+      <w:r>
+        <w:rPr>
+          <w:rFonts w:ascii="Helvetica" w:hAnsi="Helvetica" w:cs="Helvetica"/>
+          <w:sz w:val="22"/>
+        </w:rPr>
+        <w:t xml:space="preserve"> </w:t>
+      </w:r>
+      <w:proofErr w:type="spellStart"/>
+      <w:r>
+        <w:rPr>
+          <w:rFonts w:ascii="Helvetica" w:hAnsi="Helvetica" w:cs="Helvetica"/>
+          <w:sz w:val="22"/>
+        </w:rPr>
+        <w:t>milestone</w:t>
+      </w:r>
+      <w:proofErr w:type="spellEnd"/>
+      <w:r>
+        <w:rPr>
+          <w:rFonts w:ascii="Helvetica" w:hAnsi="Helvetica" w:cs="Helvetica"/>
+          <w:sz w:val="22"/>
+        </w:rPr>
+        <w:t>.</w:t>
       </w:r>
     </w:p>
     <w:p>
@@ -1132,7 +4683,39 @@
           <w:rFonts w:ascii="Helvetica" w:hAnsi="Helvetica" w:cs="Helvetica"/>
           <w:sz w:val="22"/>
         </w:rPr>
-        <w:t>Prototype-order milestone.</w:t>
+        <w:t>Prototype-</w:t>
+      </w:r>
+      <w:proofErr w:type="spellStart"/>
+      <w:r>
+        <w:rPr>
+          <w:rFonts w:ascii="Helvetica" w:hAnsi="Helvetica" w:cs="Helvetica"/>
+          <w:sz w:val="22"/>
+        </w:rPr>
+        <w:t>order</w:t>
+      </w:r>
+      <w:proofErr w:type="spellEnd"/>
+      <w:r>
+        <w:rPr>
+          <w:rFonts w:ascii="Helvetica" w:hAnsi="Helvetica" w:cs="Helvetica"/>
+          <w:sz w:val="22"/>
+        </w:rPr>
+        <w:t xml:space="preserve"> </w:t>
+      </w:r>
+      <w:proofErr w:type="spellStart"/>
+      <w:r>
+        <w:rPr>
+          <w:rFonts w:ascii="Helvetica" w:hAnsi="Helvetica" w:cs="Helvetica"/>
+          <w:sz w:val="22"/>
+        </w:rPr>
+        <w:t>milestone</w:t>
+      </w:r>
+      <w:proofErr w:type="spellEnd"/>
+      <w:r>
+        <w:rPr>
+          <w:rFonts w:ascii="Helvetica" w:hAnsi="Helvetica" w:cs="Helvetica"/>
+          <w:sz w:val="22"/>
+        </w:rPr>
+        <w:t>.</w:t>
       </w:r>
     </w:p>
     <w:p>
@@ -1148,26 +4731,311 @@
           <w:rFonts w:ascii="Helvetica" w:hAnsi="Helvetica" w:cs="Helvetica"/>
           <w:sz w:val="22"/>
         </w:rPr>
-        <w:t>Final validation and acceptance milestone.</w:t>
+        <w:t xml:space="preserve">Final validation and acceptance </w:t>
+      </w:r>
+      <w:proofErr w:type="spellStart"/>
+      <w:r>
+        <w:rPr>
+          <w:rFonts w:ascii="Helvetica" w:hAnsi="Helvetica" w:cs="Helvetica"/>
+          <w:sz w:val="22"/>
+        </w:rPr>
+        <w:t>milestone</w:t>
+      </w:r>
+      <w:proofErr w:type="spellEnd"/>
+      <w:r>
+        <w:rPr>
+          <w:rFonts w:ascii="Helvetica" w:hAnsi="Helvetica" w:cs="Helvetica"/>
+          <w:sz w:val="22"/>
+        </w:rPr>
+        <w:t>.</w:t>
       </w:r>
     </w:p>
     <w:p>
-      <w:r>
-        <w:rPr>
-          <w:rFonts w:ascii="Helvetica" w:hAnsi="Helvetica" w:cs="Helvetica"/>
-          <w:b/>
-          <w:sz w:val="22"/>
-        </w:rPr>
-        <w:t>Required experience</w:t>
-      </w:r>
+      <w:proofErr w:type="spellStart"/>
+      <w:r>
+        <w:rPr>
+          <w:rFonts w:ascii="Helvetica" w:hAnsi="Helvetica" w:cs="Helvetica"/>
+          <w:b/>
+          <w:sz w:val="22"/>
+        </w:rPr>
+        <w:t>Required</w:t>
+      </w:r>
+      <w:proofErr w:type="spellEnd"/>
+      <w:r>
+        <w:rPr>
+          <w:rFonts w:ascii="Helvetica" w:hAnsi="Helvetica" w:cs="Helvetica"/>
+          <w:b/>
+          <w:sz w:val="22"/>
+        </w:rPr>
+        <w:t xml:space="preserve"> </w:t>
+      </w:r>
+      <w:proofErr w:type="spellStart"/>
+      <w:r>
+        <w:rPr>
+          <w:rFonts w:ascii="Helvetica" w:hAnsi="Helvetica" w:cs="Helvetica"/>
+          <w:b/>
+          <w:sz w:val="22"/>
+        </w:rPr>
+        <w:t>experience</w:t>
+      </w:r>
+      <w:proofErr w:type="spellEnd"/>
     </w:p>
     <w:p>
-      <w:r>
-        <w:rPr>
-          <w:rFonts w:ascii="Helvetica" w:hAnsi="Helvetica" w:cs="Helvetica"/>
-          <w:sz w:val="22"/>
-        </w:rPr>
-        <w:t>Please provide examples of previous work involving ESP32 or similar microcontrollers, W5500 Ethernet, SPI displays, battery-powered products, mixed-signal or compact embedded PCBs, EasyEDA, JLCPCB production, grounding, and signal-integrity debugging.</w:t>
+      <w:proofErr w:type="spellStart"/>
+      <w:r>
+        <w:rPr>
+          <w:rFonts w:ascii="Helvetica" w:hAnsi="Helvetica" w:cs="Helvetica"/>
+          <w:sz w:val="22"/>
+        </w:rPr>
+        <w:t>Please</w:t>
+      </w:r>
+      <w:proofErr w:type="spellEnd"/>
+      <w:r>
+        <w:rPr>
+          <w:rFonts w:ascii="Helvetica" w:hAnsi="Helvetica" w:cs="Helvetica"/>
+          <w:sz w:val="22"/>
+        </w:rPr>
+        <w:t xml:space="preserve"> </w:t>
+      </w:r>
+      <w:proofErr w:type="spellStart"/>
+      <w:r>
+        <w:rPr>
+          <w:rFonts w:ascii="Helvetica" w:hAnsi="Helvetica" w:cs="Helvetica"/>
+          <w:sz w:val="22"/>
+        </w:rPr>
+        <w:t>provide</w:t>
+      </w:r>
+      <w:proofErr w:type="spellEnd"/>
+      <w:r>
+        <w:rPr>
+          <w:rFonts w:ascii="Helvetica" w:hAnsi="Helvetica" w:cs="Helvetica"/>
+          <w:sz w:val="22"/>
+        </w:rPr>
+        <w:t xml:space="preserve"> </w:t>
+      </w:r>
+      <w:proofErr w:type="spellStart"/>
+      <w:r>
+        <w:rPr>
+          <w:rFonts w:ascii="Helvetica" w:hAnsi="Helvetica" w:cs="Helvetica"/>
+          <w:sz w:val="22"/>
+        </w:rPr>
+        <w:t>examples</w:t>
+      </w:r>
+      <w:proofErr w:type="spellEnd"/>
+      <w:r>
+        <w:rPr>
+          <w:rFonts w:ascii="Helvetica" w:hAnsi="Helvetica" w:cs="Helvetica"/>
+          <w:sz w:val="22"/>
+        </w:rPr>
+        <w:t xml:space="preserve"> of </w:t>
+      </w:r>
+      <w:proofErr w:type="spellStart"/>
+      <w:r>
+        <w:rPr>
+          <w:rFonts w:ascii="Helvetica" w:hAnsi="Helvetica" w:cs="Helvetica"/>
+          <w:sz w:val="22"/>
+        </w:rPr>
+        <w:t>previous</w:t>
+      </w:r>
+      <w:proofErr w:type="spellEnd"/>
+      <w:r>
+        <w:rPr>
+          <w:rFonts w:ascii="Helvetica" w:hAnsi="Helvetica" w:cs="Helvetica"/>
+          <w:sz w:val="22"/>
+        </w:rPr>
+        <w:t xml:space="preserve"> </w:t>
+      </w:r>
+      <w:proofErr w:type="spellStart"/>
+      <w:r>
+        <w:rPr>
+          <w:rFonts w:ascii="Helvetica" w:hAnsi="Helvetica" w:cs="Helvetica"/>
+          <w:sz w:val="22"/>
+        </w:rPr>
+        <w:t>work</w:t>
+      </w:r>
+      <w:proofErr w:type="spellEnd"/>
+      <w:r>
+        <w:rPr>
+          <w:rFonts w:ascii="Helvetica" w:hAnsi="Helvetica" w:cs="Helvetica"/>
+          <w:sz w:val="22"/>
+        </w:rPr>
+        <w:t xml:space="preserve"> </w:t>
+      </w:r>
+      <w:proofErr w:type="spellStart"/>
+      <w:r>
+        <w:rPr>
+          <w:rFonts w:ascii="Helvetica" w:hAnsi="Helvetica" w:cs="Helvetica"/>
+          <w:sz w:val="22"/>
+        </w:rPr>
+        <w:t>involving</w:t>
+      </w:r>
+      <w:proofErr w:type="spellEnd"/>
+      <w:r>
+        <w:rPr>
+          <w:rFonts w:ascii="Helvetica" w:hAnsi="Helvetica" w:cs="Helvetica"/>
+          <w:sz w:val="22"/>
+        </w:rPr>
+        <w:t xml:space="preserve"> ESP32 or </w:t>
+      </w:r>
+      <w:proofErr w:type="spellStart"/>
+      <w:r>
+        <w:rPr>
+          <w:rFonts w:ascii="Helvetica" w:hAnsi="Helvetica" w:cs="Helvetica"/>
+          <w:sz w:val="22"/>
+        </w:rPr>
+        <w:t>similar</w:t>
+      </w:r>
+      <w:proofErr w:type="spellEnd"/>
+      <w:r>
+        <w:rPr>
+          <w:rFonts w:ascii="Helvetica" w:hAnsi="Helvetica" w:cs="Helvetica"/>
+          <w:sz w:val="22"/>
+        </w:rPr>
+        <w:t xml:space="preserve"> </w:t>
+      </w:r>
+      <w:proofErr w:type="spellStart"/>
+      <w:r>
+        <w:rPr>
+          <w:rFonts w:ascii="Helvetica" w:hAnsi="Helvetica" w:cs="Helvetica"/>
+          <w:sz w:val="22"/>
+        </w:rPr>
+        <w:t>microcontrollers</w:t>
+      </w:r>
+      <w:proofErr w:type="spellEnd"/>
+      <w:r>
+        <w:rPr>
+          <w:rFonts w:ascii="Helvetica" w:hAnsi="Helvetica" w:cs="Helvetica"/>
+          <w:sz w:val="22"/>
+        </w:rPr>
+        <w:t xml:space="preserve">, W5500 Ethernet, SPI displays, </w:t>
+      </w:r>
+      <w:proofErr w:type="spellStart"/>
+      <w:r>
+        <w:rPr>
+          <w:rFonts w:ascii="Helvetica" w:hAnsi="Helvetica" w:cs="Helvetica"/>
+          <w:sz w:val="22"/>
+        </w:rPr>
+        <w:t>battery-powered</w:t>
+      </w:r>
+      <w:proofErr w:type="spellEnd"/>
+      <w:r>
+        <w:rPr>
+          <w:rFonts w:ascii="Helvetica" w:hAnsi="Helvetica" w:cs="Helvetica"/>
+          <w:sz w:val="22"/>
+        </w:rPr>
+        <w:t xml:space="preserve"> </w:t>
+      </w:r>
+      <w:proofErr w:type="spellStart"/>
+      <w:r>
+        <w:rPr>
+          <w:rFonts w:ascii="Helvetica" w:hAnsi="Helvetica" w:cs="Helvetica"/>
+          <w:sz w:val="22"/>
+        </w:rPr>
+        <w:t>products</w:t>
+      </w:r>
+      <w:proofErr w:type="spellEnd"/>
+      <w:r>
+        <w:rPr>
+          <w:rFonts w:ascii="Helvetica" w:hAnsi="Helvetica" w:cs="Helvetica"/>
+          <w:sz w:val="22"/>
+        </w:rPr>
+        <w:t xml:space="preserve">, mixed-signal or compact </w:t>
+      </w:r>
+      <w:proofErr w:type="spellStart"/>
+      <w:r>
+        <w:rPr>
+          <w:rFonts w:ascii="Helvetica" w:hAnsi="Helvetica" w:cs="Helvetica"/>
+          <w:sz w:val="22"/>
+        </w:rPr>
+        <w:t>embedded</w:t>
+      </w:r>
+      <w:proofErr w:type="spellEnd"/>
+      <w:r>
+        <w:rPr>
+          <w:rFonts w:ascii="Helvetica" w:hAnsi="Helvetica" w:cs="Helvetica"/>
+          <w:sz w:val="22"/>
+        </w:rPr>
+        <w:t xml:space="preserve"> </w:t>
+      </w:r>
+      <w:proofErr w:type="spellStart"/>
+      <w:r>
+        <w:rPr>
+          <w:rFonts w:ascii="Helvetica" w:hAnsi="Helvetica" w:cs="Helvetica"/>
+          <w:sz w:val="22"/>
+        </w:rPr>
+        <w:t>PCBs</w:t>
+      </w:r>
+      <w:proofErr w:type="spellEnd"/>
+      <w:r>
+        <w:rPr>
+          <w:rFonts w:ascii="Helvetica" w:hAnsi="Helvetica" w:cs="Helvetica"/>
+          <w:sz w:val="22"/>
+        </w:rPr>
+        <w:t xml:space="preserve">, </w:t>
+      </w:r>
+      <w:proofErr w:type="spellStart"/>
+      <w:r>
+        <w:rPr>
+          <w:rFonts w:ascii="Helvetica" w:hAnsi="Helvetica" w:cs="Helvetica"/>
+          <w:sz w:val="22"/>
+        </w:rPr>
+        <w:t>EasyEDA</w:t>
+      </w:r>
+      <w:proofErr w:type="spellEnd"/>
+      <w:r>
+        <w:rPr>
+          <w:rFonts w:ascii="Helvetica" w:hAnsi="Helvetica" w:cs="Helvetica"/>
+          <w:sz w:val="22"/>
+        </w:rPr>
+        <w:t xml:space="preserve">, JLCPCB production, </w:t>
+      </w:r>
+      <w:proofErr w:type="spellStart"/>
+      <w:r>
+        <w:rPr>
+          <w:rFonts w:ascii="Helvetica" w:hAnsi="Helvetica" w:cs="Helvetica"/>
+          <w:sz w:val="22"/>
+        </w:rPr>
+        <w:t>grounding</w:t>
+      </w:r>
+      <w:proofErr w:type="spellEnd"/>
+      <w:r>
+        <w:rPr>
+          <w:rFonts w:ascii="Helvetica" w:hAnsi="Helvetica" w:cs="Helvetica"/>
+          <w:sz w:val="22"/>
+        </w:rPr>
+        <w:t>, and signal-</w:t>
+      </w:r>
+      <w:proofErr w:type="spellStart"/>
+      <w:r>
+        <w:rPr>
+          <w:rFonts w:ascii="Helvetica" w:hAnsi="Helvetica" w:cs="Helvetica"/>
+          <w:sz w:val="22"/>
+        </w:rPr>
+        <w:t>integrity</w:t>
+      </w:r>
+      <w:proofErr w:type="spellEnd"/>
+      <w:r>
+        <w:rPr>
+          <w:rFonts w:ascii="Helvetica" w:hAnsi="Helvetica" w:cs="Helvetica"/>
+          <w:sz w:val="22"/>
+        </w:rPr>
+        <w:t xml:space="preserve"> </w:t>
+      </w:r>
+      <w:proofErr w:type="spellStart"/>
+      <w:r>
+        <w:rPr>
+          <w:rFonts w:ascii="Helvetica" w:hAnsi="Helvetica" w:cs="Helvetica"/>
+          <w:sz w:val="22"/>
+        </w:rPr>
+        <w:t>debugging</w:t>
+      </w:r>
+      <w:proofErr w:type="spellEnd"/>
+      <w:r>
+        <w:rPr>
+          <w:rFonts w:ascii="Helvetica" w:hAnsi="Helvetica" w:cs="Helvetica"/>
+          <w:sz w:val="22"/>
+        </w:rPr>
+        <w:t>.</w:t>
       </w:r>
     </w:p>
     <w:p>
@@ -1177,14 +5045,2655 @@
           <w:sz w:val="22"/>
         </w:rPr>
       </w:pPr>
-      <w:r>
-        <w:rPr>
-          <w:rFonts w:ascii="Helvetica" w:hAnsi="Helvetica" w:cs="Helvetica"/>
-          <w:sz w:val="22"/>
-        </w:rPr>
-        <w:t>Please include your estimated cost, schedule, and proposed workflow.</w:t>
+      <w:proofErr w:type="spellStart"/>
+      <w:r>
+        <w:rPr>
+          <w:rFonts w:ascii="Helvetica" w:hAnsi="Helvetica" w:cs="Helvetica"/>
+          <w:sz w:val="22"/>
+        </w:rPr>
+        <w:t>Please</w:t>
+      </w:r>
+      <w:proofErr w:type="spellEnd"/>
+      <w:r>
+        <w:rPr>
+          <w:rFonts w:ascii="Helvetica" w:hAnsi="Helvetica" w:cs="Helvetica"/>
+          <w:sz w:val="22"/>
+        </w:rPr>
+        <w:t xml:space="preserve"> </w:t>
+      </w:r>
+      <w:proofErr w:type="spellStart"/>
+      <w:r>
+        <w:rPr>
+          <w:rFonts w:ascii="Helvetica" w:hAnsi="Helvetica" w:cs="Helvetica"/>
+          <w:sz w:val="22"/>
+        </w:rPr>
+        <w:t>include</w:t>
+      </w:r>
+      <w:proofErr w:type="spellEnd"/>
+      <w:r>
+        <w:rPr>
+          <w:rFonts w:ascii="Helvetica" w:hAnsi="Helvetica" w:cs="Helvetica"/>
+          <w:sz w:val="22"/>
+        </w:rPr>
+        <w:t xml:space="preserve"> </w:t>
+      </w:r>
+      <w:proofErr w:type="spellStart"/>
+      <w:r>
+        <w:rPr>
+          <w:rFonts w:ascii="Helvetica" w:hAnsi="Helvetica" w:cs="Helvetica"/>
+          <w:sz w:val="22"/>
+        </w:rPr>
+        <w:t>your</w:t>
+      </w:r>
+      <w:proofErr w:type="spellEnd"/>
+      <w:r>
+        <w:rPr>
+          <w:rFonts w:ascii="Helvetica" w:hAnsi="Helvetica" w:cs="Helvetica"/>
+          <w:sz w:val="22"/>
+        </w:rPr>
+        <w:t xml:space="preserve"> </w:t>
+      </w:r>
+      <w:proofErr w:type="spellStart"/>
+      <w:r>
+        <w:rPr>
+          <w:rFonts w:ascii="Helvetica" w:hAnsi="Helvetica" w:cs="Helvetica"/>
+          <w:sz w:val="22"/>
+        </w:rPr>
+        <w:t>estimated</w:t>
+      </w:r>
+      <w:proofErr w:type="spellEnd"/>
+      <w:r>
+        <w:rPr>
+          <w:rFonts w:ascii="Helvetica" w:hAnsi="Helvetica" w:cs="Helvetica"/>
+          <w:sz w:val="22"/>
+        </w:rPr>
+        <w:t xml:space="preserve"> </w:t>
+      </w:r>
+      <w:proofErr w:type="spellStart"/>
+      <w:r>
+        <w:rPr>
+          <w:rFonts w:ascii="Helvetica" w:hAnsi="Helvetica" w:cs="Helvetica"/>
+          <w:sz w:val="22"/>
+        </w:rPr>
+        <w:t>cost</w:t>
+      </w:r>
+      <w:proofErr w:type="spellEnd"/>
+      <w:r>
+        <w:rPr>
+          <w:rFonts w:ascii="Helvetica" w:hAnsi="Helvetica" w:cs="Helvetica"/>
+          <w:sz w:val="22"/>
+        </w:rPr>
+        <w:t xml:space="preserve">, </w:t>
+      </w:r>
+      <w:proofErr w:type="spellStart"/>
+      <w:r>
+        <w:rPr>
+          <w:rFonts w:ascii="Helvetica" w:hAnsi="Helvetica" w:cs="Helvetica"/>
+          <w:sz w:val="22"/>
+        </w:rPr>
+        <w:t>schedule</w:t>
+      </w:r>
+      <w:proofErr w:type="spellEnd"/>
+      <w:r>
+        <w:rPr>
+          <w:rFonts w:ascii="Helvetica" w:hAnsi="Helvetica" w:cs="Helvetica"/>
+          <w:sz w:val="22"/>
+        </w:rPr>
+        <w:t xml:space="preserve">, and </w:t>
+      </w:r>
+      <w:proofErr w:type="spellStart"/>
+      <w:r>
+        <w:rPr>
+          <w:rFonts w:ascii="Helvetica" w:hAnsi="Helvetica" w:cs="Helvetica"/>
+          <w:sz w:val="22"/>
+        </w:rPr>
+        <w:t>proposed</w:t>
+      </w:r>
+      <w:proofErr w:type="spellEnd"/>
+      <w:r>
+        <w:rPr>
+          <w:rFonts w:ascii="Helvetica" w:hAnsi="Helvetica" w:cs="Helvetica"/>
+          <w:sz w:val="22"/>
+        </w:rPr>
+        <w:t xml:space="preserve"> workflow.</w:t>
       </w:r>
     </w:p>
+    <w:p>
+      <w:pPr>
+        <w:rPr>
+          <w:rFonts w:ascii="Helvetica" w:hAnsi="Helvetica" w:cs="Helvetica"/>
+          <w:sz w:val="22"/>
+        </w:rPr>
+      </w:pPr>
+      <w:r>
+        <w:rPr>
+          <w:rFonts w:ascii="Helvetica" w:hAnsi="Helvetica" w:cs="Helvetica"/>
+          <w:sz w:val="22"/>
+        </w:rPr>
+        <w:br w:type="page"/>
+      </w:r>
+    </w:p>
+    <w:p>
+      <w:pPr>
+        <w:rPr>
+          <w:rFonts w:ascii="Helvetica" w:hAnsi="Helvetica" w:cs="Helvetica"/>
+          <w:sz w:val="22"/>
+        </w:rPr>
+      </w:pPr>
+    </w:p>
+    <w:p>
+      <w:r>
+        <w:t>Q&amp;A session :</w:t>
+      </w:r>
+    </w:p>
+    <w:p/>
+    <w:p>
+      <w:pPr>
+        <w:rPr>
+          <w:b/>
+          <w:bCs/>
+        </w:rPr>
+      </w:pPr>
+      <w:proofErr w:type="spellStart"/>
+      <w:r>
+        <w:rPr>
+          <w:b/>
+          <w:bCs/>
+        </w:rPr>
+        <w:t>What</w:t>
+      </w:r>
+      <w:proofErr w:type="spellEnd"/>
+      <w:r>
+        <w:rPr>
+          <w:b/>
+          <w:bCs/>
+        </w:rPr>
+        <w:t xml:space="preserve"> </w:t>
+      </w:r>
+      <w:proofErr w:type="spellStart"/>
+      <w:r>
+        <w:rPr>
+          <w:b/>
+          <w:bCs/>
+        </w:rPr>
+        <w:t>is</w:t>
+      </w:r>
+      <w:proofErr w:type="spellEnd"/>
+      <w:r>
+        <w:rPr>
+          <w:b/>
+          <w:bCs/>
+        </w:rPr>
+        <w:t xml:space="preserve"> the base design </w:t>
+      </w:r>
+      <w:proofErr w:type="spellStart"/>
+      <w:r>
+        <w:rPr>
+          <w:b/>
+          <w:bCs/>
+        </w:rPr>
+        <w:t>used</w:t>
+      </w:r>
+      <w:proofErr w:type="spellEnd"/>
+      <w:r>
+        <w:rPr>
+          <w:b/>
+          <w:bCs/>
+        </w:rPr>
+        <w:t xml:space="preserve"> to test :</w:t>
+      </w:r>
+    </w:p>
+    <w:p>
+      <w:r>
+        <w:t xml:space="preserve">It </w:t>
+      </w:r>
+      <w:proofErr w:type="spellStart"/>
+      <w:r>
+        <w:t>is</w:t>
+      </w:r>
+      <w:proofErr w:type="spellEnd"/>
+      <w:r>
+        <w:t xml:space="preserve"> v02 fix 2, but I made a few change to 2.2 </w:t>
+      </w:r>
+      <w:proofErr w:type="spellStart"/>
+      <w:r>
+        <w:t>which</w:t>
+      </w:r>
+      <w:proofErr w:type="spellEnd"/>
+      <w:r>
+        <w:t xml:space="preserve"> </w:t>
+      </w:r>
+      <w:proofErr w:type="spellStart"/>
+      <w:r>
+        <w:t>should</w:t>
+      </w:r>
+      <w:proofErr w:type="spellEnd"/>
+      <w:r>
+        <w:t xml:space="preserve"> </w:t>
+      </w:r>
+      <w:proofErr w:type="spellStart"/>
+      <w:r>
+        <w:t>be</w:t>
+      </w:r>
+      <w:proofErr w:type="spellEnd"/>
+      <w:r>
+        <w:t xml:space="preserve"> the new </w:t>
+      </w:r>
+      <w:proofErr w:type="spellStart"/>
+      <w:r>
+        <w:t>baseline</w:t>
+      </w:r>
+      <w:proofErr w:type="spellEnd"/>
+    </w:p>
+    <w:p>
+      <w:r>
+        <w:t xml:space="preserve">I have </w:t>
+      </w:r>
+      <w:proofErr w:type="spellStart"/>
+      <w:r>
+        <w:t>added</w:t>
+      </w:r>
+      <w:proofErr w:type="spellEnd"/>
+      <w:r>
+        <w:t xml:space="preserve"> </w:t>
+      </w:r>
+      <w:proofErr w:type="spellStart"/>
+      <w:r>
+        <w:t>two</w:t>
+      </w:r>
+      <w:proofErr w:type="spellEnd"/>
+      <w:r>
+        <w:t xml:space="preserve"> </w:t>
+      </w:r>
+      <w:proofErr w:type="spellStart"/>
+      <w:r>
+        <w:t>wire</w:t>
+      </w:r>
+      <w:proofErr w:type="spellEnd"/>
+      <w:r>
+        <w:t xml:space="preserve"> on the v02 fix 2 to </w:t>
+      </w:r>
+      <w:proofErr w:type="spellStart"/>
+      <w:r>
+        <w:t>link</w:t>
+      </w:r>
+      <w:proofErr w:type="spellEnd"/>
+      <w:r>
+        <w:t xml:space="preserve"> GND </w:t>
+      </w:r>
+      <w:proofErr w:type="spellStart"/>
+      <w:r>
+        <w:t>from</w:t>
+      </w:r>
+      <w:proofErr w:type="spellEnd"/>
+      <w:r>
+        <w:t xml:space="preserve"> ESP to GND w5500 and TFT</w:t>
+      </w:r>
+    </w:p>
+    <w:p>
+      <w:proofErr w:type="spellStart"/>
+      <w:r>
+        <w:t>Which</w:t>
+      </w:r>
+      <w:proofErr w:type="spellEnd"/>
+      <w:r>
+        <w:t xml:space="preserve"> enables </w:t>
+      </w:r>
+      <w:proofErr w:type="spellStart"/>
+      <w:r>
+        <w:t>this</w:t>
+      </w:r>
+      <w:proofErr w:type="spellEnd"/>
+      <w:r>
+        <w:t xml:space="preserve"> </w:t>
+      </w:r>
+      <w:proofErr w:type="spellStart"/>
+      <w:r>
+        <w:t>magnetic</w:t>
+      </w:r>
+      <w:proofErr w:type="spellEnd"/>
+      <w:r>
+        <w:t xml:space="preserve"> </w:t>
+      </w:r>
+      <w:proofErr w:type="spellStart"/>
+      <w:r>
+        <w:t>field</w:t>
+      </w:r>
+      <w:proofErr w:type="spellEnd"/>
+      <w:r>
+        <w:t>/</w:t>
+      </w:r>
+      <w:proofErr w:type="spellStart"/>
+      <w:r>
+        <w:t>effect</w:t>
+      </w:r>
+      <w:proofErr w:type="spellEnd"/>
+      <w:r>
+        <w:t xml:space="preserve"> </w:t>
+      </w:r>
+      <w:proofErr w:type="spellStart"/>
+      <w:r>
+        <w:t>that</w:t>
+      </w:r>
+      <w:proofErr w:type="spellEnd"/>
+      <w:r>
+        <w:t xml:space="preserve"> </w:t>
+      </w:r>
+      <w:proofErr w:type="spellStart"/>
+      <w:r>
+        <w:t>allow</w:t>
+      </w:r>
+      <w:proofErr w:type="spellEnd"/>
+      <w:r>
+        <w:t xml:space="preserve"> </w:t>
+      </w:r>
+      <w:proofErr w:type="spellStart"/>
+      <w:r>
+        <w:t>starting</w:t>
+      </w:r>
+      <w:proofErr w:type="spellEnd"/>
+      <w:r>
+        <w:t xml:space="preserve"> up</w:t>
+      </w:r>
+    </w:p>
+    <w:p/>
+    <w:p>
+      <w:pPr>
+        <w:rPr>
+          <w:b/>
+          <w:bCs/>
+        </w:rPr>
+      </w:pPr>
+      <w:proofErr w:type="spellStart"/>
+      <w:r>
+        <w:rPr>
+          <w:b/>
+          <w:bCs/>
+        </w:rPr>
+        <w:t>What</w:t>
+      </w:r>
+      <w:proofErr w:type="spellEnd"/>
+      <w:r>
+        <w:rPr>
+          <w:b/>
+          <w:bCs/>
+        </w:rPr>
+        <w:t xml:space="preserve"> </w:t>
+      </w:r>
+      <w:proofErr w:type="spellStart"/>
+      <w:r>
+        <w:rPr>
+          <w:b/>
+          <w:bCs/>
+        </w:rPr>
+        <w:t>does</w:t>
+      </w:r>
+      <w:proofErr w:type="spellEnd"/>
+      <w:r>
+        <w:rPr>
+          <w:b/>
+          <w:bCs/>
+        </w:rPr>
+        <w:t xml:space="preserve"> the 10$ </w:t>
+      </w:r>
+      <w:proofErr w:type="spellStart"/>
+      <w:r>
+        <w:rPr>
+          <w:b/>
+          <w:bCs/>
+        </w:rPr>
+        <w:t>cost</w:t>
+      </w:r>
+      <w:proofErr w:type="spellEnd"/>
+      <w:r>
+        <w:rPr>
+          <w:b/>
+          <w:bCs/>
+        </w:rPr>
+        <w:t xml:space="preserve"> </w:t>
+      </w:r>
+      <w:proofErr w:type="spellStart"/>
+      <w:r>
+        <w:rPr>
+          <w:b/>
+          <w:bCs/>
+        </w:rPr>
+        <w:t>include</w:t>
+      </w:r>
+      <w:proofErr w:type="spellEnd"/>
+      <w:r>
+        <w:rPr>
+          <w:b/>
+          <w:bCs/>
+        </w:rPr>
+        <w:t> :</w:t>
+      </w:r>
+    </w:p>
+    <w:p>
+      <w:proofErr w:type="gramStart"/>
+      <w:r>
+        <w:t>the</w:t>
+      </w:r>
+      <w:proofErr w:type="gramEnd"/>
+      <w:r>
+        <w:t xml:space="preserve"> $10 </w:t>
+      </w:r>
+      <w:proofErr w:type="spellStart"/>
+      <w:r>
+        <w:t>limit</w:t>
+      </w:r>
+      <w:proofErr w:type="spellEnd"/>
+      <w:r>
+        <w:t xml:space="preserve"> </w:t>
+      </w:r>
+      <w:proofErr w:type="spellStart"/>
+      <w:r>
+        <w:t>does</w:t>
+      </w:r>
+      <w:proofErr w:type="spellEnd"/>
+      <w:r>
+        <w:t xml:space="preserve"> not </w:t>
+      </w:r>
+      <w:proofErr w:type="spellStart"/>
+      <w:r>
+        <w:t>include</w:t>
+      </w:r>
+      <w:proofErr w:type="spellEnd"/>
+      <w:r>
+        <w:t xml:space="preserve"> the ESP32 module, the W5500 module, and the TFT display, </w:t>
+      </w:r>
+      <w:proofErr w:type="spellStart"/>
+      <w:r>
+        <w:t>it</w:t>
+      </w:r>
+      <w:proofErr w:type="spellEnd"/>
+      <w:r>
+        <w:t xml:space="preserve"> </w:t>
+      </w:r>
+      <w:proofErr w:type="spellStart"/>
+      <w:r>
+        <w:t>is</w:t>
+      </w:r>
+      <w:proofErr w:type="spellEnd"/>
+      <w:r>
+        <w:t xml:space="preserve"> </w:t>
+      </w:r>
+      <w:proofErr w:type="spellStart"/>
+      <w:r>
+        <w:t>only</w:t>
+      </w:r>
+      <w:proofErr w:type="spellEnd"/>
+      <w:r>
+        <w:t xml:space="preserve"> </w:t>
+      </w:r>
+      <w:proofErr w:type="spellStart"/>
+      <w:r>
+        <w:t>apply</w:t>
+      </w:r>
+      <w:proofErr w:type="spellEnd"/>
+      <w:r>
+        <w:t xml:space="preserve"> to the base components</w:t>
+      </w:r>
+      <w:r>
+        <w:t xml:space="preserve"> </w:t>
+      </w:r>
+      <w:proofErr w:type="spellStart"/>
+      <w:r>
+        <w:t>soldered</w:t>
+      </w:r>
+      <w:proofErr w:type="spellEnd"/>
+      <w:r>
+        <w:t xml:space="preserve"> by JLCPCB</w:t>
+      </w:r>
+    </w:p>
+    <w:p>
+      <w:r>
+        <w:t xml:space="preserve">The </w:t>
+      </w:r>
+      <w:proofErr w:type="spellStart"/>
+      <w:r>
+        <w:t>manufacturing</w:t>
+      </w:r>
+      <w:proofErr w:type="spellEnd"/>
+      <w:r>
+        <w:t xml:space="preserve">, </w:t>
+      </w:r>
+      <w:proofErr w:type="spellStart"/>
+      <w:r>
+        <w:t>assembly</w:t>
+      </w:r>
+      <w:proofErr w:type="spellEnd"/>
+      <w:r>
+        <w:t xml:space="preserve"> and all major components </w:t>
+      </w:r>
+      <w:proofErr w:type="gramStart"/>
+      <w:r>
+        <w:t>are</w:t>
+      </w:r>
+      <w:proofErr w:type="gramEnd"/>
+      <w:r>
+        <w:t xml:space="preserve"> </w:t>
+      </w:r>
+      <w:proofErr w:type="spellStart"/>
+      <w:r>
+        <w:t>born</w:t>
+      </w:r>
+      <w:proofErr w:type="spellEnd"/>
+      <w:r>
+        <w:t xml:space="preserve"> by me</w:t>
+      </w:r>
+    </w:p>
+    <w:p/>
+    <w:p>
+      <w:pPr>
+        <w:rPr>
+          <w:rFonts w:ascii="Helvetica Neue" w:hAnsi="Helvetica Neue"/>
+          <w:b/>
+          <w:bCs/>
+          <w:color w:val="222325"/>
+          <w:sz w:val="21"/>
+          <w:szCs w:val="21"/>
+          <w:shd w:val="clear" w:color="auto" w:fill="FAFAFA"/>
+        </w:rPr>
+      </w:pPr>
+      <w:r>
+        <w:rPr>
+          <w:rFonts w:ascii="Helvetica Neue" w:hAnsi="Helvetica Neue"/>
+          <w:b/>
+          <w:bCs/>
+          <w:color w:val="222325"/>
+          <w:sz w:val="21"/>
+          <w:szCs w:val="21"/>
+          <w:shd w:val="clear" w:color="auto" w:fill="FAFAFA"/>
+        </w:rPr>
+        <w:t xml:space="preserve">The brief mentions </w:t>
+      </w:r>
+      <w:proofErr w:type="spellStart"/>
+      <w:r>
+        <w:rPr>
+          <w:rFonts w:ascii="Helvetica Neue" w:hAnsi="Helvetica Neue"/>
+          <w:b/>
+          <w:bCs/>
+          <w:color w:val="222325"/>
+          <w:sz w:val="21"/>
+          <w:szCs w:val="21"/>
+          <w:shd w:val="clear" w:color="auto" w:fill="FAFAFA"/>
+        </w:rPr>
+        <w:t>battery-powered</w:t>
+      </w:r>
+      <w:proofErr w:type="spellEnd"/>
+      <w:r>
+        <w:rPr>
+          <w:rFonts w:ascii="Helvetica Neue" w:hAnsi="Helvetica Neue"/>
+          <w:b/>
+          <w:bCs/>
+          <w:color w:val="222325"/>
+          <w:sz w:val="21"/>
+          <w:szCs w:val="21"/>
+          <w:shd w:val="clear" w:color="auto" w:fill="FAFAFA"/>
+        </w:rPr>
+        <w:t xml:space="preserve"> </w:t>
+      </w:r>
+      <w:proofErr w:type="spellStart"/>
+      <w:r>
+        <w:rPr>
+          <w:rFonts w:ascii="Helvetica Neue" w:hAnsi="Helvetica Neue"/>
+          <w:b/>
+          <w:bCs/>
+          <w:color w:val="222325"/>
+          <w:sz w:val="21"/>
+          <w:szCs w:val="21"/>
+          <w:shd w:val="clear" w:color="auto" w:fill="FAFAFA"/>
+        </w:rPr>
+        <w:t>operation</w:t>
+      </w:r>
+      <w:proofErr w:type="spellEnd"/>
+      <w:r>
+        <w:rPr>
+          <w:rFonts w:ascii="Helvetica Neue" w:hAnsi="Helvetica Neue"/>
+          <w:b/>
+          <w:bCs/>
+          <w:color w:val="222325"/>
+          <w:sz w:val="21"/>
+          <w:szCs w:val="21"/>
+          <w:shd w:val="clear" w:color="auto" w:fill="FAFAFA"/>
+        </w:rPr>
+        <w:t xml:space="preserve"> </w:t>
+      </w:r>
+      <w:proofErr w:type="spellStart"/>
+      <w:r>
+        <w:rPr>
+          <w:rFonts w:ascii="Helvetica Neue" w:hAnsi="Helvetica Neue"/>
+          <w:b/>
+          <w:bCs/>
+          <w:color w:val="222325"/>
+          <w:sz w:val="21"/>
+          <w:szCs w:val="21"/>
+          <w:shd w:val="clear" w:color="auto" w:fill="FAFAFA"/>
+        </w:rPr>
+        <w:t>with</w:t>
+      </w:r>
+      <w:proofErr w:type="spellEnd"/>
+      <w:r>
+        <w:rPr>
+          <w:rFonts w:ascii="Helvetica Neue" w:hAnsi="Helvetica Neue"/>
+          <w:b/>
+          <w:bCs/>
+          <w:color w:val="222325"/>
+          <w:sz w:val="21"/>
+          <w:szCs w:val="21"/>
+          <w:shd w:val="clear" w:color="auto" w:fill="FAFAFA"/>
+        </w:rPr>
+        <w:t xml:space="preserve"> USB power and </w:t>
+      </w:r>
+      <w:proofErr w:type="spellStart"/>
+      <w:r>
+        <w:rPr>
+          <w:rFonts w:ascii="Helvetica Neue" w:hAnsi="Helvetica Neue"/>
+          <w:b/>
+          <w:bCs/>
+          <w:color w:val="222325"/>
+          <w:sz w:val="21"/>
+          <w:szCs w:val="21"/>
+          <w:shd w:val="clear" w:color="auto" w:fill="FAFAFA"/>
+        </w:rPr>
+        <w:t>keeping</w:t>
+      </w:r>
+      <w:proofErr w:type="spellEnd"/>
+      <w:r>
+        <w:rPr>
+          <w:rFonts w:ascii="Helvetica Neue" w:hAnsi="Helvetica Neue"/>
+          <w:b/>
+          <w:bCs/>
+          <w:color w:val="222325"/>
+          <w:sz w:val="21"/>
+          <w:szCs w:val="21"/>
+          <w:shd w:val="clear" w:color="auto" w:fill="FAFAFA"/>
+        </w:rPr>
+        <w:t xml:space="preserve"> </w:t>
+      </w:r>
+      <w:proofErr w:type="spellStart"/>
+      <w:r>
+        <w:rPr>
+          <w:rFonts w:ascii="Helvetica Neue" w:hAnsi="Helvetica Neue"/>
+          <w:b/>
+          <w:bCs/>
+          <w:color w:val="222325"/>
+          <w:sz w:val="21"/>
+          <w:szCs w:val="21"/>
+          <w:shd w:val="clear" w:color="auto" w:fill="FAFAFA"/>
+        </w:rPr>
+        <w:t>connectors</w:t>
+      </w:r>
+      <w:proofErr w:type="spellEnd"/>
+      <w:r>
+        <w:rPr>
+          <w:rFonts w:ascii="Helvetica Neue" w:hAnsi="Helvetica Neue"/>
+          <w:b/>
+          <w:bCs/>
+          <w:color w:val="222325"/>
+          <w:sz w:val="21"/>
+          <w:szCs w:val="21"/>
+          <w:shd w:val="clear" w:color="auto" w:fill="FAFAFA"/>
+        </w:rPr>
+        <w:t xml:space="preserve"> for </w:t>
+      </w:r>
+      <w:proofErr w:type="spellStart"/>
+      <w:r>
+        <w:rPr>
+          <w:rFonts w:ascii="Helvetica Neue" w:hAnsi="Helvetica Neue"/>
+          <w:b/>
+          <w:bCs/>
+          <w:color w:val="222325"/>
+          <w:sz w:val="21"/>
+          <w:szCs w:val="21"/>
+          <w:shd w:val="clear" w:color="auto" w:fill="FAFAFA"/>
+        </w:rPr>
+        <w:t>both</w:t>
+      </w:r>
+      <w:proofErr w:type="spellEnd"/>
+      <w:r>
+        <w:rPr>
+          <w:rFonts w:ascii="Helvetica Neue" w:hAnsi="Helvetica Neue"/>
+          <w:b/>
+          <w:bCs/>
+          <w:color w:val="222325"/>
+          <w:sz w:val="21"/>
+          <w:szCs w:val="21"/>
+          <w:shd w:val="clear" w:color="auto" w:fill="FAFAFA"/>
+        </w:rPr>
+        <w:t xml:space="preserve"> a 18650 </w:t>
+      </w:r>
+      <w:proofErr w:type="spellStart"/>
+      <w:r>
+        <w:rPr>
+          <w:rFonts w:ascii="Helvetica Neue" w:hAnsi="Helvetica Neue"/>
+          <w:b/>
+          <w:bCs/>
+          <w:color w:val="222325"/>
+          <w:sz w:val="21"/>
+          <w:szCs w:val="21"/>
+          <w:shd w:val="clear" w:color="auto" w:fill="FAFAFA"/>
+        </w:rPr>
+        <w:t>battery</w:t>
+      </w:r>
+      <w:proofErr w:type="spellEnd"/>
+      <w:r>
+        <w:rPr>
+          <w:rFonts w:ascii="Helvetica Neue" w:hAnsi="Helvetica Neue"/>
+          <w:b/>
+          <w:bCs/>
+          <w:color w:val="222325"/>
+          <w:sz w:val="21"/>
+          <w:szCs w:val="21"/>
+          <w:shd w:val="clear" w:color="auto" w:fill="FAFAFA"/>
+        </w:rPr>
+        <w:t xml:space="preserve"> and a 2000mAh lithium </w:t>
+      </w:r>
+      <w:proofErr w:type="spellStart"/>
+      <w:r>
+        <w:rPr>
+          <w:rFonts w:ascii="Helvetica Neue" w:hAnsi="Helvetica Neue"/>
+          <w:b/>
+          <w:bCs/>
+          <w:color w:val="222325"/>
+          <w:sz w:val="21"/>
+          <w:szCs w:val="21"/>
+          <w:shd w:val="clear" w:color="auto" w:fill="FAFAFA"/>
+        </w:rPr>
+        <w:t>battery</w:t>
+      </w:r>
+      <w:proofErr w:type="spellEnd"/>
+      <w:r>
+        <w:rPr>
+          <w:rFonts w:ascii="Helvetica Neue" w:hAnsi="Helvetica Neue"/>
+          <w:b/>
+          <w:bCs/>
+          <w:color w:val="222325"/>
+          <w:sz w:val="21"/>
+          <w:szCs w:val="21"/>
+          <w:shd w:val="clear" w:color="auto" w:fill="FAFAFA"/>
+        </w:rPr>
+        <w:t xml:space="preserve">. </w:t>
+      </w:r>
+      <w:r>
+        <w:rPr>
+          <w:rFonts w:ascii="Helvetica Neue" w:hAnsi="Helvetica Neue"/>
+          <w:b/>
+          <w:bCs/>
+          <w:color w:val="222325"/>
+          <w:sz w:val="21"/>
+          <w:szCs w:val="21"/>
+          <w:shd w:val="clear" w:color="auto" w:fill="FAFAFA"/>
+        </w:rPr>
+        <w:t xml:space="preserve">The ESP32 </w:t>
+      </w:r>
+      <w:proofErr w:type="spellStart"/>
+      <w:r>
+        <w:rPr>
+          <w:rFonts w:ascii="Helvetica Neue" w:hAnsi="Helvetica Neue"/>
+          <w:b/>
+          <w:bCs/>
+          <w:color w:val="222325"/>
+          <w:sz w:val="21"/>
+          <w:szCs w:val="21"/>
+          <w:shd w:val="clear" w:color="auto" w:fill="FAFAFA"/>
+        </w:rPr>
+        <w:t>include</w:t>
+      </w:r>
+      <w:proofErr w:type="spellEnd"/>
+      <w:r>
+        <w:rPr>
+          <w:rFonts w:ascii="Helvetica Neue" w:hAnsi="Helvetica Neue"/>
+          <w:b/>
+          <w:bCs/>
+          <w:color w:val="222325"/>
+          <w:sz w:val="21"/>
+          <w:szCs w:val="21"/>
+          <w:shd w:val="clear" w:color="auto" w:fill="FAFAFA"/>
+        </w:rPr>
+        <w:t xml:space="preserve"> an </w:t>
+      </w:r>
+      <w:proofErr w:type="spellStart"/>
+      <w:r>
+        <w:rPr>
+          <w:rFonts w:ascii="Helvetica Neue" w:hAnsi="Helvetica Neue"/>
+          <w:b/>
+          <w:bCs/>
+          <w:color w:val="222325"/>
+          <w:sz w:val="21"/>
+          <w:szCs w:val="21"/>
+          <w:shd w:val="clear" w:color="auto" w:fill="FAFAFA"/>
+        </w:rPr>
+        <w:t>onboard</w:t>
+      </w:r>
+      <w:proofErr w:type="spellEnd"/>
+      <w:r>
+        <w:rPr>
+          <w:rFonts w:ascii="Helvetica Neue" w:hAnsi="Helvetica Neue"/>
+          <w:b/>
+          <w:bCs/>
+          <w:color w:val="222325"/>
+          <w:sz w:val="21"/>
+          <w:szCs w:val="21"/>
+          <w:shd w:val="clear" w:color="auto" w:fill="FAFAFA"/>
+        </w:rPr>
+        <w:t xml:space="preserve"> </w:t>
+      </w:r>
+      <w:proofErr w:type="spellStart"/>
+      <w:r>
+        <w:rPr>
+          <w:rFonts w:ascii="Helvetica Neue" w:hAnsi="Helvetica Neue"/>
+          <w:b/>
+          <w:bCs/>
+          <w:color w:val="222325"/>
+          <w:sz w:val="21"/>
+          <w:szCs w:val="21"/>
+          <w:shd w:val="clear" w:color="auto" w:fill="FAFAFA"/>
+        </w:rPr>
+        <w:t>battery</w:t>
+      </w:r>
+      <w:proofErr w:type="spellEnd"/>
+      <w:r>
+        <w:rPr>
+          <w:rFonts w:ascii="Helvetica Neue" w:hAnsi="Helvetica Neue"/>
+          <w:b/>
+          <w:bCs/>
+          <w:color w:val="222325"/>
+          <w:sz w:val="21"/>
+          <w:szCs w:val="21"/>
+          <w:shd w:val="clear" w:color="auto" w:fill="FAFAFA"/>
+        </w:rPr>
+        <w:t xml:space="preserve"> </w:t>
+      </w:r>
+      <w:proofErr w:type="spellStart"/>
+      <w:r>
+        <w:rPr>
+          <w:rFonts w:ascii="Helvetica Neue" w:hAnsi="Helvetica Neue"/>
+          <w:b/>
+          <w:bCs/>
+          <w:color w:val="222325"/>
+          <w:sz w:val="21"/>
+          <w:szCs w:val="21"/>
+          <w:shd w:val="clear" w:color="auto" w:fill="FAFAFA"/>
+        </w:rPr>
+        <w:t>charging</w:t>
+      </w:r>
+      <w:proofErr w:type="spellEnd"/>
+      <w:r>
+        <w:rPr>
+          <w:rFonts w:ascii="Helvetica Neue" w:hAnsi="Helvetica Neue"/>
+          <w:b/>
+          <w:bCs/>
+          <w:color w:val="222325"/>
+          <w:sz w:val="21"/>
+          <w:szCs w:val="21"/>
+          <w:shd w:val="clear" w:color="auto" w:fill="FAFAFA"/>
+        </w:rPr>
+        <w:t xml:space="preserve"> IC (</w:t>
+      </w:r>
+      <w:proofErr w:type="spellStart"/>
+      <w:r>
+        <w:rPr>
+          <w:rFonts w:ascii="Helvetica Neue" w:hAnsi="Helvetica Neue"/>
+          <w:b/>
+          <w:bCs/>
+          <w:color w:val="222325"/>
+          <w:sz w:val="21"/>
+          <w:szCs w:val="21"/>
+          <w:shd w:val="clear" w:color="auto" w:fill="FAFAFA"/>
+        </w:rPr>
+        <w:t>such</w:t>
+      </w:r>
+      <w:proofErr w:type="spellEnd"/>
+      <w:r>
+        <w:rPr>
+          <w:rFonts w:ascii="Helvetica Neue" w:hAnsi="Helvetica Neue"/>
+          <w:b/>
+          <w:bCs/>
+          <w:color w:val="222325"/>
+          <w:sz w:val="21"/>
+          <w:szCs w:val="21"/>
+          <w:shd w:val="clear" w:color="auto" w:fill="FAFAFA"/>
+        </w:rPr>
+        <w:t xml:space="preserve"> as a TP4056</w:t>
+      </w:r>
+      <w:r>
+        <w:rPr>
+          <w:rFonts w:ascii="Helvetica Neue" w:hAnsi="Helvetica Neue"/>
+          <w:b/>
+          <w:bCs/>
+          <w:color w:val="222325"/>
+          <w:sz w:val="21"/>
+          <w:szCs w:val="21"/>
+          <w:shd w:val="clear" w:color="auto" w:fill="FAFAFA"/>
+        </w:rPr>
+        <w:t xml:space="preserve">) </w:t>
+      </w:r>
+    </w:p>
+    <w:p>
+      <w:pPr>
+        <w:pStyle w:val="Paragraphedeliste"/>
+        <w:numPr>
+          <w:ilvl w:val="0"/>
+          <w:numId w:val="5"/>
+        </w:numPr>
+        <w:rPr>
+          <w:rFonts w:ascii="Helvetica Neue" w:hAnsi="Helvetica Neue"/>
+          <w:color w:val="222325"/>
+          <w:sz w:val="21"/>
+          <w:szCs w:val="21"/>
+          <w:shd w:val="clear" w:color="auto" w:fill="FAFAFA"/>
+        </w:rPr>
+      </w:pPr>
+      <w:r>
+        <w:rPr>
+          <w:rFonts w:ascii="Helvetica Neue" w:hAnsi="Helvetica Neue"/>
+          <w:color w:val="222325"/>
+          <w:sz w:val="21"/>
+          <w:szCs w:val="21"/>
+          <w:shd w:val="clear" w:color="auto" w:fill="FAFAFA"/>
+        </w:rPr>
+        <w:t xml:space="preserve">Yes but </w:t>
+      </w:r>
+      <w:proofErr w:type="spellStart"/>
+      <w:r>
+        <w:rPr>
+          <w:rFonts w:ascii="Helvetica Neue" w:hAnsi="Helvetica Neue"/>
+          <w:color w:val="222325"/>
+          <w:sz w:val="21"/>
+          <w:szCs w:val="21"/>
+          <w:shd w:val="clear" w:color="auto" w:fill="FAFAFA"/>
+        </w:rPr>
+        <w:t>you</w:t>
+      </w:r>
+      <w:proofErr w:type="spellEnd"/>
+      <w:r>
+        <w:rPr>
+          <w:rFonts w:ascii="Helvetica Neue" w:hAnsi="Helvetica Neue"/>
+          <w:color w:val="222325"/>
+          <w:sz w:val="21"/>
+          <w:szCs w:val="21"/>
+          <w:shd w:val="clear" w:color="auto" w:fill="FAFAFA"/>
+        </w:rPr>
+        <w:t xml:space="preserve"> have to check if </w:t>
+      </w:r>
+      <w:proofErr w:type="spellStart"/>
+      <w:r>
+        <w:rPr>
+          <w:rFonts w:ascii="Helvetica Neue" w:hAnsi="Helvetica Neue"/>
+          <w:color w:val="222325"/>
+          <w:sz w:val="21"/>
+          <w:szCs w:val="21"/>
+          <w:shd w:val="clear" w:color="auto" w:fill="FAFAFA"/>
+        </w:rPr>
+        <w:t>this</w:t>
+      </w:r>
+      <w:proofErr w:type="spellEnd"/>
+      <w:r>
+        <w:rPr>
+          <w:rFonts w:ascii="Helvetica Neue" w:hAnsi="Helvetica Neue"/>
+          <w:color w:val="222325"/>
+          <w:sz w:val="21"/>
+          <w:szCs w:val="21"/>
+          <w:shd w:val="clear" w:color="auto" w:fill="FAFAFA"/>
+        </w:rPr>
+        <w:t xml:space="preserve"> </w:t>
+      </w:r>
+      <w:proofErr w:type="spellStart"/>
+      <w:r>
+        <w:rPr>
+          <w:rFonts w:ascii="Helvetica Neue" w:hAnsi="Helvetica Neue"/>
+          <w:color w:val="222325"/>
+          <w:sz w:val="21"/>
+          <w:szCs w:val="21"/>
+          <w:shd w:val="clear" w:color="auto" w:fill="FAFAFA"/>
+        </w:rPr>
+        <w:t>would</w:t>
+      </w:r>
+      <w:proofErr w:type="spellEnd"/>
+      <w:r>
+        <w:rPr>
+          <w:rFonts w:ascii="Helvetica Neue" w:hAnsi="Helvetica Neue"/>
+          <w:color w:val="222325"/>
+          <w:sz w:val="21"/>
+          <w:szCs w:val="21"/>
+          <w:shd w:val="clear" w:color="auto" w:fill="FAFAFA"/>
+        </w:rPr>
+        <w:t xml:space="preserve"> fit or </w:t>
+      </w:r>
+      <w:proofErr w:type="spellStart"/>
+      <w:r>
+        <w:rPr>
+          <w:rFonts w:ascii="Helvetica Neue" w:hAnsi="Helvetica Neue"/>
+          <w:color w:val="222325"/>
+          <w:sz w:val="21"/>
+          <w:szCs w:val="21"/>
+          <w:shd w:val="clear" w:color="auto" w:fill="FAFAFA"/>
+        </w:rPr>
+        <w:t>redesign</w:t>
+      </w:r>
+      <w:proofErr w:type="spellEnd"/>
+      <w:r>
+        <w:rPr>
+          <w:rFonts w:ascii="Helvetica Neue" w:hAnsi="Helvetica Neue"/>
+          <w:color w:val="222325"/>
+          <w:sz w:val="21"/>
+          <w:szCs w:val="21"/>
+          <w:shd w:val="clear" w:color="auto" w:fill="FAFAFA"/>
+        </w:rPr>
+        <w:t xml:space="preserve"> to </w:t>
+      </w:r>
+      <w:proofErr w:type="spellStart"/>
+      <w:r>
+        <w:rPr>
+          <w:rFonts w:ascii="Helvetica Neue" w:hAnsi="Helvetica Neue"/>
+          <w:color w:val="222325"/>
+          <w:sz w:val="21"/>
+          <w:szCs w:val="21"/>
+          <w:shd w:val="clear" w:color="auto" w:fill="FAFAFA"/>
+        </w:rPr>
+        <w:t>safely</w:t>
+      </w:r>
+      <w:proofErr w:type="spellEnd"/>
+      <w:r>
+        <w:rPr>
+          <w:rFonts w:ascii="Helvetica Neue" w:hAnsi="Helvetica Neue"/>
+          <w:color w:val="222325"/>
+          <w:sz w:val="21"/>
+          <w:szCs w:val="21"/>
+          <w:shd w:val="clear" w:color="auto" w:fill="FAFAFA"/>
+        </w:rPr>
+        <w:t xml:space="preserve"> manage the transition </w:t>
+      </w:r>
+      <w:proofErr w:type="spellStart"/>
+      <w:r>
+        <w:rPr>
+          <w:rFonts w:ascii="Helvetica Neue" w:hAnsi="Helvetica Neue"/>
+          <w:color w:val="222325"/>
+          <w:sz w:val="21"/>
+          <w:szCs w:val="21"/>
+          <w:shd w:val="clear" w:color="auto" w:fill="FAFAFA"/>
+        </w:rPr>
+        <w:t>between</w:t>
+      </w:r>
+      <w:proofErr w:type="spellEnd"/>
+      <w:r>
+        <w:rPr>
+          <w:rFonts w:ascii="Helvetica Neue" w:hAnsi="Helvetica Neue"/>
+          <w:color w:val="222325"/>
+          <w:sz w:val="21"/>
+          <w:szCs w:val="21"/>
+          <w:shd w:val="clear" w:color="auto" w:fill="FAFAFA"/>
+        </w:rPr>
+        <w:t xml:space="preserve"> USB and </w:t>
+      </w:r>
+      <w:proofErr w:type="spellStart"/>
+      <w:r>
+        <w:rPr>
+          <w:rFonts w:ascii="Helvetica Neue" w:hAnsi="Helvetica Neue"/>
+          <w:color w:val="222325"/>
+          <w:sz w:val="21"/>
+          <w:szCs w:val="21"/>
+          <w:shd w:val="clear" w:color="auto" w:fill="FAFAFA"/>
+        </w:rPr>
+        <w:t>battery</w:t>
+      </w:r>
+      <w:proofErr w:type="spellEnd"/>
+      <w:r>
+        <w:rPr>
+          <w:rFonts w:ascii="Helvetica Neue" w:hAnsi="Helvetica Neue"/>
+          <w:color w:val="222325"/>
+          <w:sz w:val="21"/>
+          <w:szCs w:val="21"/>
+          <w:shd w:val="clear" w:color="auto" w:fill="FAFAFA"/>
+        </w:rPr>
+        <w:t xml:space="preserve"> power</w:t>
+      </w:r>
+      <w:r>
+        <w:rPr>
+          <w:rFonts w:ascii="Helvetica Neue" w:hAnsi="Helvetica Neue"/>
+          <w:color w:val="222325"/>
+          <w:sz w:val="21"/>
+          <w:szCs w:val="21"/>
+          <w:shd w:val="clear" w:color="auto" w:fill="FAFAFA"/>
+        </w:rPr>
+        <w:t xml:space="preserve"> and </w:t>
+      </w:r>
+      <w:proofErr w:type="spellStart"/>
+      <w:r>
+        <w:rPr>
+          <w:rFonts w:ascii="Helvetica Neue" w:hAnsi="Helvetica Neue"/>
+          <w:color w:val="222325"/>
+          <w:sz w:val="21"/>
+          <w:szCs w:val="21"/>
+          <w:shd w:val="clear" w:color="auto" w:fill="FAFAFA"/>
+        </w:rPr>
+        <w:t>make</w:t>
+      </w:r>
+      <w:proofErr w:type="spellEnd"/>
+      <w:r>
+        <w:rPr>
+          <w:rFonts w:ascii="Helvetica Neue" w:hAnsi="Helvetica Neue"/>
+          <w:color w:val="222325"/>
+          <w:sz w:val="21"/>
+          <w:szCs w:val="21"/>
+          <w:shd w:val="clear" w:color="auto" w:fill="FAFAFA"/>
+        </w:rPr>
+        <w:t xml:space="preserve"> sure the final PCB </w:t>
+      </w:r>
+      <w:proofErr w:type="spellStart"/>
+      <w:r>
+        <w:rPr>
+          <w:rFonts w:ascii="Helvetica Neue" w:hAnsi="Helvetica Neue"/>
+          <w:color w:val="222325"/>
+          <w:sz w:val="21"/>
+          <w:szCs w:val="21"/>
+          <w:shd w:val="clear" w:color="auto" w:fill="FAFAFA"/>
+        </w:rPr>
+        <w:t>would</w:t>
+      </w:r>
+      <w:proofErr w:type="spellEnd"/>
+      <w:r>
+        <w:rPr>
+          <w:rFonts w:ascii="Helvetica Neue" w:hAnsi="Helvetica Neue"/>
+          <w:color w:val="222325"/>
+          <w:sz w:val="21"/>
+          <w:szCs w:val="21"/>
+          <w:shd w:val="clear" w:color="auto" w:fill="FAFAFA"/>
+        </w:rPr>
+        <w:t xml:space="preserve"> </w:t>
+      </w:r>
+      <w:proofErr w:type="spellStart"/>
+      <w:r>
+        <w:rPr>
+          <w:rFonts w:ascii="Helvetica Neue" w:hAnsi="Helvetica Neue"/>
+          <w:color w:val="222325"/>
+          <w:sz w:val="21"/>
+          <w:szCs w:val="21"/>
+          <w:shd w:val="clear" w:color="auto" w:fill="FAFAFA"/>
+        </w:rPr>
+        <w:t>be</w:t>
+      </w:r>
+      <w:proofErr w:type="spellEnd"/>
+      <w:r>
+        <w:rPr>
+          <w:rFonts w:ascii="Helvetica Neue" w:hAnsi="Helvetica Neue"/>
+          <w:color w:val="222325"/>
+          <w:sz w:val="21"/>
+          <w:szCs w:val="21"/>
+          <w:shd w:val="clear" w:color="auto" w:fill="FAFAFA"/>
+        </w:rPr>
+        <w:t xml:space="preserve"> </w:t>
+      </w:r>
+      <w:proofErr w:type="spellStart"/>
+      <w:r>
+        <w:rPr>
+          <w:rFonts w:ascii="Helvetica Neue" w:hAnsi="Helvetica Neue"/>
+          <w:color w:val="222325"/>
+          <w:sz w:val="21"/>
+          <w:szCs w:val="21"/>
+          <w:shd w:val="clear" w:color="auto" w:fill="FAFAFA"/>
+        </w:rPr>
+        <w:t>ready</w:t>
+      </w:r>
+      <w:proofErr w:type="spellEnd"/>
+      <w:r>
+        <w:rPr>
+          <w:rFonts w:ascii="Helvetica Neue" w:hAnsi="Helvetica Neue"/>
+          <w:color w:val="222325"/>
+          <w:sz w:val="21"/>
+          <w:szCs w:val="21"/>
+          <w:shd w:val="clear" w:color="auto" w:fill="FAFAFA"/>
+        </w:rPr>
+        <w:t xml:space="preserve"> for </w:t>
+      </w:r>
+      <w:proofErr w:type="spellStart"/>
+      <w:r>
+        <w:rPr>
+          <w:rFonts w:ascii="Helvetica Neue" w:hAnsi="Helvetica Neue"/>
+          <w:color w:val="222325"/>
+          <w:sz w:val="21"/>
+          <w:szCs w:val="21"/>
+          <w:shd w:val="clear" w:color="auto" w:fill="FAFAFA"/>
+        </w:rPr>
+        <w:t>electrical</w:t>
+      </w:r>
+      <w:proofErr w:type="spellEnd"/>
+      <w:r>
+        <w:rPr>
+          <w:rFonts w:ascii="Helvetica Neue" w:hAnsi="Helvetica Neue"/>
+          <w:color w:val="222325"/>
+          <w:sz w:val="21"/>
+          <w:szCs w:val="21"/>
+          <w:shd w:val="clear" w:color="auto" w:fill="FAFAFA"/>
+        </w:rPr>
+        <w:t xml:space="preserve"> </w:t>
+      </w:r>
+      <w:proofErr w:type="spellStart"/>
+      <w:r>
+        <w:rPr>
+          <w:rFonts w:ascii="Helvetica Neue" w:hAnsi="Helvetica Neue"/>
+          <w:color w:val="222325"/>
+          <w:sz w:val="21"/>
+          <w:szCs w:val="21"/>
+          <w:shd w:val="clear" w:color="auto" w:fill="FAFAFA"/>
+        </w:rPr>
+        <w:t>safety</w:t>
+      </w:r>
+      <w:proofErr w:type="spellEnd"/>
+      <w:r>
+        <w:rPr>
+          <w:rFonts w:ascii="Helvetica Neue" w:hAnsi="Helvetica Neue"/>
+          <w:color w:val="222325"/>
+          <w:sz w:val="21"/>
+          <w:szCs w:val="21"/>
+          <w:shd w:val="clear" w:color="auto" w:fill="FAFAFA"/>
+        </w:rPr>
+        <w:t xml:space="preserve"> test (CE </w:t>
+      </w:r>
+      <w:proofErr w:type="spellStart"/>
+      <w:r>
+        <w:rPr>
+          <w:rFonts w:ascii="Helvetica Neue" w:hAnsi="Helvetica Neue"/>
+          <w:color w:val="222325"/>
+          <w:sz w:val="21"/>
+          <w:szCs w:val="21"/>
+          <w:shd w:val="clear" w:color="auto" w:fill="FAFAFA"/>
+        </w:rPr>
+        <w:t>marking</w:t>
+      </w:r>
+      <w:proofErr w:type="spellEnd"/>
+      <w:r>
+        <w:rPr>
+          <w:rFonts w:ascii="Helvetica Neue" w:hAnsi="Helvetica Neue"/>
+          <w:color w:val="222325"/>
+          <w:sz w:val="21"/>
+          <w:szCs w:val="21"/>
+          <w:shd w:val="clear" w:color="auto" w:fill="FAFAFA"/>
+        </w:rPr>
+        <w:t>)</w:t>
+      </w:r>
+    </w:p>
+    <w:p>
+      <w:pPr>
+        <w:rPr>
+          <w:rFonts w:ascii="Helvetica Neue" w:hAnsi="Helvetica Neue"/>
+          <w:color w:val="222325"/>
+          <w:sz w:val="21"/>
+          <w:szCs w:val="21"/>
+          <w:shd w:val="clear" w:color="auto" w:fill="FAFAFA"/>
+        </w:rPr>
+      </w:pPr>
+    </w:p>
+    <w:p>
+      <w:pPr>
+        <w:pStyle w:val="Paragraphedeliste"/>
+        <w:numPr>
+          <w:ilvl w:val="0"/>
+          <w:numId w:val="5"/>
+        </w:numPr>
+        <w:rPr>
+          <w:rFonts w:ascii="Helvetica Neue" w:hAnsi="Helvetica Neue"/>
+          <w:color w:val="222325"/>
+          <w:sz w:val="21"/>
+          <w:szCs w:val="21"/>
+          <w:shd w:val="clear" w:color="auto" w:fill="FAFAFA"/>
+        </w:rPr>
+      </w:pPr>
+      <w:r>
+        <w:rPr>
+          <w:rFonts w:ascii="Helvetica Neue" w:hAnsi="Helvetica Neue"/>
+          <w:color w:val="222325"/>
+          <w:sz w:val="21"/>
+          <w:szCs w:val="21"/>
+          <w:shd w:val="clear" w:color="auto" w:fill="FAFAFA"/>
+        </w:rPr>
+        <w:t xml:space="preserve">The design </w:t>
+      </w:r>
+      <w:proofErr w:type="spellStart"/>
+      <w:r>
+        <w:rPr>
+          <w:rFonts w:ascii="Helvetica Neue" w:hAnsi="Helvetica Neue"/>
+          <w:color w:val="222325"/>
+          <w:sz w:val="21"/>
+          <w:szCs w:val="21"/>
+          <w:shd w:val="clear" w:color="auto" w:fill="FAFAFA"/>
+        </w:rPr>
+        <w:t>should</w:t>
+      </w:r>
+      <w:proofErr w:type="spellEnd"/>
+      <w:r>
+        <w:rPr>
+          <w:rFonts w:ascii="Helvetica Neue" w:hAnsi="Helvetica Neue"/>
+          <w:color w:val="222325"/>
+          <w:sz w:val="21"/>
+          <w:szCs w:val="21"/>
+          <w:shd w:val="clear" w:color="auto" w:fill="FAFAFA"/>
+        </w:rPr>
+        <w:t xml:space="preserve"> </w:t>
+      </w:r>
+      <w:proofErr w:type="spellStart"/>
+      <w:r>
+        <w:rPr>
+          <w:rFonts w:ascii="Helvetica Neue" w:hAnsi="Helvetica Neue"/>
+          <w:color w:val="222325"/>
+          <w:sz w:val="21"/>
+          <w:szCs w:val="21"/>
+          <w:shd w:val="clear" w:color="auto" w:fill="FAFAFA"/>
+        </w:rPr>
+        <w:t>consider</w:t>
+      </w:r>
+      <w:proofErr w:type="spellEnd"/>
+      <w:r>
+        <w:rPr>
+          <w:rFonts w:ascii="Helvetica Neue" w:hAnsi="Helvetica Neue"/>
+          <w:color w:val="222325"/>
+          <w:sz w:val="21"/>
+          <w:szCs w:val="21"/>
+          <w:shd w:val="clear" w:color="auto" w:fill="FAFAFA"/>
+        </w:rPr>
+        <w:t xml:space="preserve"> </w:t>
+      </w:r>
+      <w:proofErr w:type="spellStart"/>
+      <w:r>
+        <w:rPr>
+          <w:rFonts w:ascii="Helvetica Neue" w:hAnsi="Helvetica Neue"/>
+          <w:color w:val="222325"/>
+          <w:sz w:val="21"/>
+          <w:szCs w:val="21"/>
+          <w:shd w:val="clear" w:color="auto" w:fill="FAFAFA"/>
+        </w:rPr>
+        <w:t>when</w:t>
+      </w:r>
+      <w:proofErr w:type="spellEnd"/>
+      <w:r>
+        <w:rPr>
+          <w:rFonts w:ascii="Helvetica Neue" w:hAnsi="Helvetica Neue"/>
+          <w:color w:val="222325"/>
+          <w:sz w:val="21"/>
+          <w:szCs w:val="21"/>
+          <w:shd w:val="clear" w:color="auto" w:fill="FAFAFA"/>
+        </w:rPr>
+        <w:t xml:space="preserve"> the </w:t>
+      </w:r>
+      <w:proofErr w:type="spellStart"/>
+      <w:r>
+        <w:rPr>
+          <w:rFonts w:ascii="Helvetica Neue" w:hAnsi="Helvetica Neue"/>
+          <w:color w:val="222325"/>
+          <w:sz w:val="21"/>
+          <w:szCs w:val="21"/>
+          <w:shd w:val="clear" w:color="auto" w:fill="FAFAFA"/>
+        </w:rPr>
+        <w:t>battery</w:t>
+      </w:r>
+      <w:proofErr w:type="spellEnd"/>
+      <w:r>
+        <w:rPr>
+          <w:rFonts w:ascii="Helvetica Neue" w:hAnsi="Helvetica Neue"/>
+          <w:color w:val="222325"/>
+          <w:sz w:val="21"/>
+          <w:szCs w:val="21"/>
+          <w:shd w:val="clear" w:color="auto" w:fill="FAFAFA"/>
+        </w:rPr>
+        <w:t xml:space="preserve"> </w:t>
+      </w:r>
+      <w:proofErr w:type="spellStart"/>
+      <w:r>
+        <w:rPr>
+          <w:rFonts w:ascii="Helvetica Neue" w:hAnsi="Helvetica Neue"/>
+          <w:color w:val="222325"/>
+          <w:sz w:val="21"/>
+          <w:szCs w:val="21"/>
+          <w:shd w:val="clear" w:color="auto" w:fill="FAFAFA"/>
+        </w:rPr>
+        <w:t>is</w:t>
+      </w:r>
+      <w:proofErr w:type="spellEnd"/>
+      <w:r>
+        <w:rPr>
+          <w:rFonts w:ascii="Helvetica Neue" w:hAnsi="Helvetica Neue"/>
+          <w:color w:val="222325"/>
+          <w:sz w:val="21"/>
+          <w:szCs w:val="21"/>
+          <w:shd w:val="clear" w:color="auto" w:fill="FAFAFA"/>
+        </w:rPr>
+        <w:t xml:space="preserve"> close to </w:t>
+      </w:r>
+      <w:proofErr w:type="spellStart"/>
+      <w:r>
+        <w:rPr>
+          <w:rFonts w:ascii="Helvetica Neue" w:hAnsi="Helvetica Neue"/>
+          <w:color w:val="222325"/>
+          <w:sz w:val="21"/>
+          <w:szCs w:val="21"/>
+          <w:shd w:val="clear" w:color="auto" w:fill="FAFAFA"/>
+        </w:rPr>
+        <w:t>its</w:t>
+      </w:r>
+      <w:proofErr w:type="spellEnd"/>
+      <w:r>
+        <w:rPr>
+          <w:rFonts w:ascii="Helvetica Neue" w:hAnsi="Helvetica Neue"/>
+          <w:color w:val="222325"/>
+          <w:sz w:val="21"/>
+          <w:szCs w:val="21"/>
+          <w:shd w:val="clear" w:color="auto" w:fill="FAFAFA"/>
+        </w:rPr>
+        <w:t xml:space="preserve"> </w:t>
+      </w:r>
+      <w:proofErr w:type="spellStart"/>
+      <w:r>
+        <w:rPr>
+          <w:rFonts w:ascii="Helvetica Neue" w:hAnsi="Helvetica Neue"/>
+          <w:color w:val="222325"/>
+          <w:sz w:val="21"/>
+          <w:szCs w:val="21"/>
+          <w:shd w:val="clear" w:color="auto" w:fill="FAFAFA"/>
+        </w:rPr>
+        <w:t>limit</w:t>
+      </w:r>
+      <w:proofErr w:type="spellEnd"/>
+      <w:r>
+        <w:rPr>
+          <w:rFonts w:ascii="Helvetica Neue" w:hAnsi="Helvetica Neue"/>
+          <w:color w:val="222325"/>
+          <w:sz w:val="21"/>
+          <w:szCs w:val="21"/>
+          <w:shd w:val="clear" w:color="auto" w:fill="FAFAFA"/>
+        </w:rPr>
+        <w:t xml:space="preserve">, (after certain time the </w:t>
+      </w:r>
+      <w:proofErr w:type="spellStart"/>
+      <w:r>
+        <w:rPr>
+          <w:rFonts w:ascii="Helvetica Neue" w:hAnsi="Helvetica Neue"/>
+          <w:color w:val="222325"/>
+          <w:sz w:val="21"/>
+          <w:szCs w:val="21"/>
+          <w:shd w:val="clear" w:color="auto" w:fill="FAFAFA"/>
+        </w:rPr>
+        <w:t>deep</w:t>
+      </w:r>
+      <w:proofErr w:type="spellEnd"/>
+      <w:r>
+        <w:rPr>
+          <w:rFonts w:ascii="Helvetica Neue" w:hAnsi="Helvetica Neue"/>
+          <w:color w:val="222325"/>
+          <w:sz w:val="21"/>
+          <w:szCs w:val="21"/>
+          <w:shd w:val="clear" w:color="auto" w:fill="FAFAFA"/>
+        </w:rPr>
+        <w:t xml:space="preserve"> </w:t>
+      </w:r>
+      <w:proofErr w:type="spellStart"/>
+      <w:r>
+        <w:rPr>
+          <w:rFonts w:ascii="Helvetica Neue" w:hAnsi="Helvetica Neue"/>
+          <w:color w:val="222325"/>
+          <w:sz w:val="21"/>
+          <w:szCs w:val="21"/>
+          <w:shd w:val="clear" w:color="auto" w:fill="FAFAFA"/>
+        </w:rPr>
+        <w:t>sleep</w:t>
+      </w:r>
+      <w:proofErr w:type="spellEnd"/>
+      <w:r>
+        <w:rPr>
+          <w:rFonts w:ascii="Helvetica Neue" w:hAnsi="Helvetica Neue"/>
+          <w:color w:val="222325"/>
+          <w:sz w:val="21"/>
+          <w:szCs w:val="21"/>
+          <w:shd w:val="clear" w:color="auto" w:fill="FAFAFA"/>
+        </w:rPr>
+        <w:t xml:space="preserve"> </w:t>
+      </w:r>
+      <w:proofErr w:type="spellStart"/>
+      <w:r>
+        <w:rPr>
+          <w:rFonts w:ascii="Helvetica Neue" w:hAnsi="Helvetica Neue"/>
+          <w:color w:val="222325"/>
+          <w:sz w:val="21"/>
+          <w:szCs w:val="21"/>
+          <w:shd w:val="clear" w:color="auto" w:fill="FAFAFA"/>
+        </w:rPr>
+        <w:t>will</w:t>
+      </w:r>
+      <w:proofErr w:type="spellEnd"/>
+      <w:r>
+        <w:rPr>
+          <w:rFonts w:ascii="Helvetica Neue" w:hAnsi="Helvetica Neue"/>
+          <w:color w:val="222325"/>
+          <w:sz w:val="21"/>
+          <w:szCs w:val="21"/>
+          <w:shd w:val="clear" w:color="auto" w:fill="FAFAFA"/>
+        </w:rPr>
+        <w:t xml:space="preserve"> </w:t>
+      </w:r>
+      <w:proofErr w:type="spellStart"/>
+      <w:r>
+        <w:rPr>
+          <w:rFonts w:ascii="Helvetica Neue" w:hAnsi="Helvetica Neue"/>
+          <w:color w:val="222325"/>
+          <w:sz w:val="21"/>
+          <w:szCs w:val="21"/>
+          <w:shd w:val="clear" w:color="auto" w:fill="FAFAFA"/>
+        </w:rPr>
+        <w:t>suck</w:t>
+      </w:r>
+      <w:proofErr w:type="spellEnd"/>
+      <w:r>
+        <w:rPr>
+          <w:rFonts w:ascii="Helvetica Neue" w:hAnsi="Helvetica Neue"/>
+          <w:color w:val="222325"/>
+          <w:sz w:val="21"/>
+          <w:szCs w:val="21"/>
+          <w:shd w:val="clear" w:color="auto" w:fill="FAFAFA"/>
+        </w:rPr>
+        <w:t xml:space="preserve"> all the </w:t>
+      </w:r>
+      <w:proofErr w:type="spellStart"/>
+      <w:r>
+        <w:rPr>
+          <w:rFonts w:ascii="Helvetica Neue" w:hAnsi="Helvetica Neue"/>
+          <w:color w:val="222325"/>
+          <w:sz w:val="21"/>
+          <w:szCs w:val="21"/>
+          <w:shd w:val="clear" w:color="auto" w:fill="FAFAFA"/>
+        </w:rPr>
+        <w:t>battery</w:t>
+      </w:r>
+      <w:proofErr w:type="spellEnd"/>
+      <w:r>
+        <w:rPr>
+          <w:rFonts w:ascii="Helvetica Neue" w:hAnsi="Helvetica Neue"/>
+          <w:color w:val="222325"/>
+          <w:sz w:val="21"/>
+          <w:szCs w:val="21"/>
+          <w:shd w:val="clear" w:color="auto" w:fill="FAFAFA"/>
+        </w:rPr>
+        <w:t xml:space="preserve">), to </w:t>
+      </w:r>
+      <w:proofErr w:type="spellStart"/>
+      <w:r>
+        <w:rPr>
+          <w:rFonts w:ascii="Helvetica Neue" w:hAnsi="Helvetica Neue"/>
+          <w:color w:val="222325"/>
+          <w:sz w:val="21"/>
+          <w:szCs w:val="21"/>
+          <w:shd w:val="clear" w:color="auto" w:fill="FAFAFA"/>
+        </w:rPr>
+        <w:t>prevent</w:t>
+      </w:r>
+      <w:proofErr w:type="spellEnd"/>
+      <w:r>
+        <w:rPr>
+          <w:rFonts w:ascii="Helvetica Neue" w:hAnsi="Helvetica Neue"/>
+          <w:color w:val="222325"/>
+          <w:sz w:val="21"/>
+          <w:szCs w:val="21"/>
+          <w:shd w:val="clear" w:color="auto" w:fill="FAFAFA"/>
+        </w:rPr>
+        <w:t xml:space="preserve"> </w:t>
+      </w:r>
+      <w:proofErr w:type="spellStart"/>
+      <w:r>
+        <w:rPr>
+          <w:rFonts w:ascii="Helvetica Neue" w:hAnsi="Helvetica Neue"/>
+          <w:color w:val="222325"/>
+          <w:sz w:val="21"/>
+          <w:szCs w:val="21"/>
+          <w:shd w:val="clear" w:color="auto" w:fill="FAFAFA"/>
+        </w:rPr>
+        <w:t>damaging</w:t>
+      </w:r>
+      <w:proofErr w:type="spellEnd"/>
+      <w:r>
+        <w:rPr>
+          <w:rFonts w:ascii="Helvetica Neue" w:hAnsi="Helvetica Neue"/>
+          <w:color w:val="222325"/>
+          <w:sz w:val="21"/>
+          <w:szCs w:val="21"/>
+          <w:shd w:val="clear" w:color="auto" w:fill="FAFAFA"/>
+        </w:rPr>
+        <w:t xml:space="preserve"> the </w:t>
+      </w:r>
+      <w:proofErr w:type="spellStart"/>
+      <w:r>
+        <w:rPr>
+          <w:rFonts w:ascii="Helvetica Neue" w:hAnsi="Helvetica Neue"/>
+          <w:color w:val="222325"/>
+          <w:sz w:val="21"/>
+          <w:szCs w:val="21"/>
+          <w:shd w:val="clear" w:color="auto" w:fill="FAFAFA"/>
+        </w:rPr>
+        <w:t>battery</w:t>
+      </w:r>
+      <w:proofErr w:type="spellEnd"/>
+    </w:p>
+    <w:p>
+      <w:pPr>
+        <w:rPr>
+          <w:rFonts w:ascii="Helvetica Neue" w:hAnsi="Helvetica Neue"/>
+          <w:color w:val="222325"/>
+          <w:sz w:val="21"/>
+          <w:szCs w:val="21"/>
+          <w:shd w:val="clear" w:color="auto" w:fill="FAFAFA"/>
+        </w:rPr>
+      </w:pPr>
+    </w:p>
+    <w:p>
+      <w:pPr>
+        <w:rPr>
+          <w:rFonts w:ascii="Helvetica Neue" w:hAnsi="Helvetica Neue"/>
+          <w:b/>
+          <w:bCs/>
+          <w:color w:val="222325"/>
+          <w:sz w:val="21"/>
+          <w:szCs w:val="21"/>
+          <w:shd w:val="clear" w:color="auto" w:fill="FAFAFA"/>
+        </w:rPr>
+      </w:pPr>
+      <w:r>
+        <w:rPr>
+          <w:rFonts w:ascii="Helvetica Neue" w:hAnsi="Helvetica Neue"/>
+          <w:b/>
+          <w:bCs/>
+          <w:color w:val="222325"/>
+          <w:sz w:val="21"/>
+          <w:szCs w:val="21"/>
+          <w:shd w:val="clear" w:color="auto" w:fill="FAFAFA"/>
+        </w:rPr>
+        <w:t xml:space="preserve">There are </w:t>
+      </w:r>
+      <w:proofErr w:type="spellStart"/>
+      <w:r>
+        <w:rPr>
+          <w:rFonts w:ascii="Helvetica Neue" w:hAnsi="Helvetica Neue"/>
+          <w:b/>
+          <w:bCs/>
+          <w:color w:val="222325"/>
+          <w:sz w:val="21"/>
+          <w:szCs w:val="21"/>
+          <w:shd w:val="clear" w:color="auto" w:fill="FAFAFA"/>
+        </w:rPr>
+        <w:t>two</w:t>
+      </w:r>
+      <w:proofErr w:type="spellEnd"/>
+      <w:r>
+        <w:rPr>
+          <w:rFonts w:ascii="Helvetica Neue" w:hAnsi="Helvetica Neue"/>
+          <w:b/>
+          <w:bCs/>
+          <w:color w:val="222325"/>
+          <w:sz w:val="21"/>
+          <w:szCs w:val="21"/>
+          <w:shd w:val="clear" w:color="auto" w:fill="FAFAFA"/>
+        </w:rPr>
+        <w:t xml:space="preserve"> possible configurations for the </w:t>
+      </w:r>
+      <w:proofErr w:type="spellStart"/>
+      <w:r>
+        <w:rPr>
+          <w:rFonts w:ascii="Helvetica Neue" w:hAnsi="Helvetica Neue"/>
+          <w:b/>
+          <w:bCs/>
+          <w:color w:val="222325"/>
+          <w:sz w:val="21"/>
+          <w:szCs w:val="21"/>
+          <w:shd w:val="clear" w:color="auto" w:fill="FAFAFA"/>
+        </w:rPr>
+        <w:t>battery</w:t>
+      </w:r>
+      <w:proofErr w:type="spellEnd"/>
+      <w:r>
+        <w:rPr>
+          <w:rFonts w:ascii="Helvetica Neue" w:hAnsi="Helvetica Neue"/>
+          <w:b/>
+          <w:bCs/>
+          <w:color w:val="222325"/>
+          <w:sz w:val="21"/>
+          <w:szCs w:val="21"/>
+          <w:shd w:val="clear" w:color="auto" w:fill="FAFAFA"/>
+        </w:rPr>
+        <w:t xml:space="preserve"> and W5500 positions. </w:t>
+      </w:r>
+      <w:proofErr w:type="spellStart"/>
+      <w:r>
+        <w:rPr>
+          <w:rFonts w:ascii="Helvetica Neue" w:hAnsi="Helvetica Neue"/>
+          <w:b/>
+          <w:bCs/>
+          <w:color w:val="222325"/>
+          <w:sz w:val="21"/>
+          <w:szCs w:val="21"/>
+          <w:shd w:val="clear" w:color="auto" w:fill="FAFAFA"/>
+        </w:rPr>
+        <w:t>Should</w:t>
+      </w:r>
+      <w:proofErr w:type="spellEnd"/>
+      <w:r>
+        <w:rPr>
+          <w:rFonts w:ascii="Helvetica Neue" w:hAnsi="Helvetica Neue"/>
+          <w:b/>
+          <w:bCs/>
+          <w:color w:val="222325"/>
+          <w:sz w:val="21"/>
+          <w:szCs w:val="21"/>
+          <w:shd w:val="clear" w:color="auto" w:fill="FAFAFA"/>
+        </w:rPr>
+        <w:t xml:space="preserve"> the new </w:t>
+      </w:r>
+      <w:proofErr w:type="spellStart"/>
+      <w:r>
+        <w:rPr>
+          <w:rFonts w:ascii="Helvetica Neue" w:hAnsi="Helvetica Neue"/>
+          <w:b/>
+          <w:bCs/>
+          <w:color w:val="222325"/>
+          <w:sz w:val="21"/>
+          <w:szCs w:val="21"/>
+          <w:shd w:val="clear" w:color="auto" w:fill="FAFAFA"/>
+        </w:rPr>
+        <w:t>EasyEDA</w:t>
+      </w:r>
+      <w:proofErr w:type="spellEnd"/>
+      <w:r>
+        <w:rPr>
+          <w:rFonts w:ascii="Helvetica Neue" w:hAnsi="Helvetica Neue"/>
+          <w:b/>
+          <w:bCs/>
+          <w:color w:val="222325"/>
+          <w:sz w:val="21"/>
+          <w:szCs w:val="21"/>
+          <w:shd w:val="clear" w:color="auto" w:fill="FAFAFA"/>
+        </w:rPr>
+        <w:t xml:space="preserve"> design support </w:t>
+      </w:r>
+      <w:proofErr w:type="spellStart"/>
+      <w:r>
+        <w:rPr>
+          <w:rFonts w:ascii="Helvetica Neue" w:hAnsi="Helvetica Neue"/>
+          <w:b/>
+          <w:bCs/>
+          <w:color w:val="222325"/>
+          <w:sz w:val="21"/>
+          <w:szCs w:val="21"/>
+          <w:shd w:val="clear" w:color="auto" w:fill="FAFAFA"/>
+        </w:rPr>
+        <w:t>both</w:t>
+      </w:r>
+      <w:proofErr w:type="spellEnd"/>
+      <w:r>
+        <w:rPr>
+          <w:rFonts w:ascii="Helvetica Neue" w:hAnsi="Helvetica Neue"/>
+          <w:b/>
+          <w:bCs/>
+          <w:color w:val="222325"/>
+          <w:sz w:val="21"/>
+          <w:szCs w:val="21"/>
+          <w:shd w:val="clear" w:color="auto" w:fill="FAFAFA"/>
+        </w:rPr>
+        <w:t xml:space="preserve"> of </w:t>
+      </w:r>
+      <w:proofErr w:type="spellStart"/>
+      <w:r>
+        <w:rPr>
+          <w:rFonts w:ascii="Helvetica Neue" w:hAnsi="Helvetica Neue"/>
+          <w:b/>
+          <w:bCs/>
+          <w:color w:val="222325"/>
+          <w:sz w:val="21"/>
+          <w:szCs w:val="21"/>
+          <w:shd w:val="clear" w:color="auto" w:fill="FAFAFA"/>
+        </w:rPr>
+        <w:t>these</w:t>
+      </w:r>
+      <w:proofErr w:type="spellEnd"/>
+      <w:r>
+        <w:rPr>
+          <w:rFonts w:ascii="Helvetica Neue" w:hAnsi="Helvetica Neue"/>
+          <w:b/>
+          <w:bCs/>
+          <w:color w:val="222325"/>
+          <w:sz w:val="21"/>
+          <w:szCs w:val="21"/>
+          <w:shd w:val="clear" w:color="auto" w:fill="FAFAFA"/>
+        </w:rPr>
+        <w:t xml:space="preserve"> </w:t>
+      </w:r>
+      <w:proofErr w:type="spellStart"/>
+      <w:r>
+        <w:rPr>
+          <w:rFonts w:ascii="Helvetica Neue" w:hAnsi="Helvetica Neue"/>
+          <w:b/>
+          <w:bCs/>
+          <w:color w:val="222325"/>
+          <w:sz w:val="21"/>
+          <w:szCs w:val="21"/>
+          <w:shd w:val="clear" w:color="auto" w:fill="FAFAFA"/>
+        </w:rPr>
+        <w:t>layouts</w:t>
+      </w:r>
+      <w:proofErr w:type="spellEnd"/>
+      <w:r>
+        <w:rPr>
+          <w:rFonts w:ascii="Helvetica Neue" w:hAnsi="Helvetica Neue"/>
+          <w:b/>
+          <w:bCs/>
+          <w:color w:val="222325"/>
+          <w:sz w:val="21"/>
+          <w:szCs w:val="21"/>
+          <w:shd w:val="clear" w:color="auto" w:fill="FAFAFA"/>
+        </w:rPr>
+        <w:t xml:space="preserve"> on a single, </w:t>
+      </w:r>
+      <w:proofErr w:type="spellStart"/>
+      <w:r>
+        <w:rPr>
+          <w:rFonts w:ascii="Helvetica Neue" w:hAnsi="Helvetica Neue"/>
+          <w:b/>
+          <w:bCs/>
+          <w:color w:val="222325"/>
+          <w:sz w:val="21"/>
+          <w:szCs w:val="21"/>
+          <w:shd w:val="clear" w:color="auto" w:fill="FAFAFA"/>
+        </w:rPr>
+        <w:t>universal</w:t>
+      </w:r>
+      <w:proofErr w:type="spellEnd"/>
+      <w:r>
+        <w:rPr>
+          <w:rFonts w:ascii="Helvetica Neue" w:hAnsi="Helvetica Neue"/>
+          <w:b/>
+          <w:bCs/>
+          <w:color w:val="222325"/>
+          <w:sz w:val="21"/>
+          <w:szCs w:val="21"/>
+          <w:shd w:val="clear" w:color="auto" w:fill="FAFAFA"/>
+        </w:rPr>
+        <w:t xml:space="preserve"> PCB, or are </w:t>
+      </w:r>
+      <w:proofErr w:type="spellStart"/>
+      <w:r>
+        <w:rPr>
+          <w:rFonts w:ascii="Helvetica Neue" w:hAnsi="Helvetica Neue"/>
+          <w:b/>
+          <w:bCs/>
+          <w:color w:val="222325"/>
+          <w:sz w:val="21"/>
+          <w:szCs w:val="21"/>
+          <w:shd w:val="clear" w:color="auto" w:fill="FAFAFA"/>
+        </w:rPr>
+        <w:t>we</w:t>
+      </w:r>
+      <w:proofErr w:type="spellEnd"/>
+      <w:r>
+        <w:rPr>
+          <w:rFonts w:ascii="Helvetica Neue" w:hAnsi="Helvetica Neue"/>
+          <w:b/>
+          <w:bCs/>
+          <w:color w:val="222325"/>
+          <w:sz w:val="21"/>
+          <w:szCs w:val="21"/>
+          <w:shd w:val="clear" w:color="auto" w:fill="FAFAFA"/>
+        </w:rPr>
+        <w:t xml:space="preserve"> </w:t>
+      </w:r>
+      <w:proofErr w:type="spellStart"/>
+      <w:r>
+        <w:rPr>
+          <w:rFonts w:ascii="Helvetica Neue" w:hAnsi="Helvetica Neue"/>
+          <w:b/>
+          <w:bCs/>
+          <w:color w:val="222325"/>
+          <w:sz w:val="21"/>
+          <w:szCs w:val="21"/>
+          <w:shd w:val="clear" w:color="auto" w:fill="FAFAFA"/>
+        </w:rPr>
+        <w:t>designing</w:t>
+      </w:r>
+      <w:proofErr w:type="spellEnd"/>
+      <w:r>
+        <w:rPr>
+          <w:rFonts w:ascii="Helvetica Neue" w:hAnsi="Helvetica Neue"/>
+          <w:b/>
+          <w:bCs/>
+          <w:color w:val="222325"/>
+          <w:sz w:val="21"/>
+          <w:szCs w:val="21"/>
+          <w:shd w:val="clear" w:color="auto" w:fill="FAFAFA"/>
+        </w:rPr>
+        <w:t xml:space="preserve"> </w:t>
+      </w:r>
+      <w:proofErr w:type="spellStart"/>
+      <w:r>
+        <w:rPr>
+          <w:rFonts w:ascii="Helvetica Neue" w:hAnsi="Helvetica Neue"/>
+          <w:b/>
+          <w:bCs/>
+          <w:color w:val="222325"/>
+          <w:sz w:val="21"/>
+          <w:szCs w:val="21"/>
+          <w:shd w:val="clear" w:color="auto" w:fill="FAFAFA"/>
+        </w:rPr>
+        <w:t>two</w:t>
+      </w:r>
+      <w:proofErr w:type="spellEnd"/>
+      <w:r>
+        <w:rPr>
+          <w:rFonts w:ascii="Helvetica Neue" w:hAnsi="Helvetica Neue"/>
+          <w:b/>
+          <w:bCs/>
+          <w:color w:val="222325"/>
+          <w:sz w:val="21"/>
+          <w:szCs w:val="21"/>
+          <w:shd w:val="clear" w:color="auto" w:fill="FAFAFA"/>
+        </w:rPr>
+        <w:t xml:space="preserve"> distinct </w:t>
+      </w:r>
+      <w:proofErr w:type="spellStart"/>
+      <w:r>
+        <w:rPr>
+          <w:rFonts w:ascii="Helvetica Neue" w:hAnsi="Helvetica Neue"/>
+          <w:b/>
+          <w:bCs/>
+          <w:color w:val="222325"/>
+          <w:sz w:val="21"/>
+          <w:szCs w:val="21"/>
+          <w:shd w:val="clear" w:color="auto" w:fill="FAFAFA"/>
+        </w:rPr>
+        <w:t>board</w:t>
+      </w:r>
+      <w:proofErr w:type="spellEnd"/>
+      <w:r>
+        <w:rPr>
+          <w:rFonts w:ascii="Helvetica Neue" w:hAnsi="Helvetica Neue"/>
+          <w:b/>
+          <w:bCs/>
+          <w:color w:val="222325"/>
+          <w:sz w:val="21"/>
+          <w:szCs w:val="21"/>
+          <w:shd w:val="clear" w:color="auto" w:fill="FAFAFA"/>
+        </w:rPr>
+        <w:t xml:space="preserve"> </w:t>
+      </w:r>
+      <w:proofErr w:type="gramStart"/>
+      <w:r>
+        <w:rPr>
+          <w:rFonts w:ascii="Helvetica Neue" w:hAnsi="Helvetica Neue"/>
+          <w:b/>
+          <w:bCs/>
+          <w:color w:val="222325"/>
+          <w:sz w:val="21"/>
+          <w:szCs w:val="21"/>
+          <w:shd w:val="clear" w:color="auto" w:fill="FAFAFA"/>
+        </w:rPr>
+        <w:t>variants?</w:t>
+      </w:r>
+      <w:proofErr w:type="gramEnd"/>
+    </w:p>
+    <w:p>
+      <w:pPr>
+        <w:rPr>
+          <w:rFonts w:ascii="Helvetica Neue" w:hAnsi="Helvetica Neue"/>
+          <w:color w:val="222325"/>
+          <w:sz w:val="21"/>
+          <w:szCs w:val="21"/>
+          <w:shd w:val="clear" w:color="auto" w:fill="FAFAFA"/>
+        </w:rPr>
+      </w:pPr>
+      <w:r>
+        <w:rPr>
+          <w:rFonts w:ascii="Helvetica Neue" w:hAnsi="Helvetica Neue"/>
+          <w:color w:val="222325"/>
+          <w:sz w:val="21"/>
+          <w:szCs w:val="21"/>
+          <w:shd w:val="clear" w:color="auto" w:fill="FAFAFA"/>
+        </w:rPr>
+        <w:t xml:space="preserve">I </w:t>
+      </w:r>
+      <w:proofErr w:type="spellStart"/>
+      <w:r>
+        <w:rPr>
+          <w:rFonts w:ascii="Helvetica Neue" w:hAnsi="Helvetica Neue"/>
+          <w:color w:val="222325"/>
+          <w:sz w:val="21"/>
+          <w:szCs w:val="21"/>
+          <w:shd w:val="clear" w:color="auto" w:fill="FAFAFA"/>
+        </w:rPr>
+        <w:t>need</w:t>
+      </w:r>
+      <w:proofErr w:type="spellEnd"/>
+      <w:r>
+        <w:rPr>
+          <w:rFonts w:ascii="Helvetica Neue" w:hAnsi="Helvetica Neue"/>
+          <w:color w:val="222325"/>
+          <w:sz w:val="21"/>
+          <w:szCs w:val="21"/>
+          <w:shd w:val="clear" w:color="auto" w:fill="FAFAFA"/>
+        </w:rPr>
+        <w:t xml:space="preserve"> one </w:t>
+      </w:r>
+      <w:proofErr w:type="spellStart"/>
+      <w:r>
+        <w:rPr>
+          <w:rFonts w:ascii="Helvetica Neue" w:hAnsi="Helvetica Neue"/>
+          <w:color w:val="222325"/>
+          <w:sz w:val="21"/>
+          <w:szCs w:val="21"/>
+          <w:shd w:val="clear" w:color="auto" w:fill="FAFAFA"/>
+        </w:rPr>
+        <w:t>board</w:t>
+      </w:r>
+      <w:proofErr w:type="spellEnd"/>
+      <w:r>
+        <w:rPr>
+          <w:rFonts w:ascii="Helvetica Neue" w:hAnsi="Helvetica Neue"/>
+          <w:color w:val="222325"/>
+          <w:sz w:val="21"/>
+          <w:szCs w:val="21"/>
+          <w:shd w:val="clear" w:color="auto" w:fill="FAFAFA"/>
+        </w:rPr>
+        <w:t xml:space="preserve"> able to support </w:t>
+      </w:r>
+      <w:proofErr w:type="spellStart"/>
+      <w:r>
+        <w:rPr>
+          <w:rFonts w:ascii="Helvetica Neue" w:hAnsi="Helvetica Neue"/>
+          <w:color w:val="222325"/>
+          <w:sz w:val="21"/>
+          <w:szCs w:val="21"/>
+          <w:shd w:val="clear" w:color="auto" w:fill="FAFAFA"/>
+        </w:rPr>
+        <w:t>both</w:t>
+      </w:r>
+      <w:proofErr w:type="spellEnd"/>
+      <w:r>
+        <w:rPr>
+          <w:rFonts w:ascii="Helvetica Neue" w:hAnsi="Helvetica Neue"/>
+          <w:color w:val="222325"/>
+          <w:sz w:val="21"/>
+          <w:szCs w:val="21"/>
+          <w:shd w:val="clear" w:color="auto" w:fill="FAFAFA"/>
+        </w:rPr>
+        <w:t xml:space="preserve"> configuration </w:t>
+      </w:r>
+      <w:proofErr w:type="spellStart"/>
+      <w:r>
+        <w:rPr>
+          <w:rFonts w:ascii="Helvetica Neue" w:hAnsi="Helvetica Neue"/>
+          <w:color w:val="222325"/>
+          <w:sz w:val="21"/>
+          <w:szCs w:val="21"/>
+          <w:shd w:val="clear" w:color="auto" w:fill="FAFAFA"/>
+        </w:rPr>
+        <w:t>so</w:t>
+      </w:r>
+      <w:proofErr w:type="spellEnd"/>
+      <w:r>
+        <w:rPr>
+          <w:rFonts w:ascii="Helvetica Neue" w:hAnsi="Helvetica Neue"/>
+          <w:color w:val="222325"/>
+          <w:sz w:val="21"/>
+          <w:szCs w:val="21"/>
+          <w:shd w:val="clear" w:color="auto" w:fill="FAFAFA"/>
+        </w:rPr>
+        <w:t xml:space="preserve"> </w:t>
+      </w:r>
+      <w:proofErr w:type="spellStart"/>
+      <w:r>
+        <w:rPr>
+          <w:rFonts w:ascii="Helvetica Neue" w:hAnsi="Helvetica Neue"/>
+          <w:color w:val="222325"/>
+          <w:sz w:val="21"/>
+          <w:szCs w:val="21"/>
+          <w:shd w:val="clear" w:color="auto" w:fill="FAFAFA"/>
+        </w:rPr>
+        <w:t>when</w:t>
+      </w:r>
+      <w:proofErr w:type="spellEnd"/>
+      <w:r>
+        <w:rPr>
+          <w:rFonts w:ascii="Helvetica Neue" w:hAnsi="Helvetica Neue"/>
+          <w:color w:val="222325"/>
+          <w:sz w:val="21"/>
+          <w:szCs w:val="21"/>
+          <w:shd w:val="clear" w:color="auto" w:fill="FAFAFA"/>
+        </w:rPr>
+        <w:t xml:space="preserve"> </w:t>
+      </w:r>
+      <w:proofErr w:type="spellStart"/>
+      <w:r>
+        <w:rPr>
+          <w:rFonts w:ascii="Helvetica Neue" w:hAnsi="Helvetica Neue"/>
+          <w:color w:val="222325"/>
+          <w:sz w:val="21"/>
+          <w:szCs w:val="21"/>
+          <w:shd w:val="clear" w:color="auto" w:fill="FAFAFA"/>
+        </w:rPr>
+        <w:t>soldering</w:t>
+      </w:r>
+      <w:proofErr w:type="spellEnd"/>
+      <w:r>
+        <w:rPr>
+          <w:rFonts w:ascii="Helvetica Neue" w:hAnsi="Helvetica Neue"/>
+          <w:color w:val="222325"/>
+          <w:sz w:val="21"/>
+          <w:szCs w:val="21"/>
+          <w:shd w:val="clear" w:color="auto" w:fill="FAFAFA"/>
+        </w:rPr>
+        <w:t xml:space="preserve"> component I </w:t>
+      </w:r>
+      <w:proofErr w:type="spellStart"/>
+      <w:r>
+        <w:rPr>
+          <w:rFonts w:ascii="Helvetica Neue" w:hAnsi="Helvetica Neue"/>
+          <w:color w:val="222325"/>
+          <w:sz w:val="21"/>
+          <w:szCs w:val="21"/>
+          <w:shd w:val="clear" w:color="auto" w:fill="FAFAFA"/>
+        </w:rPr>
+        <w:t>choose</w:t>
+      </w:r>
+      <w:proofErr w:type="spellEnd"/>
+      <w:r>
+        <w:rPr>
+          <w:rFonts w:ascii="Helvetica Neue" w:hAnsi="Helvetica Neue"/>
+          <w:color w:val="222325"/>
+          <w:sz w:val="21"/>
+          <w:szCs w:val="21"/>
+          <w:shd w:val="clear" w:color="auto" w:fill="FAFAFA"/>
+        </w:rPr>
+        <w:t xml:space="preserve"> </w:t>
+      </w:r>
+      <w:proofErr w:type="spellStart"/>
+      <w:r>
+        <w:rPr>
+          <w:rFonts w:ascii="Helvetica Neue" w:hAnsi="Helvetica Neue"/>
+          <w:color w:val="222325"/>
+          <w:sz w:val="21"/>
+          <w:szCs w:val="21"/>
+          <w:shd w:val="clear" w:color="auto" w:fill="FAFAFA"/>
+        </w:rPr>
+        <w:t>which</w:t>
+      </w:r>
+      <w:proofErr w:type="spellEnd"/>
+      <w:r>
+        <w:rPr>
+          <w:rFonts w:ascii="Helvetica Neue" w:hAnsi="Helvetica Neue"/>
+          <w:color w:val="222325"/>
+          <w:sz w:val="21"/>
+          <w:szCs w:val="21"/>
+          <w:shd w:val="clear" w:color="auto" w:fill="FAFAFA"/>
+        </w:rPr>
+        <w:t xml:space="preserve"> one to use</w:t>
+      </w:r>
+    </w:p>
+    <w:p>
+      <w:pPr>
+        <w:rPr>
+          <w:rFonts w:ascii="Helvetica Neue" w:hAnsi="Helvetica Neue"/>
+          <w:color w:val="222325"/>
+          <w:sz w:val="21"/>
+          <w:szCs w:val="21"/>
+          <w:shd w:val="clear" w:color="auto" w:fill="FAFAFA"/>
+        </w:rPr>
+      </w:pPr>
+    </w:p>
+    <w:p>
+      <w:pPr>
+        <w:rPr>
+          <w:rFonts w:ascii="Helvetica Neue" w:hAnsi="Helvetica Neue"/>
+          <w:color w:val="222325"/>
+          <w:sz w:val="21"/>
+          <w:szCs w:val="21"/>
+          <w:shd w:val="clear" w:color="auto" w:fill="FAFAFA"/>
+        </w:rPr>
+      </w:pPr>
+      <w:r>
+        <w:rPr>
+          <w:rFonts w:ascii="Helvetica Neue" w:hAnsi="Helvetica Neue"/>
+          <w:color w:val="222325"/>
+          <w:sz w:val="21"/>
+          <w:szCs w:val="21"/>
+          <w:shd w:val="clear" w:color="auto" w:fill="FAFAFA"/>
+        </w:rPr>
+        <w:t xml:space="preserve">Components </w:t>
+      </w:r>
+      <w:proofErr w:type="spellStart"/>
+      <w:r>
+        <w:rPr>
+          <w:rFonts w:ascii="Helvetica Neue" w:hAnsi="Helvetica Neue"/>
+          <w:color w:val="222325"/>
+          <w:sz w:val="21"/>
+          <w:szCs w:val="21"/>
+          <w:shd w:val="clear" w:color="auto" w:fill="FAFAFA"/>
+        </w:rPr>
+        <w:t>locked</w:t>
+      </w:r>
+      <w:proofErr w:type="spellEnd"/>
+      <w:r>
+        <w:rPr>
+          <w:rFonts w:ascii="Helvetica Neue" w:hAnsi="Helvetica Neue"/>
+          <w:color w:val="222325"/>
+          <w:sz w:val="21"/>
+          <w:szCs w:val="21"/>
+          <w:shd w:val="clear" w:color="auto" w:fill="FAFAFA"/>
+        </w:rPr>
+        <w:t xml:space="preserve"> must not be </w:t>
+      </w:r>
+      <w:proofErr w:type="spellStart"/>
+      <w:r>
+        <w:rPr>
+          <w:rFonts w:ascii="Helvetica Neue" w:hAnsi="Helvetica Neue"/>
+          <w:color w:val="222325"/>
+          <w:sz w:val="21"/>
+          <w:szCs w:val="21"/>
+          <w:shd w:val="clear" w:color="auto" w:fill="FAFAFA"/>
+        </w:rPr>
+        <w:t>moved</w:t>
+      </w:r>
+      <w:proofErr w:type="spellEnd"/>
+      <w:r>
+        <w:rPr>
+          <w:rFonts w:ascii="Helvetica Neue" w:hAnsi="Helvetica Neue"/>
+          <w:color w:val="222325"/>
+          <w:sz w:val="21"/>
+          <w:szCs w:val="21"/>
+          <w:shd w:val="clear" w:color="auto" w:fill="FAFAFA"/>
+        </w:rPr>
+        <w:t xml:space="preserve">. </w:t>
+      </w:r>
+      <w:proofErr w:type="spellStart"/>
+      <w:r>
+        <w:rPr>
+          <w:rFonts w:ascii="Helvetica Neue" w:hAnsi="Helvetica Neue"/>
+          <w:color w:val="222325"/>
+          <w:sz w:val="21"/>
+          <w:szCs w:val="21"/>
+          <w:shd w:val="clear" w:color="auto" w:fill="FAFAFA"/>
+        </w:rPr>
+        <w:t>These</w:t>
+      </w:r>
+      <w:proofErr w:type="spellEnd"/>
+      <w:r>
+        <w:rPr>
+          <w:rFonts w:ascii="Helvetica Neue" w:hAnsi="Helvetica Neue"/>
+          <w:color w:val="222325"/>
+          <w:sz w:val="21"/>
+          <w:szCs w:val="21"/>
+          <w:shd w:val="clear" w:color="auto" w:fill="FAFAFA"/>
+        </w:rPr>
+        <w:t xml:space="preserve"> are the </w:t>
+      </w:r>
+      <w:proofErr w:type="spellStart"/>
+      <w:r>
+        <w:rPr>
+          <w:rFonts w:ascii="Helvetica Neue" w:hAnsi="Helvetica Neue"/>
+          <w:color w:val="222325"/>
+          <w:sz w:val="21"/>
+          <w:szCs w:val="21"/>
+          <w:shd w:val="clear" w:color="auto" w:fill="FAFAFA"/>
+        </w:rPr>
+        <w:t>mecanical</w:t>
+      </w:r>
+      <w:proofErr w:type="spellEnd"/>
+      <w:r>
+        <w:rPr>
+          <w:rFonts w:ascii="Helvetica Neue" w:hAnsi="Helvetica Neue"/>
+          <w:color w:val="222325"/>
+          <w:sz w:val="21"/>
+          <w:szCs w:val="21"/>
+          <w:shd w:val="clear" w:color="auto" w:fill="FAFAFA"/>
+        </w:rPr>
+        <w:t xml:space="preserve"> </w:t>
+      </w:r>
+      <w:proofErr w:type="spellStart"/>
+      <w:r>
+        <w:rPr>
+          <w:rFonts w:ascii="Helvetica Neue" w:hAnsi="Helvetica Neue"/>
+          <w:color w:val="222325"/>
+          <w:sz w:val="21"/>
+          <w:szCs w:val="21"/>
+          <w:shd w:val="clear" w:color="auto" w:fill="FAFAFA"/>
+        </w:rPr>
+        <w:t>constraints</w:t>
+      </w:r>
+      <w:proofErr w:type="spellEnd"/>
+      <w:r>
+        <w:rPr>
+          <w:rFonts w:ascii="Helvetica Neue" w:hAnsi="Helvetica Neue"/>
+          <w:color w:val="222325"/>
+          <w:sz w:val="21"/>
+          <w:szCs w:val="21"/>
+          <w:shd w:val="clear" w:color="auto" w:fill="FAFAFA"/>
+        </w:rPr>
+        <w:t xml:space="preserve"> to </w:t>
+      </w:r>
+      <w:proofErr w:type="spellStart"/>
+      <w:r>
+        <w:rPr>
+          <w:rFonts w:ascii="Helvetica Neue" w:hAnsi="Helvetica Neue"/>
+          <w:color w:val="222325"/>
+          <w:sz w:val="21"/>
+          <w:szCs w:val="21"/>
+          <w:shd w:val="clear" w:color="auto" w:fill="FAFAFA"/>
+        </w:rPr>
+        <w:t>be</w:t>
+      </w:r>
+      <w:proofErr w:type="spellEnd"/>
+      <w:r>
+        <w:rPr>
+          <w:rFonts w:ascii="Helvetica Neue" w:hAnsi="Helvetica Neue"/>
+          <w:color w:val="222325"/>
+          <w:sz w:val="21"/>
+          <w:szCs w:val="21"/>
+          <w:shd w:val="clear" w:color="auto" w:fill="FAFAFA"/>
+        </w:rPr>
+        <w:t xml:space="preserve"> </w:t>
+      </w:r>
+      <w:proofErr w:type="spellStart"/>
+      <w:r>
+        <w:rPr>
+          <w:rFonts w:ascii="Helvetica Neue" w:hAnsi="Helvetica Neue"/>
+          <w:color w:val="222325"/>
+          <w:sz w:val="21"/>
+          <w:szCs w:val="21"/>
+          <w:shd w:val="clear" w:color="auto" w:fill="FAFAFA"/>
+        </w:rPr>
+        <w:t>be</w:t>
+      </w:r>
+      <w:proofErr w:type="spellEnd"/>
+      <w:r>
+        <w:rPr>
+          <w:rFonts w:ascii="Helvetica Neue" w:hAnsi="Helvetica Neue"/>
+          <w:color w:val="222325"/>
+          <w:sz w:val="21"/>
+          <w:szCs w:val="21"/>
+          <w:shd w:val="clear" w:color="auto" w:fill="FAFAFA"/>
+        </w:rPr>
+        <w:t xml:space="preserve"> </w:t>
+      </w:r>
+      <w:proofErr w:type="spellStart"/>
+      <w:r>
+        <w:rPr>
+          <w:rFonts w:ascii="Helvetica Neue" w:hAnsi="Helvetica Neue"/>
+          <w:color w:val="222325"/>
+          <w:sz w:val="21"/>
+          <w:szCs w:val="21"/>
+          <w:shd w:val="clear" w:color="auto" w:fill="FAFAFA"/>
+        </w:rPr>
+        <w:t>fulfilled</w:t>
+      </w:r>
+      <w:proofErr w:type="spellEnd"/>
+      <w:r>
+        <w:rPr>
+          <w:rFonts w:ascii="Helvetica Neue" w:hAnsi="Helvetica Neue"/>
+          <w:color w:val="222325"/>
+          <w:sz w:val="21"/>
+          <w:szCs w:val="21"/>
+          <w:shd w:val="clear" w:color="auto" w:fill="FAFAFA"/>
+        </w:rPr>
+        <w:t xml:space="preserve">. The exception </w:t>
+      </w:r>
+      <w:proofErr w:type="spellStart"/>
+      <w:r>
+        <w:rPr>
+          <w:rFonts w:ascii="Helvetica Neue" w:hAnsi="Helvetica Neue"/>
+          <w:color w:val="222325"/>
+          <w:sz w:val="21"/>
+          <w:szCs w:val="21"/>
+          <w:shd w:val="clear" w:color="auto" w:fill="FAFAFA"/>
+        </w:rPr>
+        <w:t>is</w:t>
+      </w:r>
+      <w:proofErr w:type="spellEnd"/>
+      <w:r>
+        <w:rPr>
+          <w:rFonts w:ascii="Helvetica Neue" w:hAnsi="Helvetica Neue"/>
+          <w:color w:val="222325"/>
+          <w:sz w:val="21"/>
+          <w:szCs w:val="21"/>
+          <w:shd w:val="clear" w:color="auto" w:fill="FAFAFA"/>
+        </w:rPr>
+        <w:t xml:space="preserve"> </w:t>
+      </w:r>
+      <w:proofErr w:type="spellStart"/>
+      <w:r>
+        <w:rPr>
+          <w:rFonts w:ascii="Helvetica Neue" w:hAnsi="Helvetica Neue"/>
+          <w:color w:val="222325"/>
+          <w:sz w:val="21"/>
+          <w:szCs w:val="21"/>
+          <w:shd w:val="clear" w:color="auto" w:fill="FAFAFA"/>
+        </w:rPr>
+        <w:t>that</w:t>
+      </w:r>
+      <w:proofErr w:type="spellEnd"/>
+      <w:r>
+        <w:rPr>
+          <w:rFonts w:ascii="Helvetica Neue" w:hAnsi="Helvetica Neue"/>
+          <w:color w:val="222325"/>
+          <w:sz w:val="21"/>
+          <w:szCs w:val="21"/>
+          <w:shd w:val="clear" w:color="auto" w:fill="FAFAFA"/>
+        </w:rPr>
+        <w:t xml:space="preserve"> </w:t>
+      </w:r>
+      <w:proofErr w:type="spellStart"/>
+      <w:r>
+        <w:rPr>
+          <w:rFonts w:ascii="Helvetica Neue" w:hAnsi="Helvetica Neue"/>
+          <w:color w:val="222325"/>
+          <w:sz w:val="21"/>
+          <w:szCs w:val="21"/>
+          <w:shd w:val="clear" w:color="auto" w:fill="FAFAFA"/>
+        </w:rPr>
+        <w:t>you</w:t>
+      </w:r>
+      <w:proofErr w:type="spellEnd"/>
+      <w:r>
+        <w:rPr>
+          <w:rFonts w:ascii="Helvetica Neue" w:hAnsi="Helvetica Neue"/>
+          <w:color w:val="222325"/>
+          <w:sz w:val="21"/>
+          <w:szCs w:val="21"/>
+          <w:shd w:val="clear" w:color="auto" w:fill="FAFAFA"/>
+        </w:rPr>
+        <w:t xml:space="preserve"> cam move the U15 &amp; U16 (</w:t>
+      </w:r>
+      <w:proofErr w:type="spellStart"/>
+      <w:r>
+        <w:rPr>
+          <w:rFonts w:ascii="Helvetica Neue" w:hAnsi="Helvetica Neue"/>
+          <w:color w:val="222325"/>
+          <w:sz w:val="21"/>
+          <w:szCs w:val="21"/>
+          <w:shd w:val="clear" w:color="auto" w:fill="FAFAFA"/>
+        </w:rPr>
+        <w:t>battery</w:t>
+      </w:r>
+      <w:proofErr w:type="spellEnd"/>
+      <w:r>
+        <w:rPr>
+          <w:rFonts w:ascii="Helvetica Neue" w:hAnsi="Helvetica Neue"/>
+          <w:color w:val="222325"/>
+          <w:sz w:val="21"/>
+          <w:szCs w:val="21"/>
+          <w:shd w:val="clear" w:color="auto" w:fill="FAFAFA"/>
+        </w:rPr>
+        <w:t xml:space="preserve"> </w:t>
+      </w:r>
+      <w:proofErr w:type="spellStart"/>
+      <w:r>
+        <w:rPr>
+          <w:rFonts w:ascii="Helvetica Neue" w:hAnsi="Helvetica Neue"/>
+          <w:color w:val="222325"/>
+          <w:sz w:val="21"/>
+          <w:szCs w:val="21"/>
+          <w:shd w:val="clear" w:color="auto" w:fill="FAFAFA"/>
+        </w:rPr>
+        <w:t>connector</w:t>
+      </w:r>
+      <w:proofErr w:type="spellEnd"/>
+      <w:r>
+        <w:rPr>
+          <w:rFonts w:ascii="Helvetica Neue" w:hAnsi="Helvetica Neue"/>
+          <w:color w:val="222325"/>
+          <w:sz w:val="21"/>
+          <w:szCs w:val="21"/>
+          <w:shd w:val="clear" w:color="auto" w:fill="FAFAFA"/>
+        </w:rPr>
+        <w:t xml:space="preserve">) </w:t>
+      </w:r>
+      <w:proofErr w:type="spellStart"/>
+      <w:r>
+        <w:rPr>
+          <w:rFonts w:ascii="Helvetica Neue" w:hAnsi="Helvetica Neue"/>
+          <w:color w:val="222325"/>
+          <w:sz w:val="21"/>
+          <w:szCs w:val="21"/>
+          <w:shd w:val="clear" w:color="auto" w:fill="FAFAFA"/>
+        </w:rPr>
+        <w:t>provided</w:t>
+      </w:r>
+      <w:proofErr w:type="spellEnd"/>
+      <w:r>
+        <w:rPr>
+          <w:rFonts w:ascii="Helvetica Neue" w:hAnsi="Helvetica Neue"/>
+          <w:color w:val="222325"/>
+          <w:sz w:val="21"/>
+          <w:szCs w:val="21"/>
+          <w:shd w:val="clear" w:color="auto" w:fill="FAFAFA"/>
+        </w:rPr>
+        <w:t xml:space="preserve"> </w:t>
+      </w:r>
+      <w:proofErr w:type="spellStart"/>
+      <w:r>
+        <w:rPr>
+          <w:rFonts w:ascii="Helvetica Neue" w:hAnsi="Helvetica Neue"/>
+          <w:color w:val="222325"/>
+          <w:sz w:val="21"/>
+          <w:szCs w:val="21"/>
+          <w:shd w:val="clear" w:color="auto" w:fill="FAFAFA"/>
+        </w:rPr>
+        <w:t>they</w:t>
+      </w:r>
+      <w:proofErr w:type="spellEnd"/>
+      <w:r>
+        <w:rPr>
+          <w:rFonts w:ascii="Helvetica Neue" w:hAnsi="Helvetica Neue"/>
+          <w:color w:val="222325"/>
+          <w:sz w:val="21"/>
+          <w:szCs w:val="21"/>
+          <w:shd w:val="clear" w:color="auto" w:fill="FAFAFA"/>
+        </w:rPr>
+        <w:t xml:space="preserve"> can </w:t>
+      </w:r>
+      <w:proofErr w:type="spellStart"/>
+      <w:r>
+        <w:rPr>
+          <w:rFonts w:ascii="Helvetica Neue" w:hAnsi="Helvetica Neue"/>
+          <w:color w:val="222325"/>
+          <w:sz w:val="21"/>
+          <w:szCs w:val="21"/>
+          <w:shd w:val="clear" w:color="auto" w:fill="FAFAFA"/>
+        </w:rPr>
+        <w:t>be</w:t>
+      </w:r>
+      <w:proofErr w:type="spellEnd"/>
+      <w:r>
+        <w:rPr>
+          <w:rFonts w:ascii="Helvetica Neue" w:hAnsi="Helvetica Neue"/>
+          <w:color w:val="222325"/>
+          <w:sz w:val="21"/>
+          <w:szCs w:val="21"/>
+          <w:shd w:val="clear" w:color="auto" w:fill="FAFAFA"/>
+        </w:rPr>
+        <w:t xml:space="preserve"> </w:t>
+      </w:r>
+      <w:proofErr w:type="spellStart"/>
+      <w:r>
+        <w:rPr>
+          <w:rFonts w:ascii="Helvetica Neue" w:hAnsi="Helvetica Neue"/>
+          <w:color w:val="222325"/>
+          <w:sz w:val="21"/>
+          <w:szCs w:val="21"/>
+          <w:shd w:val="clear" w:color="auto" w:fill="FAFAFA"/>
+        </w:rPr>
+        <w:t>easily</w:t>
+      </w:r>
+      <w:proofErr w:type="spellEnd"/>
+      <w:r>
+        <w:rPr>
+          <w:rFonts w:ascii="Helvetica Neue" w:hAnsi="Helvetica Neue"/>
+          <w:color w:val="222325"/>
+          <w:sz w:val="21"/>
+          <w:szCs w:val="21"/>
+          <w:shd w:val="clear" w:color="auto" w:fill="FAFAFA"/>
+        </w:rPr>
+        <w:t xml:space="preserve"> accessible </w:t>
+      </w:r>
+      <w:proofErr w:type="spellStart"/>
+      <w:r>
+        <w:rPr>
+          <w:rFonts w:ascii="Helvetica Neue" w:hAnsi="Helvetica Neue"/>
+          <w:color w:val="222325"/>
+          <w:sz w:val="21"/>
+          <w:szCs w:val="21"/>
+          <w:shd w:val="clear" w:color="auto" w:fill="FAFAFA"/>
+        </w:rPr>
+        <w:t>with</w:t>
+      </w:r>
+      <w:proofErr w:type="spellEnd"/>
+      <w:r>
+        <w:rPr>
+          <w:rFonts w:ascii="Helvetica Neue" w:hAnsi="Helvetica Neue"/>
+          <w:color w:val="222325"/>
+          <w:sz w:val="21"/>
+          <w:szCs w:val="21"/>
+          <w:shd w:val="clear" w:color="auto" w:fill="FAFAFA"/>
+        </w:rPr>
+        <w:t xml:space="preserve"> </w:t>
+      </w:r>
+      <w:proofErr w:type="spellStart"/>
+      <w:r>
+        <w:rPr>
+          <w:rFonts w:ascii="Helvetica Neue" w:hAnsi="Helvetica Neue"/>
+          <w:color w:val="222325"/>
+          <w:sz w:val="21"/>
+          <w:szCs w:val="21"/>
+          <w:shd w:val="clear" w:color="auto" w:fill="FAFAFA"/>
+        </w:rPr>
+        <w:t>some</w:t>
+      </w:r>
+      <w:proofErr w:type="spellEnd"/>
+      <w:r>
+        <w:rPr>
+          <w:rFonts w:ascii="Helvetica Neue" w:hAnsi="Helvetica Neue"/>
+          <w:color w:val="222325"/>
+          <w:sz w:val="21"/>
+          <w:szCs w:val="21"/>
+          <w:shd w:val="clear" w:color="auto" w:fill="FAFAFA"/>
+        </w:rPr>
+        <w:t xml:space="preserve"> margina round to plug the </w:t>
+      </w:r>
+      <w:proofErr w:type="spellStart"/>
+      <w:r>
+        <w:rPr>
+          <w:rFonts w:ascii="Helvetica Neue" w:hAnsi="Helvetica Neue"/>
+          <w:color w:val="222325"/>
+          <w:sz w:val="21"/>
+          <w:szCs w:val="21"/>
+          <w:shd w:val="clear" w:color="auto" w:fill="FAFAFA"/>
+        </w:rPr>
+        <w:t>cable</w:t>
+      </w:r>
+      <w:proofErr w:type="spellEnd"/>
+    </w:p>
+    <w:p/>
     <w:p/>
     <w:sectPr>
       <w:pgSz w:w="12240" w:h="15840"/>
@@ -1537,6 +8046,95 @@
     </w:lvl>
   </w:abstractNum>
   <w:abstractNum w:abstractNumId="3" w15:restartNumberingAfterBreak="0">
+    <w:nsid w:val="41371426"/>
+    <w:multiLevelType w:val="hybridMultilevel"/>
+    <w:tmpl w:val="E69A6018"/>
+    <w:lvl w:ilvl="0" w:tplc="040C0011">
+      <w:start w:val="1"/>
+      <w:numFmt w:val="decimal"/>
+      <w:lvlText w:val="%1)"/>
+      <w:lvlJc w:val="left"/>
+      <w:pPr>
+        <w:ind w:left="720" w:hanging="360"/>
+      </w:pPr>
+      <w:rPr>
+        <w:rFonts w:hint="default"/>
+      </w:rPr>
+    </w:lvl>
+    <w:lvl w:ilvl="1" w:tplc="040C0019" w:tentative="1">
+      <w:start w:val="1"/>
+      <w:numFmt w:val="lowerLetter"/>
+      <w:lvlText w:val="%2."/>
+      <w:lvlJc w:val="left"/>
+      <w:pPr>
+        <w:ind w:left="1440" w:hanging="360"/>
+      </w:pPr>
+    </w:lvl>
+    <w:lvl w:ilvl="2" w:tplc="040C001B" w:tentative="1">
+      <w:start w:val="1"/>
+      <w:numFmt w:val="lowerRoman"/>
+      <w:lvlText w:val="%3."/>
+      <w:lvlJc w:val="right"/>
+      <w:pPr>
+        <w:ind w:left="2160" w:hanging="180"/>
+      </w:pPr>
+    </w:lvl>
+    <w:lvl w:ilvl="3" w:tplc="040C000F" w:tentative="1">
+      <w:start w:val="1"/>
+      <w:numFmt w:val="decimal"/>
+      <w:lvlText w:val="%4."/>
+      <w:lvlJc w:val="left"/>
+      <w:pPr>
+        <w:ind w:left="2880" w:hanging="360"/>
+      </w:pPr>
+    </w:lvl>
+    <w:lvl w:ilvl="4" w:tplc="040C0019" w:tentative="1">
+      <w:start w:val="1"/>
+      <w:numFmt w:val="lowerLetter"/>
+      <w:lvlText w:val="%5."/>
+      <w:lvlJc w:val="left"/>
+      <w:pPr>
+        <w:ind w:left="3600" w:hanging="360"/>
+      </w:pPr>
+    </w:lvl>
+    <w:lvl w:ilvl="5" w:tplc="040C001B" w:tentative="1">
+      <w:start w:val="1"/>
+      <w:numFmt w:val="lowerRoman"/>
+      <w:lvlText w:val="%6."/>
+      <w:lvlJc w:val="right"/>
+      <w:pPr>
+        <w:ind w:left="4320" w:hanging="180"/>
+      </w:pPr>
+    </w:lvl>
+    <w:lvl w:ilvl="6" w:tplc="040C000F" w:tentative="1">
+      <w:start w:val="1"/>
+      <w:numFmt w:val="decimal"/>
+      <w:lvlText w:val="%7."/>
+      <w:lvlJc w:val="left"/>
+      <w:pPr>
+        <w:ind w:left="5040" w:hanging="360"/>
+      </w:pPr>
+    </w:lvl>
+    <w:lvl w:ilvl="7" w:tplc="040C0019" w:tentative="1">
+      <w:start w:val="1"/>
+      <w:numFmt w:val="lowerLetter"/>
+      <w:lvlText w:val="%8."/>
+      <w:lvlJc w:val="left"/>
+      <w:pPr>
+        <w:ind w:left="5760" w:hanging="360"/>
+      </w:pPr>
+    </w:lvl>
+    <w:lvl w:ilvl="8" w:tplc="040C001B" w:tentative="1">
+      <w:start w:val="1"/>
+      <w:numFmt w:val="lowerRoman"/>
+      <w:lvlText w:val="%9."/>
+      <w:lvlJc w:val="right"/>
+      <w:pPr>
+        <w:ind w:left="6480" w:hanging="180"/>
+      </w:pPr>
+    </w:lvl>
+  </w:abstractNum>
+  <w:abstractNum w:abstractNumId="4" w15:restartNumberingAfterBreak="0">
     <w:nsid w:val="6DA813D5"/>
     <w:multiLevelType w:val="hybridMultilevel"/>
     <w:tmpl w:val="1F7649A0"/>
@@ -1656,10 +8254,13 @@
     <w:abstractNumId w:val="2"/>
   </w:num>
   <w:num w:numId="3" w16cid:durableId="890967847">
-    <w:abstractNumId w:val="3"/>
+    <w:abstractNumId w:val="4"/>
   </w:num>
   <w:num w:numId="4" w16cid:durableId="443502974">
     <w:abstractNumId w:val="0"/>
+  </w:num>
+  <w:num w:numId="5" w16cid:durableId="1158807764">
+    <w:abstractNumId w:val="3"/>
   </w:num>
 </w:numbering>
 </file>
@@ -2068,6 +8669,7 @@
   <w:style w:type="character" w:default="1" w:styleId="Policepardfaut">
     <w:name w:val="Default Paragraph Font"/>
     <w:uiPriority w:val="1"/>
+    <w:semiHidden/>
     <w:unhideWhenUsed/>
   </w:style>
   <w:style w:type="table" w:default="1" w:styleId="TableauNormal">
